--- a/src/7/Лаб_7_Вайцеховский.docx
+++ b/src/7/Лаб_7_Вайцеховский.docx
@@ -144,7 +144,7 @@
           <w:szCs w:val="28"/>
           <w:lang w:eastAsia="ru-RU"/>
         </w:rPr>
-        <w:t>7.1</w:t>
+        <w:t>7</w:t>
       </w:r>
       <w:r>
         <w:rPr>
@@ -380,7 +380,25 @@
           <w:szCs w:val="28"/>
           <w:lang w:eastAsia="ru-RU"/>
         </w:rPr>
-        <w:t xml:space="preserve">Принял преподаватель   _____________ А.В. </w:t>
+        <w:t xml:space="preserve">Принял преподаватель   _____________ </w:t>
+      </w:r>
+      <w:proofErr w:type="gramStart"/>
+      <w:r>
+        <w:rPr>
+          <w:rFonts w:eastAsia="DengXian" w:cs="Times New Roman"/>
+          <w:szCs w:val="28"/>
+          <w:lang w:eastAsia="ru-RU"/>
+        </w:rPr>
+        <w:t>А.В.</w:t>
+      </w:r>
+      <w:proofErr w:type="gramEnd"/>
+      <w:r>
+        <w:rPr>
+          <w:rFonts w:eastAsia="DengXian" w:cs="Times New Roman"/>
+          <w:szCs w:val="28"/>
+          <w:lang w:eastAsia="ru-RU"/>
+        </w:rPr>
+        <w:t xml:space="preserve"> </w:t>
       </w:r>
       <w:r>
         <w:rPr>
@@ -457,15 +475,34 @@
           <w:u w:val="single"/>
           <w:lang w:eastAsia="ru-RU"/>
         </w:rPr>
-        <w:t xml:space="preserve">      </w:t>
-      </w:r>
+        <w:t xml:space="preserve">    </w:t>
+      </w:r>
+      <w:proofErr w:type="gramStart"/>
       <w:r>
         <w:rPr>
           <w:rFonts w:eastAsia="DengXian" w:cs="Times New Roman"/>
           <w:szCs w:val="28"/>
-          <w:lang w:eastAsia="ru-RU"/>
-        </w:rPr>
-        <w:t xml:space="preserve">” </w:t>
+          <w:u w:val="single"/>
+          <w:lang w:eastAsia="ru-RU"/>
+        </w:rPr>
+        <w:t xml:space="preserve">  </w:t>
+      </w:r>
+      <w:r>
+        <w:rPr>
+          <w:rFonts w:eastAsia="DengXian" w:cs="Times New Roman"/>
+          <w:szCs w:val="28"/>
+          <w:lang w:eastAsia="ru-RU"/>
+        </w:rPr>
+        <w:t>”</w:t>
+      </w:r>
+      <w:proofErr w:type="gramEnd"/>
+      <w:r>
+        <w:rPr>
+          <w:rFonts w:eastAsia="DengXian" w:cs="Times New Roman"/>
+          <w:szCs w:val="28"/>
+          <w:lang w:eastAsia="ru-RU"/>
+        </w:rPr>
+        <w:t xml:space="preserve"> </w:t>
       </w:r>
       <w:r>
         <w:rPr>
@@ -582,17 +619,11 @@
       <w:pPr>
         <w:pStyle w:val="a7"/>
         <w:ind w:left="0"/>
-        <w:rPr>
-          <w:lang w:val="en-US"/>
-        </w:rPr>
       </w:pPr>
     </w:p>
     <w:p>
       <w:pPr>
         <w:pStyle w:val="12"/>
-        <w:rPr>
-          <w:lang w:val="en-US"/>
-        </w:rPr>
       </w:pPr>
       <w:r>
         <w:br w:type="page"/>
@@ -604,6 +635,9 @@
       </w:r>
       <w:bookmarkStart w:id="1" w:name="_Toc196085581"/>
       <w:bookmarkEnd w:id="0"/>
+      <w:r>
+        <w:t xml:space="preserve"> 7.1</w:t>
+      </w:r>
     </w:p>
     <w:p>
       <w:pPr>
@@ -781,7 +815,29 @@
           <w:lang w:val="en-US" w:eastAsia="ru-RU"/>
         </w:rPr>
         <w:br/>
-        <w:t xml:space="preserve">int main(int </w:t>
+        <w:t xml:space="preserve">int </w:t>
+      </w:r>
+      <w:proofErr w:type="gramStart"/>
+      <w:r>
+        <w:rPr>
+          <w:rFonts w:ascii="Courier New" w:eastAsia="Times New Roman" w:hAnsi="Courier New" w:cs="Courier New"/>
+          <w:color w:val="BCBEC4"/>
+          <w:sz w:val="20"/>
+          <w:szCs w:val="20"/>
+          <w:lang w:val="en-US" w:eastAsia="ru-RU"/>
+        </w:rPr>
+        <w:t>main(</w:t>
+      </w:r>
+      <w:proofErr w:type="gramEnd"/>
+      <w:r>
+        <w:rPr>
+          <w:rFonts w:ascii="Courier New" w:eastAsia="Times New Roman" w:hAnsi="Courier New" w:cs="Courier New"/>
+          <w:color w:val="BCBEC4"/>
+          <w:sz w:val="20"/>
+          <w:szCs w:val="20"/>
+          <w:lang w:val="en-US" w:eastAsia="ru-RU"/>
+        </w:rPr>
+        <w:t xml:space="preserve">int </w:t>
       </w:r>
       <w:proofErr w:type="spellStart"/>
       <w:r>
@@ -1034,8 +1090,20 @@
           <w:lang w:val="en-US" w:eastAsia="ru-RU"/>
         </w:rPr>
         <w:br/>
-        <w:t xml:space="preserve">    {</w:t>
-      </w:r>
+        <w:t xml:space="preserve"> </w:t>
+      </w:r>
+      <w:proofErr w:type="gramStart"/>
+      <w:r>
+        <w:rPr>
+          <w:rFonts w:ascii="Courier New" w:eastAsia="Times New Roman" w:hAnsi="Courier New" w:cs="Courier New"/>
+          <w:color w:val="BCBEC4"/>
+          <w:sz w:val="20"/>
+          <w:szCs w:val="20"/>
+          <w:lang w:val="en-US" w:eastAsia="ru-RU"/>
+        </w:rPr>
+        <w:t xml:space="preserve">   {</w:t>
+      </w:r>
+      <w:proofErr w:type="gramEnd"/>
       <w:r>
         <w:rPr>
           <w:rFonts w:ascii="Courier New" w:eastAsia="Times New Roman" w:hAnsi="Courier New" w:cs="Courier New"/>
@@ -1122,8 +1190,20 @@
           <w:lang w:val="en-US" w:eastAsia="ru-RU"/>
         </w:rPr>
         <w:br/>
-        <w:t xml:space="preserve">    }</w:t>
-      </w:r>
+        <w:t xml:space="preserve">  </w:t>
+      </w:r>
+      <w:proofErr w:type="gramStart"/>
+      <w:r>
+        <w:rPr>
+          <w:rFonts w:ascii="Courier New" w:eastAsia="Times New Roman" w:hAnsi="Courier New" w:cs="Courier New"/>
+          <w:color w:val="BCBEC4"/>
+          <w:sz w:val="20"/>
+          <w:szCs w:val="20"/>
+          <w:lang w:val="en-US" w:eastAsia="ru-RU"/>
+        </w:rPr>
+        <w:t xml:space="preserve">  }</w:t>
+      </w:r>
+      <w:proofErr w:type="gramEnd"/>
       <w:r>
         <w:rPr>
           <w:rFonts w:ascii="Courier New" w:eastAsia="Times New Roman" w:hAnsi="Courier New" w:cs="Courier New"/>
@@ -1177,8 +1257,20 @@
           <w:lang w:val="en-US" w:eastAsia="ru-RU"/>
         </w:rPr>
         <w:br/>
-        <w:t xml:space="preserve">    {</w:t>
-      </w:r>
+        <w:t xml:space="preserve"> </w:t>
+      </w:r>
+      <w:proofErr w:type="gramStart"/>
+      <w:r>
+        <w:rPr>
+          <w:rFonts w:ascii="Courier New" w:eastAsia="Times New Roman" w:hAnsi="Courier New" w:cs="Courier New"/>
+          <w:color w:val="BCBEC4"/>
+          <w:sz w:val="20"/>
+          <w:szCs w:val="20"/>
+          <w:lang w:val="en-US" w:eastAsia="ru-RU"/>
+        </w:rPr>
+        <w:t xml:space="preserve">   {</w:t>
+      </w:r>
+      <w:proofErr w:type="gramEnd"/>
       <w:r>
         <w:rPr>
           <w:rFonts w:ascii="Courier New" w:eastAsia="Times New Roman" w:hAnsi="Courier New" w:cs="Courier New"/>
@@ -1199,8 +1291,20 @@
           <w:lang w:val="en-US" w:eastAsia="ru-RU"/>
         </w:rPr>
         <w:br/>
-        <w:t xml:space="preserve">    }</w:t>
-      </w:r>
+        <w:t xml:space="preserve">  </w:t>
+      </w:r>
+      <w:proofErr w:type="gramStart"/>
+      <w:r>
+        <w:rPr>
+          <w:rFonts w:ascii="Courier New" w:eastAsia="Times New Roman" w:hAnsi="Courier New" w:cs="Courier New"/>
+          <w:color w:val="BCBEC4"/>
+          <w:sz w:val="20"/>
+          <w:szCs w:val="20"/>
+          <w:lang w:val="en-US" w:eastAsia="ru-RU"/>
+        </w:rPr>
+        <w:t xml:space="preserve">  }</w:t>
+      </w:r>
+      <w:proofErr w:type="gramEnd"/>
       <w:r>
         <w:rPr>
           <w:rFonts w:ascii="Courier New" w:eastAsia="Times New Roman" w:hAnsi="Courier New" w:cs="Courier New"/>
@@ -1243,9 +1347,21 @@
           <w:szCs w:val="20"/>
           <w:lang w:val="en-US" w:eastAsia="ru-RU"/>
         </w:rPr>
-        <w:t>f",s</w:t>
-      </w:r>
-      <w:proofErr w:type="spellEnd"/>
+        <w:t>f</w:t>
+      </w:r>
+      <w:proofErr w:type="gramStart"/>
+      <w:r>
+        <w:rPr>
+          <w:rFonts w:ascii="Courier New" w:eastAsia="Times New Roman" w:hAnsi="Courier New" w:cs="Courier New"/>
+          <w:color w:val="BCBEC4"/>
+          <w:sz w:val="20"/>
+          <w:szCs w:val="20"/>
+          <w:lang w:val="en-US" w:eastAsia="ru-RU"/>
+        </w:rPr>
+        <w:t>",s</w:t>
+      </w:r>
+      <w:proofErr w:type="spellEnd"/>
+      <w:proofErr w:type="gramEnd"/>
       <w:r>
         <w:rPr>
           <w:rFonts w:ascii="Courier New" w:eastAsia="Times New Roman" w:hAnsi="Courier New" w:cs="Courier New"/>
@@ -1318,7 +1434,7 @@
           <w:color w:val="BCBEC4"/>
           <w:sz w:val="20"/>
           <w:szCs w:val="20"/>
-          <w:lang w:eastAsia="ru-RU"/>
+          <w:lang w:val="en-US" w:eastAsia="ru-RU"/>
         </w:rPr>
       </w:pPr>
       <w:r>
@@ -1676,6 +1792,11 @@
       </w:pPr>
     </w:p>
     <w:p>
+      <w:pPr>
+        <w:rPr>
+          <w:lang w:val="en-US"/>
+        </w:rPr>
+      </w:pPr>
       <w:r>
         <w:rPr>
           <w:lang w:val="en-US"/>
@@ -2092,228 +2213,168 @@
     </w:p>
     <w:p>
       <w:r>
-        <w:rPr>
-          <w:lang w:val="en-US"/>
-        </w:rPr>
         <w:br/>
       </w:r>
       <w:r>
         <w:t>Переменная</w:t>
       </w:r>
       <w:r>
-        <w:rPr>
-          <w:lang w:val="en-US"/>
-        </w:rPr>
-        <w:t xml:space="preserve"> s </w:t>
+        <w:t xml:space="preserve"> </w:t>
+      </w:r>
+      <w:r>
+        <w:rPr>
+          <w:lang w:val="en-US"/>
+        </w:rPr>
+        <w:t>s</w:t>
+      </w:r>
+      <w:r>
+        <w:t xml:space="preserve"> </w:t>
       </w:r>
       <w:r>
         <w:t>была</w:t>
       </w:r>
       <w:r>
-        <w:rPr>
-          <w:lang w:val="en-US"/>
-        </w:rPr>
         <w:t xml:space="preserve"> </w:t>
       </w:r>
       <w:r>
         <w:t>выведена</w:t>
       </w:r>
       <w:r>
-        <w:rPr>
-          <w:lang w:val="en-US"/>
-        </w:rPr>
         <w:t xml:space="preserve"> </w:t>
       </w:r>
       <w:r>
         <w:t>в</w:t>
       </w:r>
       <w:r>
-        <w:rPr>
-          <w:lang w:val="en-US"/>
-        </w:rPr>
         <w:t xml:space="preserve"> </w:t>
       </w:r>
       <w:r>
         <w:t>отдельный</w:t>
       </w:r>
       <w:r>
-        <w:rPr>
-          <w:lang w:val="en-US"/>
-        </w:rPr>
         <w:t xml:space="preserve"> </w:t>
       </w:r>
       <w:r>
         <w:t>цикл</w:t>
       </w:r>
       <w:r>
-        <w:rPr>
-          <w:lang w:val="en-US"/>
-        </w:rPr>
         <w:t xml:space="preserve">, </w:t>
       </w:r>
       <w:r>
         <w:t>так</w:t>
       </w:r>
       <w:r>
-        <w:rPr>
-          <w:lang w:val="en-US"/>
-        </w:rPr>
         <w:t xml:space="preserve"> </w:t>
       </w:r>
       <w:r>
         <w:t>как</w:t>
       </w:r>
       <w:r>
-        <w:rPr>
-          <w:lang w:val="en-US"/>
-        </w:rPr>
         <w:t xml:space="preserve"> </w:t>
       </w:r>
       <w:r>
         <w:t>переменная</w:t>
       </w:r>
       <w:r>
-        <w:rPr>
-          <w:lang w:val="en-US"/>
-        </w:rPr>
-        <w:t xml:space="preserve"> s </w:t>
+        <w:t xml:space="preserve"> </w:t>
+      </w:r>
+      <w:r>
+        <w:rPr>
+          <w:lang w:val="en-US"/>
+        </w:rPr>
+        <w:t>s</w:t>
+      </w:r>
+      <w:r>
+        <w:t xml:space="preserve"> </w:t>
       </w:r>
       <w:r>
         <w:t>является</w:t>
       </w:r>
       <w:r>
-        <w:rPr>
-          <w:lang w:val="en-US"/>
-        </w:rPr>
         <w:t xml:space="preserve"> </w:t>
       </w:r>
       <w:r>
         <w:t>общей</w:t>
       </w:r>
       <w:r>
-        <w:rPr>
-          <w:lang w:val="en-US"/>
-        </w:rPr>
         <w:t xml:space="preserve"> </w:t>
       </w:r>
       <w:r>
         <w:t>для</w:t>
       </w:r>
       <w:r>
-        <w:rPr>
-          <w:lang w:val="en-US"/>
-        </w:rPr>
         <w:t xml:space="preserve"> </w:t>
       </w:r>
       <w:r>
         <w:t>всех</w:t>
       </w:r>
       <w:r>
-        <w:rPr>
-          <w:lang w:val="en-US"/>
-        </w:rPr>
         <w:t xml:space="preserve"> </w:t>
       </w:r>
       <w:r>
         <w:t>потоков</w:t>
       </w:r>
       <w:r>
-        <w:rPr>
-          <w:lang w:val="en-US"/>
-        </w:rPr>
         <w:t>,</w:t>
       </w:r>
       <w:r>
-        <w:rPr>
-          <w:lang w:val="en-US"/>
-        </w:rPr>
         <w:br/>
       </w:r>
       <w:r>
         <w:t>и</w:t>
       </w:r>
       <w:r>
-        <w:rPr>
-          <w:lang w:val="en-US"/>
-        </w:rPr>
         <w:t xml:space="preserve"> </w:t>
       </w:r>
       <w:r>
         <w:t>при</w:t>
       </w:r>
       <w:r>
-        <w:rPr>
-          <w:lang w:val="en-US"/>
-        </w:rPr>
         <w:t xml:space="preserve"> </w:t>
       </w:r>
       <w:r>
         <w:t>параллельном</w:t>
       </w:r>
       <w:r>
-        <w:rPr>
-          <w:lang w:val="en-US"/>
-        </w:rPr>
         <w:t xml:space="preserve"> </w:t>
       </w:r>
       <w:r>
         <w:t>доступе</w:t>
       </w:r>
       <w:r>
-        <w:rPr>
-          <w:lang w:val="en-US"/>
-        </w:rPr>
         <w:t xml:space="preserve"> </w:t>
       </w:r>
       <w:r>
         <w:t>к</w:t>
       </w:r>
       <w:r>
-        <w:rPr>
-          <w:lang w:val="en-US"/>
-        </w:rPr>
         <w:t xml:space="preserve"> </w:t>
       </w:r>
       <w:r>
         <w:t>ней</w:t>
       </w:r>
       <w:r>
-        <w:rPr>
-          <w:lang w:val="en-US"/>
-        </w:rPr>
         <w:t xml:space="preserve"> </w:t>
       </w:r>
       <w:r>
         <w:t>возникает</w:t>
       </w:r>
       <w:r>
-        <w:rPr>
-          <w:lang w:val="en-US"/>
-        </w:rPr>
         <w:t xml:space="preserve"> </w:t>
       </w:r>
       <w:r>
         <w:t>гонка</w:t>
       </w:r>
       <w:r>
-        <w:rPr>
-          <w:lang w:val="en-US"/>
-        </w:rPr>
         <w:t xml:space="preserve"> </w:t>
       </w:r>
       <w:r>
         <w:t>данных</w:t>
       </w:r>
       <w:r>
-        <w:rPr>
-          <w:lang w:val="en-US"/>
-        </w:rPr>
         <w:t>.</w:t>
       </w:r>
       <w:r>
-        <w:rPr>
-          <w:lang w:val="en-US"/>
-        </w:rPr>
         <w:br/>
       </w:r>
       <w:r>
@@ -2359,11 +2420,6872 @@
         <w:t>а затем в последовательном цикле суммируются все элементы массива b в переменную s.</w:t>
       </w:r>
     </w:p>
+    <w:p>
+      <w:pPr>
+        <w:pStyle w:val="12"/>
+      </w:pPr>
+      <w:r>
+        <w:t>Задание 7.2 (Вариант 3)</w:t>
+      </w:r>
+    </w:p>
+    <w:p>
+      <w:r>
+        <w:t xml:space="preserve">1. </w:t>
+      </w:r>
+      <w:r>
+        <w:t>Найти алгебраическое дополнение для каждого элемента матрицы. целое положительное число n, произвольная матрица А размерности n х n. Разработать и реализовать алгоритм решения задания с помощью последовательной программы и протестировать его на нескольких примерах.</w:t>
+      </w:r>
+    </w:p>
+    <w:p>
+      <w:pPr>
+        <w:rPr>
+          <w:b/>
+        </w:rPr>
+      </w:pPr>
+      <w:r>
+        <w:rPr>
+          <w:b/>
+        </w:rPr>
+        <w:t>Итоговая программа:</w:t>
+      </w:r>
+    </w:p>
+    <w:p>
+      <w:pPr>
+        <w:pStyle w:val="HTML0"/>
+        <w:numPr>
+          <w:ilvl w:val="0"/>
+          <w:numId w:val="5"/>
+        </w:numPr>
+        <w:shd w:val="clear" w:color="auto" w:fill="1E1F22"/>
+        <w:rPr>
+          <w:color w:val="BCBEC4"/>
+          <w:lang w:val="en-US"/>
+        </w:rPr>
+      </w:pPr>
+      <w:r>
+        <w:rPr>
+          <w:color w:val="B3AE60"/>
+        </w:rPr>
+        <w:t xml:space="preserve">#define </w:t>
+      </w:r>
+      <w:r>
+        <w:rPr>
+          <w:color w:val="BCBEC4"/>
+        </w:rPr>
+        <w:t>_CRT_SECURE_NO_WARNINGS</w:t>
+      </w:r>
+      <w:r>
+        <w:rPr>
+          <w:color w:val="BCBEC4"/>
+        </w:rPr>
+        <w:br/>
+      </w:r>
+      <w:r>
+        <w:rPr>
+          <w:color w:val="BCBEC4"/>
+        </w:rPr>
+        <w:br/>
+      </w:r>
+      <w:r>
+        <w:rPr>
+          <w:color w:val="B3AE60"/>
+        </w:rPr>
+        <w:t xml:space="preserve">#include </w:t>
+      </w:r>
+      <w:r>
+        <w:rPr>
+          <w:color w:val="6AAB73"/>
+        </w:rPr>
+        <w:t>&lt;</w:t>
+      </w:r>
+      <w:proofErr w:type="spellStart"/>
+      <w:r>
+        <w:rPr>
+          <w:color w:val="6AAB73"/>
+        </w:rPr>
+        <w:t>stdio.h</w:t>
+      </w:r>
+      <w:proofErr w:type="spellEnd"/>
+      <w:r>
+        <w:rPr>
+          <w:color w:val="6AAB73"/>
+        </w:rPr>
+        <w:t>&gt;</w:t>
+      </w:r>
+      <w:r>
+        <w:rPr>
+          <w:color w:val="6AAB73"/>
+        </w:rPr>
+        <w:br/>
+      </w:r>
+      <w:r>
+        <w:rPr>
+          <w:color w:val="B3AE60"/>
+        </w:rPr>
+        <w:t xml:space="preserve">#include </w:t>
+      </w:r>
+      <w:r>
+        <w:rPr>
+          <w:color w:val="6AAB73"/>
+        </w:rPr>
+        <w:t>&lt;</w:t>
+      </w:r>
+      <w:proofErr w:type="spellStart"/>
+      <w:r>
+        <w:rPr>
+          <w:color w:val="6AAB73"/>
+        </w:rPr>
+        <w:t>stdlib.h</w:t>
+      </w:r>
+      <w:proofErr w:type="spellEnd"/>
+      <w:r>
+        <w:rPr>
+          <w:color w:val="6AAB73"/>
+        </w:rPr>
+        <w:t>&gt;</w:t>
+      </w:r>
+      <w:r>
+        <w:rPr>
+          <w:color w:val="6AAB73"/>
+        </w:rPr>
+        <w:br/>
+      </w:r>
+      <w:r>
+        <w:rPr>
+          <w:color w:val="6AAB73"/>
+        </w:rPr>
+        <w:br/>
+      </w:r>
+      <w:r>
+        <w:rPr>
+          <w:color w:val="7A7E85"/>
+        </w:rPr>
+        <w:t>/*</w:t>
+      </w:r>
+      <w:r>
+        <w:rPr>
+          <w:color w:val="7A7E85"/>
+        </w:rPr>
+        <w:br/>
+        <w:t xml:space="preserve">    Программа:</w:t>
+      </w:r>
+      <w:r>
+        <w:rPr>
+          <w:color w:val="7A7E85"/>
+        </w:rPr>
+        <w:br/>
+        <w:t xml:space="preserve">    </w:t>
+      </w:r>
+      <w:r>
+        <w:rPr>
+          <w:color w:val="7A7E85"/>
+        </w:rPr>
+        <w:br/>
+        <w:t xml:space="preserve">    - берёт квадратную матрицу A размером n x n;</w:t>
+      </w:r>
+      <w:r>
+        <w:rPr>
+          <w:color w:val="7A7E85"/>
+        </w:rPr>
+        <w:br/>
+        <w:t xml:space="preserve">    - для каждого элемента A[i][j] строит минор M[i][j] (матрицу без i-й строки и j-го столбца);</w:t>
+      </w:r>
+      <w:r>
+        <w:rPr>
+          <w:color w:val="7A7E85"/>
+        </w:rPr>
+        <w:br/>
+        <w:t xml:space="preserve">    - вычисляет детерминант этого минора;</w:t>
+      </w:r>
+      <w:r>
+        <w:rPr>
+          <w:color w:val="7A7E85"/>
+        </w:rPr>
+        <w:br/>
+        <w:t xml:space="preserve">    - добавляет знак (-1)^(</w:t>
+      </w:r>
+      <w:proofErr w:type="spellStart"/>
+      <w:r>
+        <w:rPr>
+          <w:color w:val="7A7E85"/>
+        </w:rPr>
+        <w:t>i+j</w:t>
+      </w:r>
+      <w:proofErr w:type="spellEnd"/>
+      <w:r>
+        <w:rPr>
+          <w:color w:val="7A7E85"/>
+        </w:rPr>
+        <w:t>);</w:t>
+      </w:r>
+      <w:r>
+        <w:rPr>
+          <w:color w:val="7A7E85"/>
+        </w:rPr>
+        <w:br/>
+        <w:t xml:space="preserve">    - результат записывает в матрицу алгебраических дополнений.</w:t>
+      </w:r>
+      <w:r>
+        <w:rPr>
+          <w:color w:val="7A7E85"/>
+        </w:rPr>
+        <w:br/>
+      </w:r>
+      <w:r>
+        <w:rPr>
+          <w:color w:val="7A7E85"/>
+        </w:rPr>
+        <w:br/>
+        <w:t xml:space="preserve">    Формула:</w:t>
+      </w:r>
+      <w:r>
+        <w:rPr>
+          <w:color w:val="7A7E85"/>
+        </w:rPr>
+        <w:br/>
+        <w:t xml:space="preserve">        </w:t>
+      </w:r>
+      <w:proofErr w:type="spellStart"/>
+      <w:r>
+        <w:rPr>
+          <w:color w:val="7A7E85"/>
+        </w:rPr>
+        <w:t>A_ij</w:t>
+      </w:r>
+      <w:proofErr w:type="spellEnd"/>
+      <w:r>
+        <w:rPr>
+          <w:color w:val="7A7E85"/>
+        </w:rPr>
+        <w:t xml:space="preserve"> = (-1)^(</w:t>
+      </w:r>
+      <w:proofErr w:type="spellStart"/>
+      <w:r>
+        <w:rPr>
+          <w:color w:val="7A7E85"/>
+        </w:rPr>
+        <w:t>i+j</w:t>
+      </w:r>
+      <w:proofErr w:type="spellEnd"/>
+      <w:r>
+        <w:rPr>
+          <w:color w:val="7A7E85"/>
+        </w:rPr>
+        <w:t xml:space="preserve">) * </w:t>
+      </w:r>
+      <w:proofErr w:type="spellStart"/>
+      <w:r>
+        <w:rPr>
+          <w:color w:val="7A7E85"/>
+        </w:rPr>
+        <w:t>det</w:t>
+      </w:r>
+      <w:proofErr w:type="spellEnd"/>
+      <w:r>
+        <w:rPr>
+          <w:color w:val="7A7E85"/>
+        </w:rPr>
+        <w:t>(</w:t>
+      </w:r>
+      <w:proofErr w:type="spellStart"/>
+      <w:r>
+        <w:rPr>
+          <w:color w:val="7A7E85"/>
+        </w:rPr>
+        <w:t>M_ij</w:t>
+      </w:r>
+      <w:proofErr w:type="spellEnd"/>
+      <w:r>
+        <w:rPr>
+          <w:color w:val="7A7E85"/>
+        </w:rPr>
+        <w:t>)</w:t>
+      </w:r>
+      <w:r>
+        <w:rPr>
+          <w:color w:val="7A7E85"/>
+        </w:rPr>
+        <w:br/>
+      </w:r>
+      <w:r>
+        <w:rPr>
+          <w:color w:val="7A7E85"/>
+        </w:rPr>
+        <w:br/>
+        <w:t xml:space="preserve">    Почему так:</w:t>
+      </w:r>
+      <w:r>
+        <w:rPr>
+          <w:color w:val="7A7E85"/>
+        </w:rPr>
+        <w:br/>
+        <w:t xml:space="preserve">    алгебраическое дополнение элемента матрицы - это определитель минора,</w:t>
+      </w:r>
+      <w:r>
+        <w:rPr>
+          <w:color w:val="7A7E85"/>
+        </w:rPr>
+        <w:br/>
+        <w:t xml:space="preserve">    умноженный на знак, который зависит от положения элемента.</w:t>
+      </w:r>
+      <w:r>
+        <w:rPr>
+          <w:color w:val="7A7E85"/>
+        </w:rPr>
+        <w:br/>
+        <w:t>*/</w:t>
+      </w:r>
+      <w:r>
+        <w:rPr>
+          <w:color w:val="7A7E85"/>
+        </w:rPr>
+        <w:br/>
+      </w:r>
+      <w:r>
+        <w:rPr>
+          <w:color w:val="7A7E85"/>
+        </w:rPr>
+        <w:br/>
+      </w:r>
+      <w:proofErr w:type="spellStart"/>
+      <w:r>
+        <w:rPr>
+          <w:color w:val="CF8E6D"/>
+        </w:rPr>
+        <w:t>static</w:t>
+      </w:r>
+      <w:proofErr w:type="spellEnd"/>
+      <w:r>
+        <w:rPr>
+          <w:color w:val="CF8E6D"/>
+        </w:rPr>
+        <w:t xml:space="preserve"> </w:t>
+      </w:r>
+      <w:proofErr w:type="spellStart"/>
+      <w:r>
+        <w:rPr>
+          <w:color w:val="CF8E6D"/>
+        </w:rPr>
+        <w:t>double</w:t>
+      </w:r>
+      <w:proofErr w:type="spellEnd"/>
+      <w:r>
+        <w:rPr>
+          <w:color w:val="CF8E6D"/>
+        </w:rPr>
+        <w:t xml:space="preserve"> </w:t>
+      </w:r>
+      <w:proofErr w:type="spellStart"/>
+      <w:r>
+        <w:rPr>
+          <w:color w:val="56A8F5"/>
+        </w:rPr>
+        <w:t>determinant</w:t>
+      </w:r>
+      <w:proofErr w:type="spellEnd"/>
+      <w:r>
+        <w:rPr>
+          <w:color w:val="BCBEC4"/>
+        </w:rPr>
+        <w:t>(</w:t>
+      </w:r>
+      <w:proofErr w:type="spellStart"/>
+      <w:r>
+        <w:rPr>
+          <w:color w:val="CF8E6D"/>
+        </w:rPr>
+        <w:t>int</w:t>
+      </w:r>
+      <w:proofErr w:type="spellEnd"/>
+      <w:r>
+        <w:rPr>
+          <w:color w:val="CF8E6D"/>
+        </w:rPr>
+        <w:t xml:space="preserve"> </w:t>
+      </w:r>
+      <w:r>
+        <w:rPr>
+          <w:color w:val="BCBEC4"/>
+        </w:rPr>
+        <w:t xml:space="preserve">n, </w:t>
+      </w:r>
+      <w:proofErr w:type="spellStart"/>
+      <w:r>
+        <w:rPr>
+          <w:color w:val="CF8E6D"/>
+        </w:rPr>
+        <w:t>const</w:t>
+      </w:r>
+      <w:proofErr w:type="spellEnd"/>
+      <w:r>
+        <w:rPr>
+          <w:color w:val="CF8E6D"/>
+        </w:rPr>
+        <w:t xml:space="preserve"> </w:t>
+      </w:r>
+      <w:proofErr w:type="spellStart"/>
+      <w:r>
+        <w:rPr>
+          <w:color w:val="CF8E6D"/>
+        </w:rPr>
+        <w:t>double</w:t>
+      </w:r>
+      <w:proofErr w:type="spellEnd"/>
+      <w:r>
+        <w:rPr>
+          <w:color w:val="CF8E6D"/>
+        </w:rPr>
+        <w:t xml:space="preserve"> </w:t>
+      </w:r>
+      <w:r>
+        <w:rPr>
+          <w:color w:val="BCBEC4"/>
+        </w:rPr>
+        <w:t>*a)</w:t>
+      </w:r>
+      <w:r>
+        <w:rPr>
+          <w:color w:val="BCBEC4"/>
+        </w:rPr>
+        <w:br/>
+        <w:t>{</w:t>
+      </w:r>
+      <w:r>
+        <w:rPr>
+          <w:color w:val="BCBEC4"/>
+        </w:rPr>
+        <w:br/>
+      </w:r>
+      <w:r>
+        <w:rPr>
+          <w:color w:val="BCBEC4"/>
+        </w:rPr>
+        <w:lastRenderedPageBreak/>
+        <w:t xml:space="preserve">    </w:t>
+      </w:r>
+      <w:proofErr w:type="spellStart"/>
+      <w:r>
+        <w:rPr>
+          <w:color w:val="CF8E6D"/>
+        </w:rPr>
+        <w:t>if</w:t>
+      </w:r>
+      <w:proofErr w:type="spellEnd"/>
+      <w:r>
+        <w:rPr>
+          <w:color w:val="CF8E6D"/>
+        </w:rPr>
+        <w:t xml:space="preserve"> </w:t>
+      </w:r>
+      <w:r>
+        <w:rPr>
+          <w:color w:val="BCBEC4"/>
+        </w:rPr>
+        <w:t xml:space="preserve">(n == </w:t>
+      </w:r>
+      <w:r>
+        <w:rPr>
+          <w:color w:val="2AACB8"/>
+        </w:rPr>
+        <w:t>1</w:t>
+      </w:r>
+      <w:r>
+        <w:rPr>
+          <w:color w:val="BCBEC4"/>
+        </w:rPr>
+        <w:t>)</w:t>
+      </w:r>
+      <w:r>
+        <w:rPr>
+          <w:color w:val="BCBEC4"/>
+        </w:rPr>
+        <w:br/>
+        <w:t xml:space="preserve">        </w:t>
+      </w:r>
+      <w:proofErr w:type="spellStart"/>
+      <w:r>
+        <w:rPr>
+          <w:color w:val="CF8E6D"/>
+        </w:rPr>
+        <w:t>return</w:t>
+      </w:r>
+      <w:proofErr w:type="spellEnd"/>
+      <w:r>
+        <w:rPr>
+          <w:color w:val="CF8E6D"/>
+        </w:rPr>
+        <w:t xml:space="preserve"> </w:t>
+      </w:r>
+      <w:r>
+        <w:rPr>
+          <w:color w:val="BCBEC4"/>
+        </w:rPr>
+        <w:t>a[</w:t>
+      </w:r>
+      <w:r>
+        <w:rPr>
+          <w:color w:val="2AACB8"/>
+        </w:rPr>
+        <w:t>0</w:t>
+      </w:r>
+      <w:r>
+        <w:rPr>
+          <w:color w:val="BCBEC4"/>
+        </w:rPr>
+        <w:t>];</w:t>
+      </w:r>
+      <w:r>
+        <w:rPr>
+          <w:color w:val="BCBEC4"/>
+        </w:rPr>
+        <w:br/>
+        <w:t xml:space="preserve">    </w:t>
+      </w:r>
+      <w:proofErr w:type="spellStart"/>
+      <w:r>
+        <w:rPr>
+          <w:color w:val="CF8E6D"/>
+        </w:rPr>
+        <w:t>if</w:t>
+      </w:r>
+      <w:proofErr w:type="spellEnd"/>
+      <w:r>
+        <w:rPr>
+          <w:color w:val="CF8E6D"/>
+        </w:rPr>
+        <w:t xml:space="preserve"> </w:t>
+      </w:r>
+      <w:r>
+        <w:rPr>
+          <w:color w:val="BCBEC4"/>
+        </w:rPr>
+        <w:t xml:space="preserve">(n == </w:t>
+      </w:r>
+      <w:r>
+        <w:rPr>
+          <w:color w:val="2AACB8"/>
+        </w:rPr>
+        <w:t>2</w:t>
+      </w:r>
+      <w:r>
+        <w:rPr>
+          <w:color w:val="BCBEC4"/>
+        </w:rPr>
+        <w:t>)</w:t>
+      </w:r>
+      <w:r>
+        <w:rPr>
+          <w:color w:val="BCBEC4"/>
+        </w:rPr>
+        <w:br/>
+        <w:t xml:space="preserve">        </w:t>
+      </w:r>
+      <w:proofErr w:type="spellStart"/>
+      <w:r>
+        <w:rPr>
+          <w:color w:val="CF8E6D"/>
+        </w:rPr>
+        <w:t>return</w:t>
+      </w:r>
+      <w:proofErr w:type="spellEnd"/>
+      <w:r>
+        <w:rPr>
+          <w:color w:val="CF8E6D"/>
+        </w:rPr>
+        <w:t xml:space="preserve"> </w:t>
+      </w:r>
+      <w:r>
+        <w:rPr>
+          <w:color w:val="BCBEC4"/>
+        </w:rPr>
+        <w:t>a[</w:t>
+      </w:r>
+      <w:r>
+        <w:rPr>
+          <w:color w:val="2AACB8"/>
+        </w:rPr>
+        <w:t>0</w:t>
+      </w:r>
+      <w:r>
+        <w:rPr>
+          <w:color w:val="BCBEC4"/>
+        </w:rPr>
+        <w:t>] * a[</w:t>
+      </w:r>
+      <w:r>
+        <w:rPr>
+          <w:color w:val="2AACB8"/>
+        </w:rPr>
+        <w:t>3</w:t>
+      </w:r>
+      <w:r>
+        <w:rPr>
+          <w:color w:val="BCBEC4"/>
+        </w:rPr>
+        <w:t>] - a[</w:t>
+      </w:r>
+      <w:r>
+        <w:rPr>
+          <w:color w:val="2AACB8"/>
+        </w:rPr>
+        <w:t>1</w:t>
+      </w:r>
+      <w:r>
+        <w:rPr>
+          <w:color w:val="BCBEC4"/>
+        </w:rPr>
+        <w:t>] * a[</w:t>
+      </w:r>
+      <w:r>
+        <w:rPr>
+          <w:color w:val="2AACB8"/>
+        </w:rPr>
+        <w:t>2</w:t>
+      </w:r>
+      <w:r>
+        <w:rPr>
+          <w:color w:val="BCBEC4"/>
+        </w:rPr>
+        <w:t>];</w:t>
+      </w:r>
+      <w:r>
+        <w:rPr>
+          <w:color w:val="BCBEC4"/>
+        </w:rPr>
+        <w:br/>
+      </w:r>
+      <w:r>
+        <w:rPr>
+          <w:color w:val="BCBEC4"/>
+        </w:rPr>
+        <w:br/>
+        <w:t xml:space="preserve">    </w:t>
+      </w:r>
+      <w:proofErr w:type="spellStart"/>
+      <w:r>
+        <w:rPr>
+          <w:color w:val="CF8E6D"/>
+        </w:rPr>
+        <w:t>double</w:t>
+      </w:r>
+      <w:proofErr w:type="spellEnd"/>
+      <w:r>
+        <w:rPr>
+          <w:color w:val="CF8E6D"/>
+        </w:rPr>
+        <w:t xml:space="preserve"> </w:t>
+      </w:r>
+      <w:proofErr w:type="spellStart"/>
+      <w:r>
+        <w:rPr>
+          <w:color w:val="BCBEC4"/>
+        </w:rPr>
+        <w:t>result</w:t>
+      </w:r>
+      <w:proofErr w:type="spellEnd"/>
+      <w:r>
+        <w:rPr>
+          <w:color w:val="BCBEC4"/>
+        </w:rPr>
+        <w:t xml:space="preserve"> = </w:t>
+      </w:r>
+      <w:r>
+        <w:rPr>
+          <w:color w:val="2AACB8"/>
+        </w:rPr>
+        <w:t>0.0</w:t>
+      </w:r>
+      <w:r>
+        <w:rPr>
+          <w:color w:val="BCBEC4"/>
+        </w:rPr>
+        <w:t>;</w:t>
+      </w:r>
+      <w:r>
+        <w:rPr>
+          <w:color w:val="BCBEC4"/>
+        </w:rPr>
+        <w:br/>
+        <w:t xml:space="preserve">    </w:t>
+      </w:r>
+      <w:proofErr w:type="spellStart"/>
+      <w:r>
+        <w:rPr>
+          <w:color w:val="CF8E6D"/>
+        </w:rPr>
+        <w:t>int</w:t>
+      </w:r>
+      <w:proofErr w:type="spellEnd"/>
+      <w:r>
+        <w:rPr>
+          <w:color w:val="CF8E6D"/>
+        </w:rPr>
+        <w:t xml:space="preserve"> </w:t>
+      </w:r>
+      <w:r>
+        <w:rPr>
+          <w:color w:val="BCBEC4"/>
+        </w:rPr>
+        <w:t>i;</w:t>
+      </w:r>
+      <w:r>
+        <w:rPr>
+          <w:color w:val="BCBEC4"/>
+        </w:rPr>
+        <w:br/>
+      </w:r>
+      <w:r>
+        <w:rPr>
+          <w:color w:val="BCBEC4"/>
+        </w:rPr>
+        <w:br/>
+        <w:t xml:space="preserve">    </w:t>
+      </w:r>
+      <w:r>
+        <w:rPr>
+          <w:color w:val="7A7E85"/>
+        </w:rPr>
+        <w:t>/*</w:t>
+      </w:r>
+      <w:r>
+        <w:rPr>
+          <w:color w:val="7A7E85"/>
+        </w:rPr>
+        <w:br/>
+        <w:t xml:space="preserve">        Разложение определителя по первой строке:</w:t>
+      </w:r>
+      <w:r>
+        <w:rPr>
+          <w:color w:val="7A7E85"/>
+        </w:rPr>
+        <w:br/>
+        <w:t xml:space="preserve">        </w:t>
+      </w:r>
+      <w:proofErr w:type="spellStart"/>
+      <w:r>
+        <w:rPr>
+          <w:color w:val="7A7E85"/>
+        </w:rPr>
+        <w:t>det</w:t>
+      </w:r>
+      <w:proofErr w:type="spellEnd"/>
+      <w:r>
+        <w:rPr>
+          <w:color w:val="7A7E85"/>
+        </w:rPr>
+        <w:t xml:space="preserve">(A) = </w:t>
+      </w:r>
+      <w:proofErr w:type="spellStart"/>
+      <w:r>
+        <w:rPr>
+          <w:color w:val="7A7E85"/>
+        </w:rPr>
+        <w:t>sum</w:t>
+      </w:r>
+      <w:proofErr w:type="spellEnd"/>
+      <w:r>
+        <w:rPr>
+          <w:color w:val="7A7E85"/>
+        </w:rPr>
+        <w:t xml:space="preserve">_{j=0}^{n-1} a[0][j] * (-1)^(0+j) * </w:t>
+      </w:r>
+      <w:proofErr w:type="spellStart"/>
+      <w:r>
+        <w:rPr>
+          <w:color w:val="7A7E85"/>
+        </w:rPr>
+        <w:t>det</w:t>
+      </w:r>
+      <w:proofErr w:type="spellEnd"/>
+      <w:r>
+        <w:rPr>
+          <w:color w:val="7A7E85"/>
+        </w:rPr>
+        <w:t>(M_{0j})</w:t>
+      </w:r>
+      <w:r>
+        <w:rPr>
+          <w:color w:val="7A7E85"/>
+        </w:rPr>
+        <w:br/>
+        <w:t xml:space="preserve">        Здесь каждый элемент первой строки умножается на определитель подходящего минора.</w:t>
+      </w:r>
+      <w:r>
+        <w:rPr>
+          <w:color w:val="7A7E85"/>
+        </w:rPr>
+        <w:br/>
+        <w:t xml:space="preserve">        Именно так в математике обычно вычисляют детерминант матрицы порядка n &gt; 2.</w:t>
+      </w:r>
+      <w:r>
+        <w:rPr>
+          <w:color w:val="7A7E85"/>
+        </w:rPr>
+        <w:br/>
+        <w:t xml:space="preserve">    */</w:t>
+      </w:r>
+      <w:r>
+        <w:rPr>
+          <w:color w:val="7A7E85"/>
+        </w:rPr>
+        <w:br/>
+        <w:t xml:space="preserve">    </w:t>
+      </w:r>
+      <w:proofErr w:type="spellStart"/>
+      <w:r>
+        <w:rPr>
+          <w:color w:val="CF8E6D"/>
+        </w:rPr>
+        <w:t>for</w:t>
+      </w:r>
+      <w:proofErr w:type="spellEnd"/>
+      <w:r>
+        <w:rPr>
+          <w:color w:val="CF8E6D"/>
+        </w:rPr>
+        <w:t xml:space="preserve"> </w:t>
+      </w:r>
+      <w:r>
+        <w:rPr>
+          <w:color w:val="BCBEC4"/>
+        </w:rPr>
+        <w:t xml:space="preserve">(i = </w:t>
+      </w:r>
+      <w:r>
+        <w:rPr>
+          <w:color w:val="2AACB8"/>
+        </w:rPr>
+        <w:t>0</w:t>
+      </w:r>
+      <w:r>
+        <w:rPr>
+          <w:color w:val="BCBEC4"/>
+        </w:rPr>
+        <w:t>; i &lt; n; ++i) {</w:t>
+      </w:r>
+      <w:r>
+        <w:rPr>
+          <w:color w:val="BCBEC4"/>
+        </w:rPr>
+        <w:br/>
+        <w:t xml:space="preserve">        </w:t>
+      </w:r>
+      <w:proofErr w:type="spellStart"/>
+      <w:r>
+        <w:rPr>
+          <w:color w:val="CF8E6D"/>
+        </w:rPr>
+        <w:t>int</w:t>
+      </w:r>
+      <w:proofErr w:type="spellEnd"/>
+      <w:r>
+        <w:rPr>
+          <w:color w:val="CF8E6D"/>
+        </w:rPr>
+        <w:t xml:space="preserve"> </w:t>
+      </w:r>
+      <w:proofErr w:type="spellStart"/>
+      <w:r>
+        <w:rPr>
+          <w:color w:val="BCBEC4"/>
+        </w:rPr>
+        <w:t>minor_size</w:t>
+      </w:r>
+      <w:proofErr w:type="spellEnd"/>
+      <w:r>
+        <w:rPr>
+          <w:color w:val="BCBEC4"/>
+        </w:rPr>
+        <w:t xml:space="preserve"> = n - </w:t>
+      </w:r>
+      <w:r>
+        <w:rPr>
+          <w:color w:val="2AACB8"/>
+        </w:rPr>
+        <w:t>1</w:t>
+      </w:r>
+      <w:r>
+        <w:rPr>
+          <w:color w:val="BCBEC4"/>
+        </w:rPr>
+        <w:t>;</w:t>
+      </w:r>
+      <w:r>
+        <w:rPr>
+          <w:color w:val="BCBEC4"/>
+        </w:rPr>
+        <w:br/>
+        <w:t xml:space="preserve">        </w:t>
+      </w:r>
+      <w:proofErr w:type="spellStart"/>
+      <w:r>
+        <w:rPr>
+          <w:color w:val="CF8E6D"/>
+        </w:rPr>
+        <w:t>double</w:t>
+      </w:r>
+      <w:proofErr w:type="spellEnd"/>
+      <w:r>
+        <w:rPr>
+          <w:color w:val="CF8E6D"/>
+        </w:rPr>
+        <w:t xml:space="preserve"> </w:t>
+      </w:r>
+      <w:r>
+        <w:rPr>
+          <w:color w:val="BCBEC4"/>
+        </w:rPr>
+        <w:t>*</w:t>
+      </w:r>
+      <w:proofErr w:type="spellStart"/>
+      <w:r>
+        <w:rPr>
+          <w:color w:val="BCBEC4"/>
+        </w:rPr>
+        <w:t>minor</w:t>
+      </w:r>
+      <w:proofErr w:type="spellEnd"/>
+      <w:r>
+        <w:rPr>
+          <w:color w:val="BCBEC4"/>
+        </w:rPr>
+        <w:t xml:space="preserve"> = </w:t>
+      </w:r>
+      <w:r>
+        <w:rPr>
+          <w:color w:val="6F737A"/>
+        </w:rPr>
+        <w:t>(</w:t>
+      </w:r>
+      <w:proofErr w:type="spellStart"/>
+      <w:r>
+        <w:rPr>
+          <w:color w:val="6F737A"/>
+        </w:rPr>
+        <w:t>double</w:t>
+      </w:r>
+      <w:proofErr w:type="spellEnd"/>
+      <w:r>
+        <w:rPr>
+          <w:color w:val="6F737A"/>
+        </w:rPr>
+        <w:t xml:space="preserve"> *)</w:t>
+      </w:r>
+      <w:proofErr w:type="spellStart"/>
+      <w:r>
+        <w:rPr>
+          <w:color w:val="56A8F5"/>
+        </w:rPr>
+        <w:t>malloc</w:t>
+      </w:r>
+      <w:proofErr w:type="spellEnd"/>
+      <w:r>
+        <w:rPr>
+          <w:color w:val="BCBEC4"/>
+        </w:rPr>
+        <w:t>((</w:t>
+      </w:r>
+      <w:proofErr w:type="spellStart"/>
+      <w:r>
+        <w:rPr>
+          <w:color w:val="BCBEC4"/>
+        </w:rPr>
+        <w:t>size_t</w:t>
+      </w:r>
+      <w:proofErr w:type="spellEnd"/>
+      <w:r>
+        <w:rPr>
+          <w:color w:val="BCBEC4"/>
+        </w:rPr>
+        <w:t>)</w:t>
+      </w:r>
+      <w:proofErr w:type="spellStart"/>
+      <w:r>
+        <w:rPr>
+          <w:color w:val="BCBEC4"/>
+        </w:rPr>
+        <w:t>minor_size</w:t>
+      </w:r>
+      <w:proofErr w:type="spellEnd"/>
+      <w:r>
+        <w:rPr>
+          <w:color w:val="BCBEC4"/>
+        </w:rPr>
+        <w:t xml:space="preserve"> * </w:t>
+      </w:r>
+      <w:proofErr w:type="spellStart"/>
+      <w:r>
+        <w:rPr>
+          <w:color w:val="BCBEC4"/>
+        </w:rPr>
+        <w:t>minor_size</w:t>
+      </w:r>
+      <w:proofErr w:type="spellEnd"/>
+      <w:r>
+        <w:rPr>
+          <w:color w:val="BCBEC4"/>
+        </w:rPr>
+        <w:t xml:space="preserve"> * </w:t>
+      </w:r>
+      <w:proofErr w:type="spellStart"/>
+      <w:r>
+        <w:rPr>
+          <w:color w:val="CF8E6D"/>
+        </w:rPr>
+        <w:t>sizeof</w:t>
+      </w:r>
+      <w:proofErr w:type="spellEnd"/>
+      <w:r>
+        <w:rPr>
+          <w:color w:val="BCBEC4"/>
+        </w:rPr>
+        <w:t>(</w:t>
+      </w:r>
+      <w:proofErr w:type="spellStart"/>
+      <w:r>
+        <w:rPr>
+          <w:color w:val="CF8E6D"/>
+        </w:rPr>
+        <w:t>double</w:t>
+      </w:r>
+      <w:proofErr w:type="spellEnd"/>
+      <w:r>
+        <w:rPr>
+          <w:color w:val="BCBEC4"/>
+        </w:rPr>
+        <w:t>));</w:t>
+      </w:r>
+      <w:r>
+        <w:rPr>
+          <w:color w:val="BCBEC4"/>
+        </w:rPr>
+        <w:br/>
+        <w:t xml:space="preserve">        </w:t>
+      </w:r>
+      <w:proofErr w:type="spellStart"/>
+      <w:r>
+        <w:rPr>
+          <w:color w:val="CF8E6D"/>
+        </w:rPr>
+        <w:t>if</w:t>
+      </w:r>
+      <w:proofErr w:type="spellEnd"/>
+      <w:r>
+        <w:rPr>
+          <w:color w:val="CF8E6D"/>
+        </w:rPr>
+        <w:t xml:space="preserve"> </w:t>
+      </w:r>
+      <w:r>
+        <w:rPr>
+          <w:color w:val="BCBEC4"/>
+        </w:rPr>
+        <w:t>(</w:t>
+      </w:r>
+      <w:proofErr w:type="spellStart"/>
+      <w:r>
+        <w:rPr>
+          <w:color w:val="BCBEC4"/>
+        </w:rPr>
+        <w:t>minor</w:t>
+      </w:r>
+      <w:proofErr w:type="spellEnd"/>
+      <w:r>
+        <w:rPr>
+          <w:color w:val="BCBEC4"/>
+        </w:rPr>
+        <w:t xml:space="preserve"> == NULL) {</w:t>
+      </w:r>
+      <w:r>
+        <w:rPr>
+          <w:color w:val="BCBEC4"/>
+        </w:rPr>
+        <w:br/>
+        <w:t xml:space="preserve">            </w:t>
+      </w:r>
+      <w:proofErr w:type="spellStart"/>
+      <w:r>
+        <w:rPr>
+          <w:color w:val="56A8F5"/>
+        </w:rPr>
+        <w:t>fprintf</w:t>
+      </w:r>
+      <w:proofErr w:type="spellEnd"/>
+      <w:r>
+        <w:rPr>
+          <w:color w:val="BCBEC4"/>
+        </w:rPr>
+        <w:t>(</w:t>
+      </w:r>
+      <w:proofErr w:type="spellStart"/>
+      <w:r>
+        <w:rPr>
+          <w:color w:val="BCBEC4"/>
+        </w:rPr>
+        <w:t>stderr</w:t>
+      </w:r>
+      <w:proofErr w:type="spellEnd"/>
+      <w:r>
+        <w:rPr>
+          <w:color w:val="BCBEC4"/>
+        </w:rPr>
+        <w:t xml:space="preserve">, </w:t>
+      </w:r>
+      <w:r>
+        <w:rPr>
+          <w:color w:val="6AAB73"/>
+        </w:rPr>
+        <w:t>"Ошибка выделения памяти для минора</w:t>
+      </w:r>
+      <w:r>
+        <w:rPr>
+          <w:color w:val="CF8E6D"/>
+        </w:rPr>
+        <w:t>\n</w:t>
+      </w:r>
+      <w:r>
+        <w:rPr>
+          <w:color w:val="6AAB73"/>
+        </w:rPr>
+        <w:t>"</w:t>
+      </w:r>
+      <w:r>
+        <w:rPr>
+          <w:color w:val="BCBEC4"/>
+        </w:rPr>
+        <w:t>);</w:t>
+      </w:r>
+      <w:r>
+        <w:rPr>
+          <w:color w:val="BCBEC4"/>
+        </w:rPr>
+        <w:br/>
+        <w:t xml:space="preserve">            </w:t>
+      </w:r>
+      <w:proofErr w:type="spellStart"/>
+      <w:r>
+        <w:rPr>
+          <w:color w:val="56A8F5"/>
+        </w:rPr>
+        <w:t>exit</w:t>
+      </w:r>
+      <w:proofErr w:type="spellEnd"/>
+      <w:r>
+        <w:rPr>
+          <w:color w:val="BCBEC4"/>
+        </w:rPr>
+        <w:t>(EXIT_FAILURE);</w:t>
+      </w:r>
+      <w:r>
+        <w:rPr>
+          <w:color w:val="BCBEC4"/>
+        </w:rPr>
+        <w:br/>
+        <w:t xml:space="preserve">        }</w:t>
+      </w:r>
+      <w:r>
+        <w:rPr>
+          <w:color w:val="BCBEC4"/>
+        </w:rPr>
+        <w:br/>
+      </w:r>
+      <w:r>
+        <w:rPr>
+          <w:color w:val="BCBEC4"/>
+        </w:rPr>
+        <w:br/>
+        <w:t xml:space="preserve">        </w:t>
+      </w:r>
+      <w:proofErr w:type="spellStart"/>
+      <w:r>
+        <w:rPr>
+          <w:color w:val="CF8E6D"/>
+        </w:rPr>
+        <w:t>int</w:t>
+      </w:r>
+      <w:proofErr w:type="spellEnd"/>
+      <w:r>
+        <w:rPr>
+          <w:color w:val="CF8E6D"/>
+        </w:rPr>
+        <w:t xml:space="preserve"> </w:t>
+      </w:r>
+      <w:proofErr w:type="spellStart"/>
+      <w:r>
+        <w:rPr>
+          <w:color w:val="BCBEC4"/>
+        </w:rPr>
+        <w:t>row</w:t>
+      </w:r>
+      <w:proofErr w:type="spellEnd"/>
+      <w:r>
+        <w:rPr>
+          <w:color w:val="BCBEC4"/>
+        </w:rPr>
+        <w:t xml:space="preserve"> = </w:t>
+      </w:r>
+      <w:r>
+        <w:rPr>
+          <w:color w:val="2AACB8"/>
+        </w:rPr>
+        <w:t>0</w:t>
+      </w:r>
+      <w:r>
+        <w:rPr>
+          <w:color w:val="BCBEC4"/>
+        </w:rPr>
+        <w:t>;</w:t>
+      </w:r>
+      <w:r>
+        <w:rPr>
+          <w:color w:val="BCBEC4"/>
+        </w:rPr>
+        <w:br/>
+        <w:t xml:space="preserve">        </w:t>
+      </w:r>
+      <w:proofErr w:type="spellStart"/>
+      <w:r>
+        <w:rPr>
+          <w:color w:val="CF8E6D"/>
+        </w:rPr>
+        <w:t>int</w:t>
+      </w:r>
+      <w:proofErr w:type="spellEnd"/>
+      <w:r>
+        <w:rPr>
+          <w:color w:val="CF8E6D"/>
+        </w:rPr>
+        <w:t xml:space="preserve"> </w:t>
+      </w:r>
+      <w:proofErr w:type="spellStart"/>
+      <w:r>
+        <w:rPr>
+          <w:color w:val="BCBEC4"/>
+        </w:rPr>
+        <w:t>col</w:t>
+      </w:r>
+      <w:proofErr w:type="spellEnd"/>
+      <w:r>
+        <w:rPr>
+          <w:color w:val="BCBEC4"/>
+        </w:rPr>
+        <w:t xml:space="preserve"> = </w:t>
+      </w:r>
+      <w:r>
+        <w:rPr>
+          <w:color w:val="2AACB8"/>
+        </w:rPr>
+        <w:t>0</w:t>
+      </w:r>
+      <w:r>
+        <w:rPr>
+          <w:color w:val="BCBEC4"/>
+        </w:rPr>
+        <w:t>;</w:t>
+      </w:r>
+      <w:r>
+        <w:rPr>
+          <w:color w:val="BCBEC4"/>
+        </w:rPr>
+        <w:br/>
+      </w:r>
+      <w:r>
+        <w:rPr>
+          <w:color w:val="BCBEC4"/>
+        </w:rPr>
+        <w:br/>
+        <w:t xml:space="preserve">        </w:t>
+      </w:r>
+      <w:r>
+        <w:rPr>
+          <w:color w:val="7A7E85"/>
+        </w:rPr>
+        <w:t>/*</w:t>
+      </w:r>
+      <w:r>
+        <w:rPr>
+          <w:color w:val="7A7E85"/>
+        </w:rPr>
+        <w:br/>
+        <w:t xml:space="preserve">            Формируем минор M[0][i]:</w:t>
+      </w:r>
+      <w:r>
+        <w:rPr>
+          <w:color w:val="7A7E85"/>
+        </w:rPr>
+        <w:br/>
+        <w:t xml:space="preserve">            - пропускаем первую строку, потому что она уже использована в разложении;</w:t>
+      </w:r>
+      <w:r>
+        <w:rPr>
+          <w:color w:val="7A7E85"/>
+        </w:rPr>
+        <w:br/>
+        <w:t xml:space="preserve">            - пропускаем i-й столбец, чтобы удалить этот элемент;</w:t>
+      </w:r>
+      <w:r>
+        <w:rPr>
+          <w:color w:val="7A7E85"/>
+        </w:rPr>
+        <w:br/>
+        <w:t xml:space="preserve">            - остальные элементы переписываем в </w:t>
+      </w:r>
+      <w:proofErr w:type="spellStart"/>
+      <w:r>
+        <w:rPr>
+          <w:color w:val="7A7E85"/>
+        </w:rPr>
+        <w:t>minor</w:t>
+      </w:r>
+      <w:proofErr w:type="spellEnd"/>
+      <w:r>
+        <w:rPr>
+          <w:color w:val="7A7E85"/>
+        </w:rPr>
+        <w:t>[] по порядку.</w:t>
+      </w:r>
+      <w:r>
+        <w:rPr>
+          <w:color w:val="7A7E85"/>
+        </w:rPr>
+        <w:br/>
+        <w:t xml:space="preserve">        </w:t>
+      </w:r>
+      <w:r>
+        <w:rPr>
+          <w:color w:val="7A7E85"/>
+          <w:lang w:val="en-US"/>
+        </w:rPr>
+        <w:t>*/</w:t>
+      </w:r>
+      <w:r>
+        <w:rPr>
+          <w:color w:val="7A7E85"/>
+          <w:lang w:val="en-US"/>
+        </w:rPr>
+        <w:br/>
+        <w:t xml:space="preserve">        </w:t>
+      </w:r>
+      <w:r>
+        <w:rPr>
+          <w:color w:val="CF8E6D"/>
+          <w:lang w:val="en-US"/>
+        </w:rPr>
+        <w:t xml:space="preserve">for </w:t>
+      </w:r>
+      <w:r>
+        <w:rPr>
+          <w:color w:val="BCBEC4"/>
+          <w:lang w:val="en-US"/>
+        </w:rPr>
+        <w:t>(</w:t>
+      </w:r>
+      <w:r>
+        <w:rPr>
+          <w:color w:val="CF8E6D"/>
+          <w:lang w:val="en-US"/>
+        </w:rPr>
+        <w:t xml:space="preserve">int </w:t>
+      </w:r>
+      <w:r>
+        <w:rPr>
+          <w:color w:val="BCBEC4"/>
+          <w:lang w:val="en-US"/>
+        </w:rPr>
+        <w:t xml:space="preserve">r = </w:t>
+      </w:r>
+      <w:r>
+        <w:rPr>
+          <w:color w:val="2AACB8"/>
+          <w:lang w:val="en-US"/>
+        </w:rPr>
+        <w:t>1</w:t>
+      </w:r>
+      <w:r>
+        <w:rPr>
+          <w:color w:val="BCBEC4"/>
+          <w:lang w:val="en-US"/>
+        </w:rPr>
+        <w:t>; r &lt; n; ++r) {</w:t>
+      </w:r>
+      <w:r>
+        <w:rPr>
+          <w:color w:val="BCBEC4"/>
+          <w:lang w:val="en-US"/>
+        </w:rPr>
+        <w:br/>
+        <w:t xml:space="preserve">            </w:t>
+      </w:r>
+      <w:r>
+        <w:rPr>
+          <w:color w:val="CF8E6D"/>
+          <w:lang w:val="en-US"/>
+        </w:rPr>
+        <w:t xml:space="preserve">for </w:t>
+      </w:r>
+      <w:r>
+        <w:rPr>
+          <w:color w:val="BCBEC4"/>
+          <w:lang w:val="en-US"/>
+        </w:rPr>
+        <w:t>(</w:t>
+      </w:r>
+      <w:r>
+        <w:rPr>
+          <w:color w:val="CF8E6D"/>
+          <w:lang w:val="en-US"/>
+        </w:rPr>
+        <w:t xml:space="preserve">int </w:t>
+      </w:r>
+      <w:r>
+        <w:rPr>
+          <w:color w:val="BCBEC4"/>
+          <w:lang w:val="en-US"/>
+        </w:rPr>
+        <w:t xml:space="preserve">c = </w:t>
+      </w:r>
+      <w:r>
+        <w:rPr>
+          <w:color w:val="2AACB8"/>
+          <w:lang w:val="en-US"/>
+        </w:rPr>
+        <w:t>0</w:t>
+      </w:r>
+      <w:r>
+        <w:rPr>
+          <w:color w:val="BCBEC4"/>
+          <w:lang w:val="en-US"/>
+        </w:rPr>
+        <w:t>; c &lt; n; ++c) {</w:t>
+      </w:r>
+      <w:r>
+        <w:rPr>
+          <w:color w:val="BCBEC4"/>
+          <w:lang w:val="en-US"/>
+        </w:rPr>
+        <w:br/>
+        <w:t xml:space="preserve">                </w:t>
+      </w:r>
+      <w:r>
+        <w:rPr>
+          <w:color w:val="CF8E6D"/>
+          <w:lang w:val="en-US"/>
+        </w:rPr>
+        <w:t xml:space="preserve">if </w:t>
+      </w:r>
+      <w:r>
+        <w:rPr>
+          <w:color w:val="BCBEC4"/>
+          <w:lang w:val="en-US"/>
+        </w:rPr>
+        <w:t xml:space="preserve">(c == </w:t>
+      </w:r>
+      <w:proofErr w:type="spellStart"/>
+      <w:r>
+        <w:rPr>
+          <w:color w:val="BCBEC4"/>
+          <w:lang w:val="en-US"/>
+        </w:rPr>
+        <w:t>i</w:t>
+      </w:r>
+      <w:proofErr w:type="spellEnd"/>
+      <w:r>
+        <w:rPr>
+          <w:color w:val="BCBEC4"/>
+          <w:lang w:val="en-US"/>
+        </w:rPr>
+        <w:t>)</w:t>
+      </w:r>
+      <w:r>
+        <w:rPr>
+          <w:color w:val="BCBEC4"/>
+          <w:lang w:val="en-US"/>
+        </w:rPr>
+        <w:br/>
+        <w:t xml:space="preserve">                    </w:t>
+      </w:r>
+      <w:r>
+        <w:rPr>
+          <w:color w:val="CF8E6D"/>
+          <w:lang w:val="en-US"/>
+        </w:rPr>
+        <w:t>continue</w:t>
+      </w:r>
+      <w:r>
+        <w:rPr>
+          <w:color w:val="BCBEC4"/>
+          <w:lang w:val="en-US"/>
+        </w:rPr>
+        <w:t>;</w:t>
+      </w:r>
+      <w:r>
+        <w:rPr>
+          <w:color w:val="BCBEC4"/>
+          <w:lang w:val="en-US"/>
+        </w:rPr>
+        <w:br/>
+        <w:t xml:space="preserve">                minor[row * </w:t>
+      </w:r>
+      <w:proofErr w:type="spellStart"/>
+      <w:r>
+        <w:rPr>
+          <w:color w:val="BCBEC4"/>
+          <w:lang w:val="en-US"/>
+        </w:rPr>
+        <w:t>minor_size</w:t>
+      </w:r>
+      <w:proofErr w:type="spellEnd"/>
+      <w:r>
+        <w:rPr>
+          <w:color w:val="BCBEC4"/>
+          <w:lang w:val="en-US"/>
+        </w:rPr>
+        <w:t xml:space="preserve"> + col++] = a[r * n + c];</w:t>
+      </w:r>
+      <w:r>
+        <w:rPr>
+          <w:color w:val="BCBEC4"/>
+          <w:lang w:val="en-US"/>
+        </w:rPr>
+        <w:br/>
+        <w:t xml:space="preserve">                </w:t>
+      </w:r>
+      <w:r>
+        <w:rPr>
+          <w:color w:val="CF8E6D"/>
+          <w:lang w:val="en-US"/>
+        </w:rPr>
+        <w:t xml:space="preserve">if </w:t>
+      </w:r>
+      <w:r>
+        <w:rPr>
+          <w:color w:val="BCBEC4"/>
+          <w:lang w:val="en-US"/>
+        </w:rPr>
+        <w:t xml:space="preserve">(col == </w:t>
+      </w:r>
+      <w:proofErr w:type="spellStart"/>
+      <w:r>
+        <w:rPr>
+          <w:color w:val="BCBEC4"/>
+          <w:lang w:val="en-US"/>
+        </w:rPr>
+        <w:t>minor_size</w:t>
+      </w:r>
+      <w:proofErr w:type="spellEnd"/>
+      <w:r>
+        <w:rPr>
+          <w:color w:val="BCBEC4"/>
+          <w:lang w:val="en-US"/>
+        </w:rPr>
+        <w:t>) {</w:t>
+      </w:r>
+      <w:r>
+        <w:rPr>
+          <w:color w:val="BCBEC4"/>
+          <w:lang w:val="en-US"/>
+        </w:rPr>
+        <w:br/>
+        <w:t xml:space="preserve">                    col = </w:t>
+      </w:r>
+      <w:r>
+        <w:rPr>
+          <w:color w:val="2AACB8"/>
+          <w:lang w:val="en-US"/>
+        </w:rPr>
+        <w:t>0</w:t>
+      </w:r>
+      <w:r>
+        <w:rPr>
+          <w:color w:val="BCBEC4"/>
+          <w:lang w:val="en-US"/>
+        </w:rPr>
+        <w:t>;</w:t>
+      </w:r>
+      <w:r>
+        <w:rPr>
+          <w:color w:val="BCBEC4"/>
+          <w:lang w:val="en-US"/>
+        </w:rPr>
+        <w:br/>
+        <w:t xml:space="preserve">                    ++row;</w:t>
+      </w:r>
+      <w:r>
+        <w:rPr>
+          <w:color w:val="BCBEC4"/>
+          <w:lang w:val="en-US"/>
+        </w:rPr>
+        <w:br/>
+        <w:t xml:space="preserve">                }</w:t>
+      </w:r>
+      <w:r>
+        <w:rPr>
+          <w:color w:val="BCBEC4"/>
+          <w:lang w:val="en-US"/>
+        </w:rPr>
+        <w:br/>
+        <w:t xml:space="preserve">            }</w:t>
+      </w:r>
+      <w:r>
+        <w:rPr>
+          <w:color w:val="BCBEC4"/>
+          <w:lang w:val="en-US"/>
+        </w:rPr>
+        <w:br/>
+        <w:t xml:space="preserve">        }</w:t>
+      </w:r>
+      <w:r>
+        <w:rPr>
+          <w:color w:val="BCBEC4"/>
+          <w:lang w:val="en-US"/>
+        </w:rPr>
+        <w:br/>
+      </w:r>
+      <w:r>
+        <w:rPr>
+          <w:color w:val="BCBEC4"/>
+          <w:lang w:val="en-US"/>
+        </w:rPr>
+        <w:br/>
+        <w:t xml:space="preserve">        </w:t>
+      </w:r>
+      <w:r>
+        <w:rPr>
+          <w:color w:val="CF8E6D"/>
+          <w:lang w:val="en-US"/>
+        </w:rPr>
+        <w:t xml:space="preserve">double </w:t>
+      </w:r>
+      <w:r>
+        <w:rPr>
+          <w:color w:val="BCBEC4"/>
+          <w:lang w:val="en-US"/>
+        </w:rPr>
+        <w:t xml:space="preserve">sign = </w:t>
+      </w:r>
+      <w:r>
+        <w:rPr>
+          <w:color w:val="6F737A"/>
+          <w:lang w:val="en-US"/>
+        </w:rPr>
+        <w:t>((</w:t>
+      </w:r>
+      <w:proofErr w:type="spellStart"/>
+      <w:r>
+        <w:rPr>
+          <w:color w:val="BCBEC4"/>
+          <w:lang w:val="en-US"/>
+        </w:rPr>
+        <w:t>i</w:t>
+      </w:r>
+      <w:proofErr w:type="spellEnd"/>
+      <w:r>
+        <w:rPr>
+          <w:color w:val="BCBEC4"/>
+          <w:lang w:val="en-US"/>
+        </w:rPr>
+        <w:t xml:space="preserve"> % </w:t>
+      </w:r>
+      <w:r>
+        <w:rPr>
+          <w:color w:val="2AACB8"/>
+          <w:lang w:val="en-US"/>
+        </w:rPr>
+        <w:t>2</w:t>
+      </w:r>
+      <w:r>
+        <w:rPr>
+          <w:color w:val="6F737A"/>
+          <w:lang w:val="en-US"/>
+        </w:rPr>
+        <w:t xml:space="preserve">) </w:t>
+      </w:r>
+      <w:r>
+        <w:rPr>
+          <w:color w:val="BCBEC4"/>
+          <w:lang w:val="en-US"/>
+        </w:rPr>
+        <w:t xml:space="preserve">== </w:t>
+      </w:r>
+      <w:r>
+        <w:rPr>
+          <w:color w:val="2AACB8"/>
+          <w:lang w:val="en-US"/>
+        </w:rPr>
+        <w:t>0</w:t>
+      </w:r>
+      <w:r>
+        <w:rPr>
+          <w:color w:val="6F737A"/>
+          <w:lang w:val="en-US"/>
+        </w:rPr>
+        <w:t xml:space="preserve">) </w:t>
+      </w:r>
+      <w:r>
+        <w:rPr>
+          <w:color w:val="BCBEC4"/>
+          <w:lang w:val="en-US"/>
+        </w:rPr>
+        <w:t xml:space="preserve">? </w:t>
+      </w:r>
+      <w:r>
+        <w:rPr>
+          <w:color w:val="2AACB8"/>
+          <w:lang w:val="en-US"/>
+        </w:rPr>
+        <w:t xml:space="preserve">1.0 </w:t>
+      </w:r>
+      <w:r>
+        <w:rPr>
+          <w:color w:val="BCBEC4"/>
+          <w:lang w:val="en-US"/>
+        </w:rPr>
+        <w:t>: -</w:t>
+      </w:r>
+      <w:r>
+        <w:rPr>
+          <w:color w:val="2AACB8"/>
+          <w:lang w:val="en-US"/>
+        </w:rPr>
+        <w:t>1.0</w:t>
+      </w:r>
+      <w:r>
+        <w:rPr>
+          <w:color w:val="BCBEC4"/>
+          <w:lang w:val="en-US"/>
+        </w:rPr>
+        <w:t>;</w:t>
+      </w:r>
+      <w:r>
+        <w:rPr>
+          <w:color w:val="BCBEC4"/>
+          <w:lang w:val="en-US"/>
+        </w:rPr>
+        <w:br/>
+        <w:t xml:space="preserve">        result += sign * a[</w:t>
+      </w:r>
+      <w:proofErr w:type="spellStart"/>
+      <w:r>
+        <w:rPr>
+          <w:color w:val="BCBEC4"/>
+          <w:lang w:val="en-US"/>
+        </w:rPr>
+        <w:t>i</w:t>
+      </w:r>
+      <w:proofErr w:type="spellEnd"/>
+      <w:r>
+        <w:rPr>
+          <w:color w:val="BCBEC4"/>
+          <w:lang w:val="en-US"/>
+        </w:rPr>
+        <w:t xml:space="preserve">] * </w:t>
+      </w:r>
+      <w:r>
+        <w:rPr>
+          <w:color w:val="56A8F5"/>
+          <w:lang w:val="en-US"/>
+        </w:rPr>
+        <w:t>determinant</w:t>
+      </w:r>
+      <w:r>
+        <w:rPr>
+          <w:color w:val="BCBEC4"/>
+          <w:lang w:val="en-US"/>
+        </w:rPr>
+        <w:t>(</w:t>
+      </w:r>
+      <w:proofErr w:type="spellStart"/>
+      <w:r>
+        <w:rPr>
+          <w:color w:val="BCBEC4"/>
+          <w:lang w:val="en-US"/>
+        </w:rPr>
+        <w:t>minor_size</w:t>
+      </w:r>
+      <w:proofErr w:type="spellEnd"/>
+      <w:r>
+        <w:rPr>
+          <w:color w:val="BCBEC4"/>
+          <w:lang w:val="en-US"/>
+        </w:rPr>
+        <w:t>, minor);</w:t>
+      </w:r>
+      <w:r>
+        <w:rPr>
+          <w:color w:val="BCBEC4"/>
+          <w:lang w:val="en-US"/>
+        </w:rPr>
+        <w:br/>
+        <w:t xml:space="preserve">        </w:t>
+      </w:r>
+      <w:r>
+        <w:rPr>
+          <w:color w:val="56A8F5"/>
+          <w:lang w:val="en-US"/>
+        </w:rPr>
+        <w:t>free</w:t>
+      </w:r>
+      <w:r>
+        <w:rPr>
+          <w:color w:val="BCBEC4"/>
+          <w:lang w:val="en-US"/>
+        </w:rPr>
+        <w:t>(minor);</w:t>
+      </w:r>
+      <w:r>
+        <w:rPr>
+          <w:color w:val="BCBEC4"/>
+          <w:lang w:val="en-US"/>
+        </w:rPr>
+        <w:br/>
+        <w:t xml:space="preserve">    }</w:t>
+      </w:r>
+      <w:r>
+        <w:rPr>
+          <w:color w:val="BCBEC4"/>
+          <w:lang w:val="en-US"/>
+        </w:rPr>
+        <w:br/>
+      </w:r>
+      <w:r>
+        <w:rPr>
+          <w:color w:val="BCBEC4"/>
+          <w:lang w:val="en-US"/>
+        </w:rPr>
+        <w:br/>
+        <w:t xml:space="preserve">    </w:t>
+      </w:r>
+      <w:r>
+        <w:rPr>
+          <w:color w:val="CF8E6D"/>
+          <w:lang w:val="en-US"/>
+        </w:rPr>
+        <w:t xml:space="preserve">return </w:t>
+      </w:r>
+      <w:r>
+        <w:rPr>
+          <w:color w:val="BCBEC4"/>
+          <w:lang w:val="en-US"/>
+        </w:rPr>
+        <w:t>result;</w:t>
+      </w:r>
+      <w:r>
+        <w:rPr>
+          <w:color w:val="BCBEC4"/>
+          <w:lang w:val="en-US"/>
+        </w:rPr>
+        <w:br/>
+        <w:t>}</w:t>
+      </w:r>
+      <w:r>
+        <w:rPr>
+          <w:color w:val="BCBEC4"/>
+          <w:lang w:val="en-US"/>
+        </w:rPr>
+        <w:br/>
+      </w:r>
+      <w:r>
+        <w:rPr>
+          <w:color w:val="BCBEC4"/>
+          <w:lang w:val="en-US"/>
+        </w:rPr>
+        <w:br/>
+      </w:r>
+      <w:r>
+        <w:rPr>
+          <w:color w:val="CF8E6D"/>
+          <w:lang w:val="en-US"/>
+        </w:rPr>
+        <w:t xml:space="preserve">static void </w:t>
+      </w:r>
+      <w:proofErr w:type="spellStart"/>
+      <w:r>
+        <w:rPr>
+          <w:color w:val="56A8F5"/>
+          <w:lang w:val="en-US"/>
+        </w:rPr>
+        <w:t>compute_cofactors</w:t>
+      </w:r>
+      <w:proofErr w:type="spellEnd"/>
+      <w:r>
+        <w:rPr>
+          <w:color w:val="BCBEC4"/>
+          <w:lang w:val="en-US"/>
+        </w:rPr>
+        <w:t>(</w:t>
+      </w:r>
+      <w:r>
+        <w:rPr>
+          <w:color w:val="CF8E6D"/>
+          <w:lang w:val="en-US"/>
+        </w:rPr>
+        <w:t xml:space="preserve">const double </w:t>
+      </w:r>
+      <w:r>
+        <w:rPr>
+          <w:color w:val="BCBEC4"/>
+          <w:lang w:val="en-US"/>
+        </w:rPr>
+        <w:t xml:space="preserve">*a, </w:t>
+      </w:r>
+      <w:r>
+        <w:rPr>
+          <w:color w:val="CF8E6D"/>
+          <w:lang w:val="en-US"/>
+        </w:rPr>
+        <w:t xml:space="preserve">int </w:t>
+      </w:r>
+      <w:r>
+        <w:rPr>
+          <w:color w:val="BCBEC4"/>
+          <w:lang w:val="en-US"/>
+        </w:rPr>
+        <w:t xml:space="preserve">n, </w:t>
+      </w:r>
+      <w:r>
+        <w:rPr>
+          <w:color w:val="CF8E6D"/>
+          <w:lang w:val="en-US"/>
+        </w:rPr>
+        <w:t xml:space="preserve">double </w:t>
+      </w:r>
+      <w:r>
+        <w:rPr>
+          <w:color w:val="BCBEC4"/>
+          <w:lang w:val="en-US"/>
+        </w:rPr>
+        <w:t>*cofactor)</w:t>
+      </w:r>
+      <w:r>
+        <w:rPr>
+          <w:color w:val="BCBEC4"/>
+          <w:lang w:val="en-US"/>
+        </w:rPr>
+        <w:br/>
+        <w:t>{</w:t>
+      </w:r>
+      <w:r>
+        <w:rPr>
+          <w:color w:val="BCBEC4"/>
+          <w:lang w:val="en-US"/>
+        </w:rPr>
+        <w:br/>
+        <w:t xml:space="preserve">    </w:t>
+      </w:r>
+      <w:r>
+        <w:rPr>
+          <w:color w:val="CF8E6D"/>
+          <w:lang w:val="en-US"/>
+        </w:rPr>
+        <w:t xml:space="preserve">if </w:t>
+      </w:r>
+      <w:r>
+        <w:rPr>
+          <w:color w:val="BCBEC4"/>
+          <w:lang w:val="en-US"/>
+        </w:rPr>
+        <w:t xml:space="preserve">(n == </w:t>
+      </w:r>
+      <w:r>
+        <w:rPr>
+          <w:color w:val="2AACB8"/>
+          <w:lang w:val="en-US"/>
+        </w:rPr>
+        <w:t>1</w:t>
+      </w:r>
+      <w:r>
+        <w:rPr>
+          <w:color w:val="BCBEC4"/>
+          <w:lang w:val="en-US"/>
+        </w:rPr>
+        <w:t>) {</w:t>
+      </w:r>
+      <w:r>
+        <w:rPr>
+          <w:color w:val="BCBEC4"/>
+          <w:lang w:val="en-US"/>
+        </w:rPr>
+        <w:br/>
+        <w:t xml:space="preserve">        cofactor[</w:t>
+      </w:r>
+      <w:r>
+        <w:rPr>
+          <w:color w:val="2AACB8"/>
+          <w:lang w:val="en-US"/>
+        </w:rPr>
+        <w:t>0</w:t>
+      </w:r>
+      <w:r>
+        <w:rPr>
+          <w:color w:val="BCBEC4"/>
+          <w:lang w:val="en-US"/>
+        </w:rPr>
+        <w:t xml:space="preserve">] = </w:t>
+      </w:r>
+      <w:r>
+        <w:rPr>
+          <w:color w:val="2AACB8"/>
+          <w:lang w:val="en-US"/>
+        </w:rPr>
+        <w:t>1.0</w:t>
+      </w:r>
+      <w:r>
+        <w:rPr>
+          <w:color w:val="BCBEC4"/>
+          <w:lang w:val="en-US"/>
+        </w:rPr>
+        <w:t>;</w:t>
+      </w:r>
+      <w:r>
+        <w:rPr>
+          <w:color w:val="BCBEC4"/>
+          <w:lang w:val="en-US"/>
+        </w:rPr>
+        <w:br/>
+        <w:t xml:space="preserve">        </w:t>
+      </w:r>
+      <w:r>
+        <w:rPr>
+          <w:color w:val="CF8E6D"/>
+          <w:lang w:val="en-US"/>
+        </w:rPr>
+        <w:t>return</w:t>
+      </w:r>
+      <w:r>
+        <w:rPr>
+          <w:color w:val="BCBEC4"/>
+          <w:lang w:val="en-US"/>
+        </w:rPr>
+        <w:t>;</w:t>
+      </w:r>
+      <w:r>
+        <w:rPr>
+          <w:color w:val="BCBEC4"/>
+          <w:lang w:val="en-US"/>
+        </w:rPr>
+        <w:br/>
+        <w:t xml:space="preserve">    }</w:t>
+      </w:r>
+      <w:r>
+        <w:rPr>
+          <w:color w:val="BCBEC4"/>
+          <w:lang w:val="en-US"/>
+        </w:rPr>
+        <w:br/>
+      </w:r>
+      <w:r>
+        <w:rPr>
+          <w:color w:val="BCBEC4"/>
+          <w:lang w:val="en-US"/>
+        </w:rPr>
+        <w:br/>
+        <w:t xml:space="preserve">    </w:t>
+      </w:r>
+      <w:r>
+        <w:rPr>
+          <w:color w:val="CF8E6D"/>
+          <w:lang w:val="en-US"/>
+        </w:rPr>
+        <w:t xml:space="preserve">for </w:t>
+      </w:r>
+      <w:r>
+        <w:rPr>
+          <w:color w:val="BCBEC4"/>
+          <w:lang w:val="en-US"/>
+        </w:rPr>
+        <w:t>(</w:t>
+      </w:r>
+      <w:r>
+        <w:rPr>
+          <w:color w:val="CF8E6D"/>
+          <w:lang w:val="en-US"/>
+        </w:rPr>
+        <w:t xml:space="preserve">int </w:t>
+      </w:r>
+      <w:proofErr w:type="spellStart"/>
+      <w:r>
+        <w:rPr>
+          <w:color w:val="BCBEC4"/>
+          <w:lang w:val="en-US"/>
+        </w:rPr>
+        <w:t>i</w:t>
+      </w:r>
+      <w:proofErr w:type="spellEnd"/>
+      <w:r>
+        <w:rPr>
+          <w:color w:val="BCBEC4"/>
+          <w:lang w:val="en-US"/>
+        </w:rPr>
+        <w:t xml:space="preserve"> = </w:t>
+      </w:r>
+      <w:r>
+        <w:rPr>
+          <w:color w:val="2AACB8"/>
+          <w:lang w:val="en-US"/>
+        </w:rPr>
+        <w:t>0</w:t>
+      </w:r>
+      <w:r>
+        <w:rPr>
+          <w:color w:val="BCBEC4"/>
+          <w:lang w:val="en-US"/>
+        </w:rPr>
+        <w:t xml:space="preserve">; </w:t>
+      </w:r>
+      <w:proofErr w:type="spellStart"/>
+      <w:r>
+        <w:rPr>
+          <w:color w:val="BCBEC4"/>
+          <w:lang w:val="en-US"/>
+        </w:rPr>
+        <w:t>i</w:t>
+      </w:r>
+      <w:proofErr w:type="spellEnd"/>
+      <w:r>
+        <w:rPr>
+          <w:color w:val="BCBEC4"/>
+          <w:lang w:val="en-US"/>
+        </w:rPr>
+        <w:t xml:space="preserve"> &lt; n; ++</w:t>
+      </w:r>
+      <w:proofErr w:type="spellStart"/>
+      <w:r>
+        <w:rPr>
+          <w:color w:val="BCBEC4"/>
+          <w:lang w:val="en-US"/>
+        </w:rPr>
+        <w:t>i</w:t>
+      </w:r>
+      <w:proofErr w:type="spellEnd"/>
+      <w:r>
+        <w:rPr>
+          <w:color w:val="BCBEC4"/>
+          <w:lang w:val="en-US"/>
+        </w:rPr>
+        <w:t>) {</w:t>
+      </w:r>
+      <w:r>
+        <w:rPr>
+          <w:color w:val="BCBEC4"/>
+          <w:lang w:val="en-US"/>
+        </w:rPr>
+        <w:br/>
+        <w:t xml:space="preserve">        </w:t>
+      </w:r>
+      <w:r>
+        <w:rPr>
+          <w:color w:val="CF8E6D"/>
+          <w:lang w:val="en-US"/>
+        </w:rPr>
+        <w:t xml:space="preserve">for </w:t>
+      </w:r>
+      <w:r>
+        <w:rPr>
+          <w:color w:val="BCBEC4"/>
+          <w:lang w:val="en-US"/>
+        </w:rPr>
+        <w:t>(</w:t>
+      </w:r>
+      <w:r>
+        <w:rPr>
+          <w:color w:val="CF8E6D"/>
+          <w:lang w:val="en-US"/>
+        </w:rPr>
+        <w:t xml:space="preserve">int </w:t>
+      </w:r>
+      <w:r>
+        <w:rPr>
+          <w:color w:val="BCBEC4"/>
+          <w:lang w:val="en-US"/>
+        </w:rPr>
+        <w:t xml:space="preserve">j = </w:t>
+      </w:r>
+      <w:r>
+        <w:rPr>
+          <w:color w:val="2AACB8"/>
+          <w:lang w:val="en-US"/>
+        </w:rPr>
+        <w:t>0</w:t>
+      </w:r>
+      <w:r>
+        <w:rPr>
+          <w:color w:val="BCBEC4"/>
+          <w:lang w:val="en-US"/>
+        </w:rPr>
+        <w:t>; j &lt; n; ++j) {</w:t>
+      </w:r>
+      <w:r>
+        <w:rPr>
+          <w:color w:val="BCBEC4"/>
+          <w:lang w:val="en-US"/>
+        </w:rPr>
+        <w:br/>
+        <w:t xml:space="preserve">            </w:t>
+      </w:r>
+      <w:r>
+        <w:rPr>
+          <w:color w:val="7A7E85"/>
+          <w:lang w:val="en-US"/>
+        </w:rPr>
+        <w:t>/*</w:t>
+      </w:r>
+      <w:r>
+        <w:rPr>
+          <w:color w:val="7A7E85"/>
+          <w:lang w:val="en-US"/>
+        </w:rPr>
+        <w:br/>
+        <w:t xml:space="preserve">                </w:t>
+      </w:r>
+      <w:r>
+        <w:rPr>
+          <w:color w:val="7A7E85"/>
+        </w:rPr>
+        <w:t>Для</w:t>
+      </w:r>
+      <w:r>
+        <w:rPr>
+          <w:color w:val="7A7E85"/>
+          <w:lang w:val="en-US"/>
+        </w:rPr>
+        <w:t xml:space="preserve"> </w:t>
+      </w:r>
+      <w:r>
+        <w:rPr>
+          <w:color w:val="7A7E85"/>
+        </w:rPr>
+        <w:t>элемента</w:t>
+      </w:r>
+      <w:r>
+        <w:rPr>
+          <w:color w:val="7A7E85"/>
+          <w:lang w:val="en-US"/>
+        </w:rPr>
+        <w:t xml:space="preserve"> A[</w:t>
+      </w:r>
+      <w:proofErr w:type="spellStart"/>
+      <w:r>
+        <w:rPr>
+          <w:color w:val="7A7E85"/>
+          <w:lang w:val="en-US"/>
+        </w:rPr>
+        <w:t>i</w:t>
+      </w:r>
+      <w:proofErr w:type="spellEnd"/>
+      <w:r>
+        <w:rPr>
+          <w:color w:val="7A7E85"/>
+          <w:lang w:val="en-US"/>
+        </w:rPr>
+        <w:t xml:space="preserve">][j] </w:t>
+      </w:r>
+      <w:r>
+        <w:rPr>
+          <w:color w:val="7A7E85"/>
+        </w:rPr>
+        <w:t>строим</w:t>
+      </w:r>
+      <w:r>
+        <w:rPr>
+          <w:color w:val="7A7E85"/>
+          <w:lang w:val="en-US"/>
+        </w:rPr>
+        <w:t xml:space="preserve"> </w:t>
+      </w:r>
+      <w:r>
+        <w:rPr>
+          <w:color w:val="7A7E85"/>
+        </w:rPr>
+        <w:t>минор</w:t>
+      </w:r>
+      <w:r>
+        <w:rPr>
+          <w:color w:val="7A7E85"/>
+          <w:lang w:val="en-US"/>
+        </w:rPr>
+        <w:t xml:space="preserve"> M[</w:t>
+      </w:r>
+      <w:proofErr w:type="spellStart"/>
+      <w:r>
+        <w:rPr>
+          <w:color w:val="7A7E85"/>
+          <w:lang w:val="en-US"/>
+        </w:rPr>
+        <w:t>i</w:t>
+      </w:r>
+      <w:proofErr w:type="spellEnd"/>
+      <w:r>
+        <w:rPr>
+          <w:color w:val="7A7E85"/>
+          <w:lang w:val="en-US"/>
+        </w:rPr>
+        <w:t>][j]:</w:t>
+      </w:r>
+      <w:r>
+        <w:rPr>
+          <w:color w:val="7A7E85"/>
+          <w:lang w:val="en-US"/>
+        </w:rPr>
+        <w:br/>
+      </w:r>
+      <w:r>
+        <w:rPr>
+          <w:color w:val="7A7E85"/>
+          <w:lang w:val="en-US"/>
+        </w:rPr>
+        <w:lastRenderedPageBreak/>
+        <w:t xml:space="preserve">                </w:t>
+      </w:r>
+      <w:r>
+        <w:rPr>
+          <w:color w:val="7A7E85"/>
+        </w:rPr>
+        <w:t>удаляем</w:t>
+      </w:r>
+      <w:r>
+        <w:rPr>
+          <w:color w:val="7A7E85"/>
+          <w:lang w:val="en-US"/>
+        </w:rPr>
+        <w:t xml:space="preserve"> </w:t>
+      </w:r>
+      <w:proofErr w:type="spellStart"/>
+      <w:r>
+        <w:rPr>
+          <w:color w:val="7A7E85"/>
+          <w:lang w:val="en-US"/>
+        </w:rPr>
+        <w:t>i</w:t>
+      </w:r>
+      <w:proofErr w:type="spellEnd"/>
+      <w:r>
+        <w:rPr>
+          <w:color w:val="7A7E85"/>
+          <w:lang w:val="en-US"/>
+        </w:rPr>
+        <w:t>-</w:t>
+      </w:r>
+      <w:r>
+        <w:rPr>
+          <w:color w:val="7A7E85"/>
+        </w:rPr>
+        <w:t>ю</w:t>
+      </w:r>
+      <w:r>
+        <w:rPr>
+          <w:color w:val="7A7E85"/>
+          <w:lang w:val="en-US"/>
+        </w:rPr>
+        <w:t xml:space="preserve"> </w:t>
+      </w:r>
+      <w:r>
+        <w:rPr>
+          <w:color w:val="7A7E85"/>
+        </w:rPr>
+        <w:t>строку</w:t>
+      </w:r>
+      <w:r>
+        <w:rPr>
+          <w:color w:val="7A7E85"/>
+          <w:lang w:val="en-US"/>
+        </w:rPr>
+        <w:t xml:space="preserve"> </w:t>
+      </w:r>
+      <w:r>
+        <w:rPr>
+          <w:color w:val="7A7E85"/>
+        </w:rPr>
+        <w:t>и</w:t>
+      </w:r>
+      <w:r>
+        <w:rPr>
+          <w:color w:val="7A7E85"/>
+          <w:lang w:val="en-US"/>
+        </w:rPr>
+        <w:t xml:space="preserve"> j-</w:t>
+      </w:r>
+      <w:r>
+        <w:rPr>
+          <w:color w:val="7A7E85"/>
+        </w:rPr>
+        <w:t>й</w:t>
+      </w:r>
+      <w:r>
+        <w:rPr>
+          <w:color w:val="7A7E85"/>
+          <w:lang w:val="en-US"/>
+        </w:rPr>
+        <w:t xml:space="preserve"> </w:t>
+      </w:r>
+      <w:r>
+        <w:rPr>
+          <w:color w:val="7A7E85"/>
+        </w:rPr>
+        <w:t>столбец</w:t>
+      </w:r>
+      <w:r>
+        <w:rPr>
+          <w:color w:val="7A7E85"/>
+          <w:lang w:val="en-US"/>
+        </w:rPr>
+        <w:t>,</w:t>
+      </w:r>
+      <w:r>
+        <w:rPr>
+          <w:color w:val="7A7E85"/>
+          <w:lang w:val="en-US"/>
+        </w:rPr>
+        <w:br/>
+        <w:t xml:space="preserve">                </w:t>
+      </w:r>
+      <w:r>
+        <w:rPr>
+          <w:color w:val="7A7E85"/>
+        </w:rPr>
+        <w:t>затем</w:t>
+      </w:r>
+      <w:r>
+        <w:rPr>
+          <w:color w:val="7A7E85"/>
+          <w:lang w:val="en-US"/>
+        </w:rPr>
+        <w:t xml:space="preserve"> </w:t>
+      </w:r>
+      <w:r>
+        <w:rPr>
+          <w:color w:val="7A7E85"/>
+        </w:rPr>
+        <w:t>вычисляем</w:t>
+      </w:r>
+      <w:r>
+        <w:rPr>
+          <w:color w:val="7A7E85"/>
+          <w:lang w:val="en-US"/>
+        </w:rPr>
+        <w:t xml:space="preserve"> </w:t>
+      </w:r>
+      <w:r>
+        <w:rPr>
+          <w:color w:val="7A7E85"/>
+        </w:rPr>
+        <w:t>его</w:t>
+      </w:r>
+      <w:r>
+        <w:rPr>
+          <w:color w:val="7A7E85"/>
+          <w:lang w:val="en-US"/>
+        </w:rPr>
+        <w:t xml:space="preserve"> </w:t>
+      </w:r>
+      <w:r>
+        <w:rPr>
+          <w:color w:val="7A7E85"/>
+        </w:rPr>
+        <w:t>определитель</w:t>
+      </w:r>
+      <w:r>
+        <w:rPr>
+          <w:color w:val="7A7E85"/>
+          <w:lang w:val="en-US"/>
+        </w:rPr>
+        <w:t>.</w:t>
+      </w:r>
+      <w:r>
+        <w:rPr>
+          <w:color w:val="7A7E85"/>
+          <w:lang w:val="en-US"/>
+        </w:rPr>
+        <w:br/>
+        <w:t xml:space="preserve">                </w:t>
+      </w:r>
+      <w:r>
+        <w:rPr>
+          <w:color w:val="7A7E85"/>
+        </w:rPr>
+        <w:t>После</w:t>
+      </w:r>
+      <w:r>
+        <w:rPr>
+          <w:color w:val="7A7E85"/>
+          <w:lang w:val="en-US"/>
+        </w:rPr>
+        <w:t xml:space="preserve"> </w:t>
+      </w:r>
+      <w:r>
+        <w:rPr>
+          <w:color w:val="7A7E85"/>
+        </w:rPr>
+        <w:t>этого</w:t>
+      </w:r>
+      <w:r>
+        <w:rPr>
+          <w:color w:val="7A7E85"/>
+          <w:lang w:val="en-US"/>
+        </w:rPr>
+        <w:t xml:space="preserve"> </w:t>
+      </w:r>
+      <w:r>
+        <w:rPr>
+          <w:color w:val="7A7E85"/>
+        </w:rPr>
+        <w:t>добавляем</w:t>
+      </w:r>
+      <w:r>
+        <w:rPr>
+          <w:color w:val="7A7E85"/>
+          <w:lang w:val="en-US"/>
+        </w:rPr>
+        <w:t xml:space="preserve"> </w:t>
+      </w:r>
+      <w:r>
+        <w:rPr>
+          <w:color w:val="7A7E85"/>
+        </w:rPr>
+        <w:t>знак</w:t>
+      </w:r>
+      <w:r>
+        <w:rPr>
+          <w:color w:val="7A7E85"/>
+          <w:lang w:val="en-US"/>
+        </w:rPr>
+        <w:t xml:space="preserve"> (-1)^(</w:t>
+      </w:r>
+      <w:proofErr w:type="spellStart"/>
+      <w:r>
+        <w:rPr>
+          <w:color w:val="7A7E85"/>
+          <w:lang w:val="en-US"/>
+        </w:rPr>
+        <w:t>i+j</w:t>
+      </w:r>
+      <w:proofErr w:type="spellEnd"/>
+      <w:r>
+        <w:rPr>
+          <w:color w:val="7A7E85"/>
+          <w:lang w:val="en-US"/>
+        </w:rPr>
+        <w:t>).</w:t>
+      </w:r>
+      <w:r>
+        <w:rPr>
+          <w:color w:val="7A7E85"/>
+          <w:lang w:val="en-US"/>
+        </w:rPr>
+        <w:br/>
+        <w:t xml:space="preserve">            */</w:t>
+      </w:r>
+      <w:r>
+        <w:rPr>
+          <w:color w:val="7A7E85"/>
+          <w:lang w:val="en-US"/>
+        </w:rPr>
+        <w:br/>
+        <w:t xml:space="preserve">            </w:t>
+      </w:r>
+      <w:r>
+        <w:rPr>
+          <w:color w:val="CF8E6D"/>
+          <w:lang w:val="en-US"/>
+        </w:rPr>
+        <w:t xml:space="preserve">int </w:t>
+      </w:r>
+      <w:proofErr w:type="spellStart"/>
+      <w:r>
+        <w:rPr>
+          <w:color w:val="BCBEC4"/>
+          <w:lang w:val="en-US"/>
+        </w:rPr>
+        <w:t>minor_size</w:t>
+      </w:r>
+      <w:proofErr w:type="spellEnd"/>
+      <w:r>
+        <w:rPr>
+          <w:color w:val="BCBEC4"/>
+          <w:lang w:val="en-US"/>
+        </w:rPr>
+        <w:t xml:space="preserve"> = n - </w:t>
+      </w:r>
+      <w:r>
+        <w:rPr>
+          <w:color w:val="2AACB8"/>
+          <w:lang w:val="en-US"/>
+        </w:rPr>
+        <w:t>1</w:t>
+      </w:r>
+      <w:r>
+        <w:rPr>
+          <w:color w:val="BCBEC4"/>
+          <w:lang w:val="en-US"/>
+        </w:rPr>
+        <w:t>;</w:t>
+      </w:r>
+      <w:r>
+        <w:rPr>
+          <w:color w:val="BCBEC4"/>
+          <w:lang w:val="en-US"/>
+        </w:rPr>
+        <w:br/>
+        <w:t xml:space="preserve">            </w:t>
+      </w:r>
+      <w:r>
+        <w:rPr>
+          <w:color w:val="CF8E6D"/>
+          <w:lang w:val="en-US"/>
+        </w:rPr>
+        <w:t xml:space="preserve">double </w:t>
+      </w:r>
+      <w:r>
+        <w:rPr>
+          <w:color w:val="BCBEC4"/>
+          <w:lang w:val="en-US"/>
+        </w:rPr>
+        <w:t xml:space="preserve">*minor = </w:t>
+      </w:r>
+      <w:r>
+        <w:rPr>
+          <w:color w:val="6F737A"/>
+          <w:lang w:val="en-US"/>
+        </w:rPr>
+        <w:t>(double *)</w:t>
+      </w:r>
+      <w:r>
+        <w:rPr>
+          <w:color w:val="56A8F5"/>
+          <w:lang w:val="en-US"/>
+        </w:rPr>
+        <w:t>malloc</w:t>
+      </w:r>
+      <w:r>
+        <w:rPr>
+          <w:color w:val="BCBEC4"/>
+          <w:lang w:val="en-US"/>
+        </w:rPr>
+        <w:t>((</w:t>
+      </w:r>
+      <w:proofErr w:type="spellStart"/>
+      <w:r>
+        <w:rPr>
+          <w:color w:val="BCBEC4"/>
+          <w:lang w:val="en-US"/>
+        </w:rPr>
+        <w:t>size_t</w:t>
+      </w:r>
+      <w:proofErr w:type="spellEnd"/>
+      <w:r>
+        <w:rPr>
+          <w:color w:val="BCBEC4"/>
+          <w:lang w:val="en-US"/>
+        </w:rPr>
+        <w:t>)</w:t>
+      </w:r>
+      <w:proofErr w:type="spellStart"/>
+      <w:r>
+        <w:rPr>
+          <w:color w:val="BCBEC4"/>
+          <w:lang w:val="en-US"/>
+        </w:rPr>
+        <w:t>minor_size</w:t>
+      </w:r>
+      <w:proofErr w:type="spellEnd"/>
+      <w:r>
+        <w:rPr>
+          <w:color w:val="BCBEC4"/>
+          <w:lang w:val="en-US"/>
+        </w:rPr>
+        <w:t xml:space="preserve"> * </w:t>
+      </w:r>
+      <w:proofErr w:type="spellStart"/>
+      <w:r>
+        <w:rPr>
+          <w:color w:val="BCBEC4"/>
+          <w:lang w:val="en-US"/>
+        </w:rPr>
+        <w:t>minor_size</w:t>
+      </w:r>
+      <w:proofErr w:type="spellEnd"/>
+      <w:r>
+        <w:rPr>
+          <w:color w:val="BCBEC4"/>
+          <w:lang w:val="en-US"/>
+        </w:rPr>
+        <w:t xml:space="preserve"> * </w:t>
+      </w:r>
+      <w:proofErr w:type="spellStart"/>
+      <w:r>
+        <w:rPr>
+          <w:color w:val="CF8E6D"/>
+          <w:lang w:val="en-US"/>
+        </w:rPr>
+        <w:t>sizeof</w:t>
+      </w:r>
+      <w:proofErr w:type="spellEnd"/>
+      <w:r>
+        <w:rPr>
+          <w:color w:val="BCBEC4"/>
+          <w:lang w:val="en-US"/>
+        </w:rPr>
+        <w:t>(</w:t>
+      </w:r>
+      <w:r>
+        <w:rPr>
+          <w:color w:val="CF8E6D"/>
+          <w:lang w:val="en-US"/>
+        </w:rPr>
+        <w:t>double</w:t>
+      </w:r>
+      <w:r>
+        <w:rPr>
+          <w:color w:val="BCBEC4"/>
+          <w:lang w:val="en-US"/>
+        </w:rPr>
+        <w:t>));</w:t>
+      </w:r>
+      <w:r>
+        <w:rPr>
+          <w:color w:val="BCBEC4"/>
+          <w:lang w:val="en-US"/>
+        </w:rPr>
+        <w:br/>
+        <w:t xml:space="preserve">            </w:t>
+      </w:r>
+      <w:r>
+        <w:rPr>
+          <w:color w:val="CF8E6D"/>
+          <w:lang w:val="en-US"/>
+        </w:rPr>
+        <w:t xml:space="preserve">if </w:t>
+      </w:r>
+      <w:r>
+        <w:rPr>
+          <w:color w:val="BCBEC4"/>
+          <w:lang w:val="en-US"/>
+        </w:rPr>
+        <w:t>(minor == NULL) {</w:t>
+      </w:r>
+      <w:r>
+        <w:rPr>
+          <w:color w:val="BCBEC4"/>
+          <w:lang w:val="en-US"/>
+        </w:rPr>
+        <w:br/>
+        <w:t xml:space="preserve">                </w:t>
+      </w:r>
+      <w:proofErr w:type="spellStart"/>
+      <w:r>
+        <w:rPr>
+          <w:color w:val="56A8F5"/>
+          <w:lang w:val="en-US"/>
+        </w:rPr>
+        <w:t>fprintf</w:t>
+      </w:r>
+      <w:proofErr w:type="spellEnd"/>
+      <w:r>
+        <w:rPr>
+          <w:color w:val="BCBEC4"/>
+          <w:lang w:val="en-US"/>
+        </w:rPr>
+        <w:t xml:space="preserve">(stderr, </w:t>
+      </w:r>
+      <w:r>
+        <w:rPr>
+          <w:color w:val="6AAB73"/>
+          <w:lang w:val="en-US"/>
+        </w:rPr>
+        <w:t>"</w:t>
+      </w:r>
+      <w:r>
+        <w:rPr>
+          <w:color w:val="6AAB73"/>
+        </w:rPr>
+        <w:t>Ошибка</w:t>
+      </w:r>
+      <w:r>
+        <w:rPr>
+          <w:color w:val="6AAB73"/>
+          <w:lang w:val="en-US"/>
+        </w:rPr>
+        <w:t xml:space="preserve"> </w:t>
+      </w:r>
+      <w:r>
+        <w:rPr>
+          <w:color w:val="6AAB73"/>
+        </w:rPr>
+        <w:t>выделения</w:t>
+      </w:r>
+      <w:r>
+        <w:rPr>
+          <w:color w:val="6AAB73"/>
+          <w:lang w:val="en-US"/>
+        </w:rPr>
+        <w:t xml:space="preserve"> </w:t>
+      </w:r>
+      <w:r>
+        <w:rPr>
+          <w:color w:val="6AAB73"/>
+        </w:rPr>
+        <w:t>памяти</w:t>
+      </w:r>
+      <w:r>
+        <w:rPr>
+          <w:color w:val="6AAB73"/>
+          <w:lang w:val="en-US"/>
+        </w:rPr>
+        <w:t xml:space="preserve"> </w:t>
+      </w:r>
+      <w:r>
+        <w:rPr>
+          <w:color w:val="6AAB73"/>
+        </w:rPr>
+        <w:t>для</w:t>
+      </w:r>
+      <w:r>
+        <w:rPr>
+          <w:color w:val="6AAB73"/>
+          <w:lang w:val="en-US"/>
+        </w:rPr>
+        <w:t xml:space="preserve"> </w:t>
+      </w:r>
+      <w:r>
+        <w:rPr>
+          <w:color w:val="6AAB73"/>
+        </w:rPr>
+        <w:t>минора</w:t>
+      </w:r>
+      <w:r>
+        <w:rPr>
+          <w:color w:val="CF8E6D"/>
+          <w:lang w:val="en-US"/>
+        </w:rPr>
+        <w:t>\n</w:t>
+      </w:r>
+      <w:r>
+        <w:rPr>
+          <w:color w:val="6AAB73"/>
+          <w:lang w:val="en-US"/>
+        </w:rPr>
+        <w:t>"</w:t>
+      </w:r>
+      <w:r>
+        <w:rPr>
+          <w:color w:val="BCBEC4"/>
+          <w:lang w:val="en-US"/>
+        </w:rPr>
+        <w:t>);</w:t>
+      </w:r>
+      <w:r>
+        <w:rPr>
+          <w:color w:val="BCBEC4"/>
+          <w:lang w:val="en-US"/>
+        </w:rPr>
+        <w:br/>
+        <w:t xml:space="preserve">                </w:t>
+      </w:r>
+      <w:r>
+        <w:rPr>
+          <w:color w:val="56A8F5"/>
+          <w:lang w:val="en-US"/>
+        </w:rPr>
+        <w:t>exit</w:t>
+      </w:r>
+      <w:r>
+        <w:rPr>
+          <w:color w:val="BCBEC4"/>
+          <w:lang w:val="en-US"/>
+        </w:rPr>
+        <w:t>(EXIT_FAILURE);</w:t>
+      </w:r>
+      <w:r>
+        <w:rPr>
+          <w:color w:val="BCBEC4"/>
+          <w:lang w:val="en-US"/>
+        </w:rPr>
+        <w:br/>
+        <w:t xml:space="preserve">            }</w:t>
+      </w:r>
+      <w:r>
+        <w:rPr>
+          <w:color w:val="BCBEC4"/>
+          <w:lang w:val="en-US"/>
+        </w:rPr>
+        <w:br/>
+      </w:r>
+      <w:r>
+        <w:rPr>
+          <w:color w:val="BCBEC4"/>
+          <w:lang w:val="en-US"/>
+        </w:rPr>
+        <w:br/>
+        <w:t xml:space="preserve">            </w:t>
+      </w:r>
+      <w:r>
+        <w:rPr>
+          <w:color w:val="CF8E6D"/>
+          <w:lang w:val="en-US"/>
+        </w:rPr>
+        <w:t xml:space="preserve">int </w:t>
+      </w:r>
+      <w:proofErr w:type="spellStart"/>
+      <w:r>
+        <w:rPr>
+          <w:color w:val="BCBEC4"/>
+          <w:lang w:val="en-US"/>
+        </w:rPr>
+        <w:t>idx</w:t>
+      </w:r>
+      <w:proofErr w:type="spellEnd"/>
+      <w:r>
+        <w:rPr>
+          <w:color w:val="BCBEC4"/>
+          <w:lang w:val="en-US"/>
+        </w:rPr>
+        <w:t xml:space="preserve"> = </w:t>
+      </w:r>
+      <w:r>
+        <w:rPr>
+          <w:color w:val="2AACB8"/>
+          <w:lang w:val="en-US"/>
+        </w:rPr>
+        <w:t>0</w:t>
+      </w:r>
+      <w:r>
+        <w:rPr>
+          <w:color w:val="BCBEC4"/>
+          <w:lang w:val="en-US"/>
+        </w:rPr>
+        <w:t>;</w:t>
+      </w:r>
+      <w:r>
+        <w:rPr>
+          <w:color w:val="BCBEC4"/>
+          <w:lang w:val="en-US"/>
+        </w:rPr>
+        <w:br/>
+        <w:t xml:space="preserve">            </w:t>
+      </w:r>
+      <w:r>
+        <w:rPr>
+          <w:color w:val="CF8E6D"/>
+          <w:lang w:val="en-US"/>
+        </w:rPr>
+        <w:t xml:space="preserve">for </w:t>
+      </w:r>
+      <w:r>
+        <w:rPr>
+          <w:color w:val="BCBEC4"/>
+          <w:lang w:val="en-US"/>
+        </w:rPr>
+        <w:t>(</w:t>
+      </w:r>
+      <w:r>
+        <w:rPr>
+          <w:color w:val="CF8E6D"/>
+          <w:lang w:val="en-US"/>
+        </w:rPr>
+        <w:t xml:space="preserve">int </w:t>
+      </w:r>
+      <w:r>
+        <w:rPr>
+          <w:color w:val="BCBEC4"/>
+          <w:lang w:val="en-US"/>
+        </w:rPr>
+        <w:t xml:space="preserve">r = </w:t>
+      </w:r>
+      <w:r>
+        <w:rPr>
+          <w:color w:val="2AACB8"/>
+          <w:lang w:val="en-US"/>
+        </w:rPr>
+        <w:t>0</w:t>
+      </w:r>
+      <w:r>
+        <w:rPr>
+          <w:color w:val="BCBEC4"/>
+          <w:lang w:val="en-US"/>
+        </w:rPr>
+        <w:t>; r &lt; n; ++r) {</w:t>
+      </w:r>
+      <w:r>
+        <w:rPr>
+          <w:color w:val="BCBEC4"/>
+          <w:lang w:val="en-US"/>
+        </w:rPr>
+        <w:br/>
+        <w:t xml:space="preserve">                </w:t>
+      </w:r>
+      <w:r>
+        <w:rPr>
+          <w:color w:val="CF8E6D"/>
+          <w:lang w:val="en-US"/>
+        </w:rPr>
+        <w:t xml:space="preserve">if </w:t>
+      </w:r>
+      <w:r>
+        <w:rPr>
+          <w:color w:val="BCBEC4"/>
+          <w:lang w:val="en-US"/>
+        </w:rPr>
+        <w:t xml:space="preserve">(r == </w:t>
+      </w:r>
+      <w:proofErr w:type="spellStart"/>
+      <w:r>
+        <w:rPr>
+          <w:color w:val="BCBEC4"/>
+          <w:lang w:val="en-US"/>
+        </w:rPr>
+        <w:t>i</w:t>
+      </w:r>
+      <w:proofErr w:type="spellEnd"/>
+      <w:r>
+        <w:rPr>
+          <w:color w:val="BCBEC4"/>
+          <w:lang w:val="en-US"/>
+        </w:rPr>
+        <w:t>)</w:t>
+      </w:r>
+      <w:r>
+        <w:rPr>
+          <w:color w:val="BCBEC4"/>
+          <w:lang w:val="en-US"/>
+        </w:rPr>
+        <w:br/>
+        <w:t xml:space="preserve">                    </w:t>
+      </w:r>
+      <w:r>
+        <w:rPr>
+          <w:color w:val="CF8E6D"/>
+          <w:lang w:val="en-US"/>
+        </w:rPr>
+        <w:t>continue</w:t>
+      </w:r>
+      <w:r>
+        <w:rPr>
+          <w:color w:val="BCBEC4"/>
+          <w:lang w:val="en-US"/>
+        </w:rPr>
+        <w:t>;</w:t>
+      </w:r>
+      <w:r>
+        <w:rPr>
+          <w:color w:val="BCBEC4"/>
+          <w:lang w:val="en-US"/>
+        </w:rPr>
+        <w:br/>
+        <w:t xml:space="preserve">                </w:t>
+      </w:r>
+      <w:r>
+        <w:rPr>
+          <w:color w:val="CF8E6D"/>
+          <w:lang w:val="en-US"/>
+        </w:rPr>
+        <w:t xml:space="preserve">for </w:t>
+      </w:r>
+      <w:r>
+        <w:rPr>
+          <w:color w:val="BCBEC4"/>
+          <w:lang w:val="en-US"/>
+        </w:rPr>
+        <w:t>(</w:t>
+      </w:r>
+      <w:r>
+        <w:rPr>
+          <w:color w:val="CF8E6D"/>
+          <w:lang w:val="en-US"/>
+        </w:rPr>
+        <w:t xml:space="preserve">int </w:t>
+      </w:r>
+      <w:r>
+        <w:rPr>
+          <w:color w:val="BCBEC4"/>
+          <w:lang w:val="en-US"/>
+        </w:rPr>
+        <w:t xml:space="preserve">c = </w:t>
+      </w:r>
+      <w:r>
+        <w:rPr>
+          <w:color w:val="2AACB8"/>
+          <w:lang w:val="en-US"/>
+        </w:rPr>
+        <w:t>0</w:t>
+      </w:r>
+      <w:r>
+        <w:rPr>
+          <w:color w:val="BCBEC4"/>
+          <w:lang w:val="en-US"/>
+        </w:rPr>
+        <w:t>; c &lt; n; ++c) {</w:t>
+      </w:r>
+      <w:r>
+        <w:rPr>
+          <w:color w:val="BCBEC4"/>
+          <w:lang w:val="en-US"/>
+        </w:rPr>
+        <w:br/>
+        <w:t xml:space="preserve">                    </w:t>
+      </w:r>
+      <w:r>
+        <w:rPr>
+          <w:color w:val="CF8E6D"/>
+          <w:lang w:val="en-US"/>
+        </w:rPr>
+        <w:t xml:space="preserve">if </w:t>
+      </w:r>
+      <w:r>
+        <w:rPr>
+          <w:color w:val="BCBEC4"/>
+          <w:lang w:val="en-US"/>
+        </w:rPr>
+        <w:t>(c == j)</w:t>
+      </w:r>
+      <w:r>
+        <w:rPr>
+          <w:color w:val="BCBEC4"/>
+          <w:lang w:val="en-US"/>
+        </w:rPr>
+        <w:br/>
+        <w:t xml:space="preserve">                        </w:t>
+      </w:r>
+      <w:r>
+        <w:rPr>
+          <w:color w:val="CF8E6D"/>
+          <w:lang w:val="en-US"/>
+        </w:rPr>
+        <w:t>continue</w:t>
+      </w:r>
+      <w:r>
+        <w:rPr>
+          <w:color w:val="BCBEC4"/>
+          <w:lang w:val="en-US"/>
+        </w:rPr>
+        <w:t>;</w:t>
+      </w:r>
+      <w:r>
+        <w:rPr>
+          <w:color w:val="BCBEC4"/>
+          <w:lang w:val="en-US"/>
+        </w:rPr>
+        <w:br/>
+        <w:t xml:space="preserve">                    minor[</w:t>
+      </w:r>
+      <w:proofErr w:type="spellStart"/>
+      <w:r>
+        <w:rPr>
+          <w:color w:val="BCBEC4"/>
+          <w:lang w:val="en-US"/>
+        </w:rPr>
+        <w:t>idx</w:t>
+      </w:r>
+      <w:proofErr w:type="spellEnd"/>
+      <w:r>
+        <w:rPr>
+          <w:color w:val="BCBEC4"/>
+          <w:lang w:val="en-US"/>
+        </w:rPr>
+        <w:t>++] = a[r * n + c];</w:t>
+      </w:r>
+      <w:r>
+        <w:rPr>
+          <w:color w:val="BCBEC4"/>
+          <w:lang w:val="en-US"/>
+        </w:rPr>
+        <w:br/>
+        <w:t xml:space="preserve">                }</w:t>
+      </w:r>
+      <w:r>
+        <w:rPr>
+          <w:color w:val="BCBEC4"/>
+          <w:lang w:val="en-US"/>
+        </w:rPr>
+        <w:br/>
+        <w:t xml:space="preserve">            }</w:t>
+      </w:r>
+      <w:r>
+        <w:rPr>
+          <w:color w:val="BCBEC4"/>
+          <w:lang w:val="en-US"/>
+        </w:rPr>
+        <w:br/>
+      </w:r>
+      <w:r>
+        <w:rPr>
+          <w:color w:val="BCBEC4"/>
+          <w:lang w:val="en-US"/>
+        </w:rPr>
+        <w:br/>
+        <w:t xml:space="preserve">            </w:t>
+      </w:r>
+      <w:r>
+        <w:rPr>
+          <w:color w:val="CF8E6D"/>
+          <w:lang w:val="en-US"/>
+        </w:rPr>
+        <w:t xml:space="preserve">double </w:t>
+      </w:r>
+      <w:r>
+        <w:rPr>
+          <w:color w:val="BCBEC4"/>
+          <w:lang w:val="en-US"/>
+        </w:rPr>
+        <w:t xml:space="preserve">sign = </w:t>
+      </w:r>
+      <w:r>
+        <w:rPr>
+          <w:color w:val="6F737A"/>
+          <w:lang w:val="en-US"/>
+        </w:rPr>
+        <w:t>(</w:t>
+      </w:r>
+      <w:r>
+        <w:rPr>
+          <w:color w:val="BCBEC4"/>
+          <w:lang w:val="en-US"/>
+        </w:rPr>
+        <w:t>(</w:t>
+      </w:r>
+      <w:proofErr w:type="spellStart"/>
+      <w:r>
+        <w:rPr>
+          <w:color w:val="BCBEC4"/>
+          <w:lang w:val="en-US"/>
+        </w:rPr>
+        <w:t>i</w:t>
+      </w:r>
+      <w:proofErr w:type="spellEnd"/>
+      <w:r>
+        <w:rPr>
+          <w:color w:val="BCBEC4"/>
+          <w:lang w:val="en-US"/>
+        </w:rPr>
+        <w:t xml:space="preserve"> + j) % </w:t>
+      </w:r>
+      <w:r>
+        <w:rPr>
+          <w:color w:val="2AACB8"/>
+          <w:lang w:val="en-US"/>
+        </w:rPr>
+        <w:t xml:space="preserve">2 </w:t>
+      </w:r>
+      <w:r>
+        <w:rPr>
+          <w:color w:val="BCBEC4"/>
+          <w:lang w:val="en-US"/>
+        </w:rPr>
+        <w:t xml:space="preserve">== </w:t>
+      </w:r>
+      <w:r>
+        <w:rPr>
+          <w:color w:val="2AACB8"/>
+          <w:lang w:val="en-US"/>
+        </w:rPr>
+        <w:t>0</w:t>
+      </w:r>
+      <w:r>
+        <w:rPr>
+          <w:color w:val="6F737A"/>
+          <w:lang w:val="en-US"/>
+        </w:rPr>
+        <w:t xml:space="preserve">) </w:t>
+      </w:r>
+      <w:r>
+        <w:rPr>
+          <w:color w:val="BCBEC4"/>
+          <w:lang w:val="en-US"/>
+        </w:rPr>
+        <w:t xml:space="preserve">? </w:t>
+      </w:r>
+      <w:r>
+        <w:rPr>
+          <w:color w:val="2AACB8"/>
+          <w:lang w:val="en-US"/>
+        </w:rPr>
+        <w:t xml:space="preserve">1.0 </w:t>
+      </w:r>
+      <w:r>
+        <w:rPr>
+          <w:color w:val="BCBEC4"/>
+          <w:lang w:val="en-US"/>
+        </w:rPr>
+        <w:t>: -</w:t>
+      </w:r>
+      <w:r>
+        <w:rPr>
+          <w:color w:val="2AACB8"/>
+          <w:lang w:val="en-US"/>
+        </w:rPr>
+        <w:t>1.0</w:t>
+      </w:r>
+      <w:r>
+        <w:rPr>
+          <w:color w:val="BCBEC4"/>
+          <w:lang w:val="en-US"/>
+        </w:rPr>
+        <w:t>;</w:t>
+      </w:r>
+      <w:r>
+        <w:rPr>
+          <w:color w:val="BCBEC4"/>
+          <w:lang w:val="en-US"/>
+        </w:rPr>
+        <w:br/>
+        <w:t xml:space="preserve">            cofactor[</w:t>
+      </w:r>
+      <w:proofErr w:type="spellStart"/>
+      <w:r>
+        <w:rPr>
+          <w:color w:val="BCBEC4"/>
+          <w:lang w:val="en-US"/>
+        </w:rPr>
+        <w:t>i</w:t>
+      </w:r>
+      <w:proofErr w:type="spellEnd"/>
+      <w:r>
+        <w:rPr>
+          <w:color w:val="BCBEC4"/>
+          <w:lang w:val="en-US"/>
+        </w:rPr>
+        <w:t xml:space="preserve"> * n + j] = sign * </w:t>
+      </w:r>
+      <w:r>
+        <w:rPr>
+          <w:color w:val="56A8F5"/>
+          <w:lang w:val="en-US"/>
+        </w:rPr>
+        <w:t>determinant</w:t>
+      </w:r>
+      <w:r>
+        <w:rPr>
+          <w:color w:val="BCBEC4"/>
+          <w:lang w:val="en-US"/>
+        </w:rPr>
+        <w:t>(</w:t>
+      </w:r>
+      <w:proofErr w:type="spellStart"/>
+      <w:r>
+        <w:rPr>
+          <w:color w:val="BCBEC4"/>
+          <w:lang w:val="en-US"/>
+        </w:rPr>
+        <w:t>minor_size</w:t>
+      </w:r>
+      <w:proofErr w:type="spellEnd"/>
+      <w:r>
+        <w:rPr>
+          <w:color w:val="BCBEC4"/>
+          <w:lang w:val="en-US"/>
+        </w:rPr>
+        <w:t>, minor);</w:t>
+      </w:r>
+      <w:r>
+        <w:rPr>
+          <w:color w:val="BCBEC4"/>
+          <w:lang w:val="en-US"/>
+        </w:rPr>
+        <w:br/>
+        <w:t xml:space="preserve">            </w:t>
+      </w:r>
+      <w:r>
+        <w:rPr>
+          <w:color w:val="56A8F5"/>
+          <w:lang w:val="en-US"/>
+        </w:rPr>
+        <w:t>free</w:t>
+      </w:r>
+      <w:r>
+        <w:rPr>
+          <w:color w:val="BCBEC4"/>
+          <w:lang w:val="en-US"/>
+        </w:rPr>
+        <w:t>(minor);</w:t>
+      </w:r>
+      <w:r>
+        <w:rPr>
+          <w:color w:val="BCBEC4"/>
+          <w:lang w:val="en-US"/>
+        </w:rPr>
+        <w:br/>
+        <w:t xml:space="preserve">        }</w:t>
+      </w:r>
+      <w:r>
+        <w:rPr>
+          <w:color w:val="BCBEC4"/>
+          <w:lang w:val="en-US"/>
+        </w:rPr>
+        <w:br/>
+        <w:t xml:space="preserve">    }</w:t>
+      </w:r>
+      <w:r>
+        <w:rPr>
+          <w:color w:val="BCBEC4"/>
+          <w:lang w:val="en-US"/>
+        </w:rPr>
+        <w:br/>
+        <w:t>}</w:t>
+      </w:r>
+      <w:r>
+        <w:rPr>
+          <w:color w:val="BCBEC4"/>
+          <w:lang w:val="en-US"/>
+        </w:rPr>
+        <w:br/>
+      </w:r>
+      <w:r>
+        <w:rPr>
+          <w:color w:val="BCBEC4"/>
+          <w:lang w:val="en-US"/>
+        </w:rPr>
+        <w:br/>
+      </w:r>
+      <w:r>
+        <w:rPr>
+          <w:color w:val="CF8E6D"/>
+          <w:lang w:val="en-US"/>
+        </w:rPr>
+        <w:t xml:space="preserve">int </w:t>
+      </w:r>
+      <w:r>
+        <w:rPr>
+          <w:color w:val="56A8F5"/>
+          <w:lang w:val="en-US"/>
+        </w:rPr>
+        <w:t>main</w:t>
+      </w:r>
+      <w:r>
+        <w:rPr>
+          <w:color w:val="BCBEC4"/>
+          <w:lang w:val="en-US"/>
+        </w:rPr>
+        <w:t>(</w:t>
+      </w:r>
+      <w:r>
+        <w:rPr>
+          <w:color w:val="CF8E6D"/>
+          <w:lang w:val="en-US"/>
+        </w:rPr>
+        <w:t>void</w:t>
+      </w:r>
+      <w:r>
+        <w:rPr>
+          <w:color w:val="BCBEC4"/>
+          <w:lang w:val="en-US"/>
+        </w:rPr>
+        <w:t>)</w:t>
+      </w:r>
+      <w:r>
+        <w:rPr>
+          <w:color w:val="BCBEC4"/>
+          <w:lang w:val="en-US"/>
+        </w:rPr>
+        <w:br/>
+        <w:t>{</w:t>
+      </w:r>
+      <w:r>
+        <w:rPr>
+          <w:color w:val="BCBEC4"/>
+          <w:lang w:val="en-US"/>
+        </w:rPr>
+        <w:br/>
+        <w:t xml:space="preserve">    </w:t>
+      </w:r>
+      <w:proofErr w:type="spellStart"/>
+      <w:r>
+        <w:rPr>
+          <w:color w:val="56A8F5"/>
+          <w:lang w:val="en-US"/>
+        </w:rPr>
+        <w:t>printf</w:t>
+      </w:r>
+      <w:proofErr w:type="spellEnd"/>
+      <w:r>
+        <w:rPr>
+          <w:color w:val="BCBEC4"/>
+          <w:lang w:val="en-US"/>
+        </w:rPr>
+        <w:t>(</w:t>
+      </w:r>
+      <w:r>
+        <w:rPr>
+          <w:color w:val="6AAB73"/>
+          <w:lang w:val="en-US"/>
+        </w:rPr>
+        <w:t>"</w:t>
+      </w:r>
+      <w:r>
+        <w:rPr>
+          <w:color w:val="6AAB73"/>
+        </w:rPr>
+        <w:t>Введите</w:t>
+      </w:r>
+      <w:r>
+        <w:rPr>
+          <w:color w:val="6AAB73"/>
+          <w:lang w:val="en-US"/>
+        </w:rPr>
+        <w:t xml:space="preserve"> </w:t>
+      </w:r>
+      <w:r>
+        <w:rPr>
+          <w:color w:val="6AAB73"/>
+        </w:rPr>
+        <w:t>размерность</w:t>
+      </w:r>
+      <w:r>
+        <w:rPr>
+          <w:color w:val="6AAB73"/>
+          <w:lang w:val="en-US"/>
+        </w:rPr>
+        <w:t xml:space="preserve"> </w:t>
+      </w:r>
+      <w:r>
+        <w:rPr>
+          <w:color w:val="6AAB73"/>
+        </w:rPr>
+        <w:t>матрицы</w:t>
+      </w:r>
+      <w:r>
+        <w:rPr>
+          <w:color w:val="6AAB73"/>
+          <w:lang w:val="en-US"/>
+        </w:rPr>
+        <w:t xml:space="preserve"> n: "</w:t>
+      </w:r>
+      <w:r>
+        <w:rPr>
+          <w:color w:val="BCBEC4"/>
+          <w:lang w:val="en-US"/>
+        </w:rPr>
+        <w:t>);</w:t>
+      </w:r>
+      <w:r>
+        <w:rPr>
+          <w:color w:val="BCBEC4"/>
+          <w:lang w:val="en-US"/>
+        </w:rPr>
+        <w:br/>
+        <w:t xml:space="preserve">    </w:t>
+      </w:r>
+      <w:r>
+        <w:rPr>
+          <w:color w:val="CF8E6D"/>
+          <w:lang w:val="en-US"/>
+        </w:rPr>
+        <w:t xml:space="preserve">int </w:t>
+      </w:r>
+      <w:r>
+        <w:rPr>
+          <w:color w:val="BCBEC4"/>
+          <w:lang w:val="en-US"/>
+        </w:rPr>
+        <w:t>n;</w:t>
+      </w:r>
+      <w:r>
+        <w:rPr>
+          <w:color w:val="BCBEC4"/>
+          <w:lang w:val="en-US"/>
+        </w:rPr>
+        <w:br/>
+        <w:t xml:space="preserve">    </w:t>
+      </w:r>
+      <w:r>
+        <w:rPr>
+          <w:color w:val="CF8E6D"/>
+          <w:lang w:val="en-US"/>
+        </w:rPr>
+        <w:t xml:space="preserve">if </w:t>
+      </w:r>
+      <w:r>
+        <w:rPr>
+          <w:color w:val="BCBEC4"/>
+          <w:lang w:val="en-US"/>
+        </w:rPr>
+        <w:t>(</w:t>
+      </w:r>
+      <w:proofErr w:type="spellStart"/>
+      <w:r>
+        <w:rPr>
+          <w:color w:val="56A8F5"/>
+          <w:lang w:val="en-US"/>
+        </w:rPr>
+        <w:t>scanf</w:t>
+      </w:r>
+      <w:proofErr w:type="spellEnd"/>
+      <w:r>
+        <w:rPr>
+          <w:color w:val="BCBEC4"/>
+          <w:lang w:val="en-US"/>
+        </w:rPr>
+        <w:t>(</w:t>
+      </w:r>
+      <w:r>
+        <w:rPr>
+          <w:color w:val="6AAB73"/>
+          <w:lang w:val="en-US"/>
+        </w:rPr>
+        <w:t>"%d"</w:t>
+      </w:r>
+      <w:r>
+        <w:rPr>
+          <w:color w:val="BCBEC4"/>
+          <w:lang w:val="en-US"/>
+        </w:rPr>
+        <w:t xml:space="preserve">, &amp;n) != </w:t>
+      </w:r>
+      <w:r>
+        <w:rPr>
+          <w:color w:val="2AACB8"/>
+          <w:lang w:val="en-US"/>
+        </w:rPr>
+        <w:t xml:space="preserve">1 </w:t>
+      </w:r>
+      <w:r>
+        <w:rPr>
+          <w:color w:val="BCBEC4"/>
+          <w:lang w:val="en-US"/>
+        </w:rPr>
+        <w:t xml:space="preserve">|| n &lt;= </w:t>
+      </w:r>
+      <w:r>
+        <w:rPr>
+          <w:color w:val="2AACB8"/>
+          <w:lang w:val="en-US"/>
+        </w:rPr>
+        <w:t>0</w:t>
+      </w:r>
+      <w:r>
+        <w:rPr>
+          <w:color w:val="BCBEC4"/>
+          <w:lang w:val="en-US"/>
+        </w:rPr>
+        <w:t>) {</w:t>
+      </w:r>
+      <w:r>
+        <w:rPr>
+          <w:color w:val="BCBEC4"/>
+          <w:lang w:val="en-US"/>
+        </w:rPr>
+        <w:br/>
+        <w:t xml:space="preserve">        </w:t>
+      </w:r>
+      <w:proofErr w:type="spellStart"/>
+      <w:r>
+        <w:rPr>
+          <w:color w:val="56A8F5"/>
+          <w:lang w:val="en-US"/>
+        </w:rPr>
+        <w:t>fprintf</w:t>
+      </w:r>
+      <w:proofErr w:type="spellEnd"/>
+      <w:r>
+        <w:rPr>
+          <w:color w:val="BCBEC4"/>
+          <w:lang w:val="en-US"/>
+        </w:rPr>
+        <w:t xml:space="preserve">(stderr, </w:t>
+      </w:r>
+      <w:r>
+        <w:rPr>
+          <w:color w:val="6AAB73"/>
+          <w:lang w:val="en-US"/>
+        </w:rPr>
+        <w:t>"</w:t>
+      </w:r>
+      <w:r>
+        <w:rPr>
+          <w:color w:val="6AAB73"/>
+        </w:rPr>
+        <w:t>Размерность</w:t>
+      </w:r>
+      <w:r>
+        <w:rPr>
+          <w:color w:val="6AAB73"/>
+          <w:lang w:val="en-US"/>
+        </w:rPr>
+        <w:t xml:space="preserve"> </w:t>
+      </w:r>
+      <w:r>
+        <w:rPr>
+          <w:color w:val="6AAB73"/>
+        </w:rPr>
+        <w:t>должна</w:t>
+      </w:r>
+      <w:r>
+        <w:rPr>
+          <w:color w:val="6AAB73"/>
+          <w:lang w:val="en-US"/>
+        </w:rPr>
+        <w:t xml:space="preserve"> </w:t>
+      </w:r>
+      <w:r>
+        <w:rPr>
+          <w:color w:val="6AAB73"/>
+        </w:rPr>
+        <w:t>быть</w:t>
+      </w:r>
+      <w:r>
+        <w:rPr>
+          <w:color w:val="6AAB73"/>
+          <w:lang w:val="en-US"/>
+        </w:rPr>
+        <w:t xml:space="preserve"> </w:t>
+      </w:r>
+      <w:r>
+        <w:rPr>
+          <w:color w:val="6AAB73"/>
+        </w:rPr>
+        <w:t>положительным</w:t>
+      </w:r>
+      <w:r>
+        <w:rPr>
+          <w:color w:val="6AAB73"/>
+          <w:lang w:val="en-US"/>
+        </w:rPr>
+        <w:t xml:space="preserve"> </w:t>
+      </w:r>
+      <w:r>
+        <w:rPr>
+          <w:color w:val="6AAB73"/>
+        </w:rPr>
+        <w:t>целым</w:t>
+      </w:r>
+      <w:r>
+        <w:rPr>
+          <w:color w:val="6AAB73"/>
+          <w:lang w:val="en-US"/>
+        </w:rPr>
+        <w:t xml:space="preserve"> </w:t>
+      </w:r>
+      <w:r>
+        <w:rPr>
+          <w:color w:val="6AAB73"/>
+        </w:rPr>
+        <w:t>числом</w:t>
+      </w:r>
+      <w:r>
+        <w:rPr>
+          <w:color w:val="6AAB73"/>
+          <w:lang w:val="en-US"/>
+        </w:rPr>
+        <w:t>.</w:t>
+      </w:r>
+      <w:r>
+        <w:rPr>
+          <w:color w:val="CF8E6D"/>
+          <w:lang w:val="en-US"/>
+        </w:rPr>
+        <w:t>\n</w:t>
+      </w:r>
+      <w:r>
+        <w:rPr>
+          <w:color w:val="6AAB73"/>
+          <w:lang w:val="en-US"/>
+        </w:rPr>
+        <w:t>"</w:t>
+      </w:r>
+      <w:r>
+        <w:rPr>
+          <w:color w:val="BCBEC4"/>
+          <w:lang w:val="en-US"/>
+        </w:rPr>
+        <w:t>);</w:t>
+      </w:r>
+      <w:r>
+        <w:rPr>
+          <w:color w:val="BCBEC4"/>
+          <w:lang w:val="en-US"/>
+        </w:rPr>
+        <w:br/>
+        <w:t xml:space="preserve">        </w:t>
+      </w:r>
+      <w:r>
+        <w:rPr>
+          <w:color w:val="CF8E6D"/>
+          <w:lang w:val="en-US"/>
+        </w:rPr>
+        <w:t xml:space="preserve">return </w:t>
+      </w:r>
+      <w:r>
+        <w:rPr>
+          <w:color w:val="BCBEC4"/>
+          <w:lang w:val="en-US"/>
+        </w:rPr>
+        <w:t>EXIT_FAILURE;</w:t>
+      </w:r>
+      <w:r>
+        <w:rPr>
+          <w:color w:val="BCBEC4"/>
+          <w:lang w:val="en-US"/>
+        </w:rPr>
+        <w:br/>
+        <w:t xml:space="preserve">    }</w:t>
+      </w:r>
+      <w:r>
+        <w:rPr>
+          <w:color w:val="BCBEC4"/>
+          <w:lang w:val="en-US"/>
+        </w:rPr>
+        <w:br/>
+      </w:r>
+      <w:r>
+        <w:rPr>
+          <w:color w:val="BCBEC4"/>
+          <w:lang w:val="en-US"/>
+        </w:rPr>
+        <w:br/>
+        <w:t xml:space="preserve">    </w:t>
+      </w:r>
+      <w:r>
+        <w:rPr>
+          <w:color w:val="CF8E6D"/>
+          <w:lang w:val="en-US"/>
+        </w:rPr>
+        <w:t xml:space="preserve">double </w:t>
+      </w:r>
+      <w:r>
+        <w:rPr>
+          <w:color w:val="BCBEC4"/>
+          <w:lang w:val="en-US"/>
+        </w:rPr>
+        <w:t xml:space="preserve">*a = </w:t>
+      </w:r>
+      <w:r>
+        <w:rPr>
+          <w:color w:val="6F737A"/>
+          <w:lang w:val="en-US"/>
+        </w:rPr>
+        <w:t>(double *)</w:t>
+      </w:r>
+      <w:r>
+        <w:rPr>
+          <w:color w:val="56A8F5"/>
+          <w:lang w:val="en-US"/>
+        </w:rPr>
+        <w:t>malloc</w:t>
+      </w:r>
+      <w:r>
+        <w:rPr>
+          <w:color w:val="BCBEC4"/>
+          <w:lang w:val="en-US"/>
+        </w:rPr>
+        <w:t>((</w:t>
+      </w:r>
+      <w:proofErr w:type="spellStart"/>
+      <w:r>
+        <w:rPr>
+          <w:color w:val="BCBEC4"/>
+          <w:lang w:val="en-US"/>
+        </w:rPr>
+        <w:t>size_t</w:t>
+      </w:r>
+      <w:proofErr w:type="spellEnd"/>
+      <w:r>
+        <w:rPr>
+          <w:color w:val="BCBEC4"/>
+          <w:lang w:val="en-US"/>
+        </w:rPr>
+        <w:t xml:space="preserve">)n * n * </w:t>
+      </w:r>
+      <w:proofErr w:type="spellStart"/>
+      <w:r>
+        <w:rPr>
+          <w:color w:val="CF8E6D"/>
+          <w:lang w:val="en-US"/>
+        </w:rPr>
+        <w:t>sizeof</w:t>
+      </w:r>
+      <w:proofErr w:type="spellEnd"/>
+      <w:r>
+        <w:rPr>
+          <w:color w:val="BCBEC4"/>
+          <w:lang w:val="en-US"/>
+        </w:rPr>
+        <w:t>(</w:t>
+      </w:r>
+      <w:r>
+        <w:rPr>
+          <w:color w:val="CF8E6D"/>
+          <w:lang w:val="en-US"/>
+        </w:rPr>
+        <w:t>double</w:t>
+      </w:r>
+      <w:r>
+        <w:rPr>
+          <w:color w:val="BCBEC4"/>
+          <w:lang w:val="en-US"/>
+        </w:rPr>
+        <w:t>));</w:t>
+      </w:r>
+      <w:r>
+        <w:rPr>
+          <w:color w:val="BCBEC4"/>
+          <w:lang w:val="en-US"/>
+        </w:rPr>
+        <w:br/>
+        <w:t xml:space="preserve">    </w:t>
+      </w:r>
+      <w:r>
+        <w:rPr>
+          <w:color w:val="CF8E6D"/>
+          <w:lang w:val="en-US"/>
+        </w:rPr>
+        <w:t xml:space="preserve">if </w:t>
+      </w:r>
+      <w:r>
+        <w:rPr>
+          <w:color w:val="BCBEC4"/>
+          <w:lang w:val="en-US"/>
+        </w:rPr>
+        <w:t>(a == NULL) {</w:t>
+      </w:r>
+      <w:r>
+        <w:rPr>
+          <w:color w:val="BCBEC4"/>
+          <w:lang w:val="en-US"/>
+        </w:rPr>
+        <w:br/>
+        <w:t xml:space="preserve">        </w:t>
+      </w:r>
+      <w:proofErr w:type="spellStart"/>
+      <w:r>
+        <w:rPr>
+          <w:color w:val="56A8F5"/>
+          <w:lang w:val="en-US"/>
+        </w:rPr>
+        <w:t>fprintf</w:t>
+      </w:r>
+      <w:proofErr w:type="spellEnd"/>
+      <w:r>
+        <w:rPr>
+          <w:color w:val="BCBEC4"/>
+          <w:lang w:val="en-US"/>
+        </w:rPr>
+        <w:t xml:space="preserve">(stderr, </w:t>
+      </w:r>
+      <w:r>
+        <w:rPr>
+          <w:color w:val="6AAB73"/>
+          <w:lang w:val="en-US"/>
+        </w:rPr>
+        <w:t>"</w:t>
+      </w:r>
+      <w:r>
+        <w:rPr>
+          <w:color w:val="6AAB73"/>
+        </w:rPr>
+        <w:t>Ошибка</w:t>
+      </w:r>
+      <w:r>
+        <w:rPr>
+          <w:color w:val="6AAB73"/>
+          <w:lang w:val="en-US"/>
+        </w:rPr>
+        <w:t xml:space="preserve"> </w:t>
+      </w:r>
+      <w:r>
+        <w:rPr>
+          <w:color w:val="6AAB73"/>
+        </w:rPr>
+        <w:t>выделения</w:t>
+      </w:r>
+      <w:r>
+        <w:rPr>
+          <w:color w:val="6AAB73"/>
+          <w:lang w:val="en-US"/>
+        </w:rPr>
+        <w:t xml:space="preserve"> </w:t>
+      </w:r>
+      <w:r>
+        <w:rPr>
+          <w:color w:val="6AAB73"/>
+        </w:rPr>
+        <w:t>памяти</w:t>
+      </w:r>
+      <w:r>
+        <w:rPr>
+          <w:color w:val="6AAB73"/>
+          <w:lang w:val="en-US"/>
+        </w:rPr>
+        <w:t xml:space="preserve"> </w:t>
+      </w:r>
+      <w:r>
+        <w:rPr>
+          <w:color w:val="6AAB73"/>
+        </w:rPr>
+        <w:t>для</w:t>
+      </w:r>
+      <w:r>
+        <w:rPr>
+          <w:color w:val="6AAB73"/>
+          <w:lang w:val="en-US"/>
+        </w:rPr>
+        <w:t xml:space="preserve"> </w:t>
+      </w:r>
+      <w:r>
+        <w:rPr>
+          <w:color w:val="6AAB73"/>
+        </w:rPr>
+        <w:t>матрицы</w:t>
+      </w:r>
+      <w:r>
+        <w:rPr>
+          <w:color w:val="6AAB73"/>
+          <w:lang w:val="en-US"/>
+        </w:rPr>
+        <w:t>.</w:t>
+      </w:r>
+      <w:r>
+        <w:rPr>
+          <w:color w:val="CF8E6D"/>
+          <w:lang w:val="en-US"/>
+        </w:rPr>
+        <w:t>\n</w:t>
+      </w:r>
+      <w:r>
+        <w:rPr>
+          <w:color w:val="6AAB73"/>
+          <w:lang w:val="en-US"/>
+        </w:rPr>
+        <w:t>"</w:t>
+      </w:r>
+      <w:r>
+        <w:rPr>
+          <w:color w:val="BCBEC4"/>
+          <w:lang w:val="en-US"/>
+        </w:rPr>
+        <w:t>);</w:t>
+      </w:r>
+      <w:r>
+        <w:rPr>
+          <w:color w:val="BCBEC4"/>
+          <w:lang w:val="en-US"/>
+        </w:rPr>
+        <w:br/>
+        <w:t xml:space="preserve">        </w:t>
+      </w:r>
+      <w:r>
+        <w:rPr>
+          <w:color w:val="CF8E6D"/>
+          <w:lang w:val="en-US"/>
+        </w:rPr>
+        <w:t xml:space="preserve">return </w:t>
+      </w:r>
+      <w:r>
+        <w:rPr>
+          <w:color w:val="BCBEC4"/>
+          <w:lang w:val="en-US"/>
+        </w:rPr>
+        <w:t>EXIT_FAILURE;</w:t>
+      </w:r>
+      <w:r>
+        <w:rPr>
+          <w:color w:val="BCBEC4"/>
+          <w:lang w:val="en-US"/>
+        </w:rPr>
+        <w:br/>
+        <w:t xml:space="preserve">    }</w:t>
+      </w:r>
+      <w:r>
+        <w:rPr>
+          <w:color w:val="BCBEC4"/>
+          <w:lang w:val="en-US"/>
+        </w:rPr>
+        <w:br/>
+      </w:r>
+      <w:r>
+        <w:rPr>
+          <w:color w:val="BCBEC4"/>
+          <w:lang w:val="en-US"/>
+        </w:rPr>
+        <w:br/>
+        <w:t xml:space="preserve">    </w:t>
+      </w:r>
+      <w:proofErr w:type="spellStart"/>
+      <w:r>
+        <w:rPr>
+          <w:color w:val="56A8F5"/>
+          <w:lang w:val="en-US"/>
+        </w:rPr>
+        <w:t>printf</w:t>
+      </w:r>
+      <w:proofErr w:type="spellEnd"/>
+      <w:r>
+        <w:rPr>
+          <w:color w:val="BCBEC4"/>
+          <w:lang w:val="en-US"/>
+        </w:rPr>
+        <w:t>(</w:t>
+      </w:r>
+      <w:r>
+        <w:rPr>
+          <w:color w:val="6AAB73"/>
+          <w:lang w:val="en-US"/>
+        </w:rPr>
+        <w:t>"</w:t>
+      </w:r>
+      <w:r>
+        <w:rPr>
+          <w:color w:val="6AAB73"/>
+        </w:rPr>
+        <w:t>Введите</w:t>
+      </w:r>
+      <w:r>
+        <w:rPr>
+          <w:color w:val="6AAB73"/>
+          <w:lang w:val="en-US"/>
+        </w:rPr>
+        <w:t xml:space="preserve"> </w:t>
+      </w:r>
+      <w:r>
+        <w:rPr>
+          <w:color w:val="6AAB73"/>
+        </w:rPr>
+        <w:t>матрицу</w:t>
+      </w:r>
+      <w:r>
+        <w:rPr>
+          <w:color w:val="6AAB73"/>
+          <w:lang w:val="en-US"/>
+        </w:rPr>
+        <w:t xml:space="preserve"> %d x %d:</w:t>
+      </w:r>
+      <w:r>
+        <w:rPr>
+          <w:color w:val="CF8E6D"/>
+          <w:lang w:val="en-US"/>
+        </w:rPr>
+        <w:t>\n</w:t>
+      </w:r>
+      <w:r>
+        <w:rPr>
+          <w:color w:val="6AAB73"/>
+          <w:lang w:val="en-US"/>
+        </w:rPr>
+        <w:t>"</w:t>
+      </w:r>
+      <w:r>
+        <w:rPr>
+          <w:color w:val="BCBEC4"/>
+          <w:lang w:val="en-US"/>
+        </w:rPr>
+        <w:t>, n, n);</w:t>
+      </w:r>
+      <w:r>
+        <w:rPr>
+          <w:color w:val="BCBEC4"/>
+          <w:lang w:val="en-US"/>
+        </w:rPr>
+        <w:br/>
+        <w:t xml:space="preserve">    </w:t>
+      </w:r>
+      <w:r>
+        <w:rPr>
+          <w:color w:val="CF8E6D"/>
+          <w:lang w:val="en-US"/>
+        </w:rPr>
+        <w:t xml:space="preserve">for </w:t>
+      </w:r>
+      <w:r>
+        <w:rPr>
+          <w:color w:val="BCBEC4"/>
+          <w:lang w:val="en-US"/>
+        </w:rPr>
+        <w:t>(</w:t>
+      </w:r>
+      <w:r>
+        <w:rPr>
+          <w:color w:val="CF8E6D"/>
+          <w:lang w:val="en-US"/>
+        </w:rPr>
+        <w:t xml:space="preserve">int </w:t>
+      </w:r>
+      <w:proofErr w:type="spellStart"/>
+      <w:r>
+        <w:rPr>
+          <w:color w:val="BCBEC4"/>
+          <w:lang w:val="en-US"/>
+        </w:rPr>
+        <w:t>i</w:t>
+      </w:r>
+      <w:proofErr w:type="spellEnd"/>
+      <w:r>
+        <w:rPr>
+          <w:color w:val="BCBEC4"/>
+          <w:lang w:val="en-US"/>
+        </w:rPr>
+        <w:t xml:space="preserve"> = </w:t>
+      </w:r>
+      <w:r>
+        <w:rPr>
+          <w:color w:val="2AACB8"/>
+          <w:lang w:val="en-US"/>
+        </w:rPr>
+        <w:t>0</w:t>
+      </w:r>
+      <w:r>
+        <w:rPr>
+          <w:color w:val="BCBEC4"/>
+          <w:lang w:val="en-US"/>
+        </w:rPr>
+        <w:t xml:space="preserve">; </w:t>
+      </w:r>
+      <w:proofErr w:type="spellStart"/>
+      <w:r>
+        <w:rPr>
+          <w:color w:val="BCBEC4"/>
+          <w:lang w:val="en-US"/>
+        </w:rPr>
+        <w:t>i</w:t>
+      </w:r>
+      <w:proofErr w:type="spellEnd"/>
+      <w:r>
+        <w:rPr>
+          <w:color w:val="BCBEC4"/>
+          <w:lang w:val="en-US"/>
+        </w:rPr>
+        <w:t xml:space="preserve"> &lt; n; ++</w:t>
+      </w:r>
+      <w:proofErr w:type="spellStart"/>
+      <w:r>
+        <w:rPr>
+          <w:color w:val="BCBEC4"/>
+          <w:lang w:val="en-US"/>
+        </w:rPr>
+        <w:t>i</w:t>
+      </w:r>
+      <w:proofErr w:type="spellEnd"/>
+      <w:r>
+        <w:rPr>
+          <w:color w:val="BCBEC4"/>
+          <w:lang w:val="en-US"/>
+        </w:rPr>
+        <w:t>) {</w:t>
+      </w:r>
+      <w:r>
+        <w:rPr>
+          <w:color w:val="BCBEC4"/>
+          <w:lang w:val="en-US"/>
+        </w:rPr>
+        <w:br/>
+        <w:t xml:space="preserve">        </w:t>
+      </w:r>
+      <w:r>
+        <w:rPr>
+          <w:color w:val="CF8E6D"/>
+          <w:lang w:val="en-US"/>
+        </w:rPr>
+        <w:t xml:space="preserve">for </w:t>
+      </w:r>
+      <w:r>
+        <w:rPr>
+          <w:color w:val="BCBEC4"/>
+          <w:lang w:val="en-US"/>
+        </w:rPr>
+        <w:t>(</w:t>
+      </w:r>
+      <w:r>
+        <w:rPr>
+          <w:color w:val="CF8E6D"/>
+          <w:lang w:val="en-US"/>
+        </w:rPr>
+        <w:t xml:space="preserve">int </w:t>
+      </w:r>
+      <w:r>
+        <w:rPr>
+          <w:color w:val="BCBEC4"/>
+          <w:lang w:val="en-US"/>
+        </w:rPr>
+        <w:t xml:space="preserve">j = </w:t>
+      </w:r>
+      <w:r>
+        <w:rPr>
+          <w:color w:val="2AACB8"/>
+          <w:lang w:val="en-US"/>
+        </w:rPr>
+        <w:t>0</w:t>
+      </w:r>
+      <w:r>
+        <w:rPr>
+          <w:color w:val="BCBEC4"/>
+          <w:lang w:val="en-US"/>
+        </w:rPr>
+        <w:t>; j &lt; n; ++j) {</w:t>
+      </w:r>
+      <w:r>
+        <w:rPr>
+          <w:color w:val="BCBEC4"/>
+          <w:lang w:val="en-US"/>
+        </w:rPr>
+        <w:br/>
+        <w:t xml:space="preserve">            </w:t>
+      </w:r>
+      <w:r>
+        <w:rPr>
+          <w:color w:val="CF8E6D"/>
+          <w:lang w:val="en-US"/>
+        </w:rPr>
+        <w:t xml:space="preserve">if </w:t>
+      </w:r>
+      <w:r>
+        <w:rPr>
+          <w:color w:val="BCBEC4"/>
+          <w:lang w:val="en-US"/>
+        </w:rPr>
+        <w:t>(</w:t>
+      </w:r>
+      <w:proofErr w:type="spellStart"/>
+      <w:r>
+        <w:rPr>
+          <w:color w:val="56A8F5"/>
+          <w:lang w:val="en-US"/>
+        </w:rPr>
+        <w:t>scanf</w:t>
+      </w:r>
+      <w:proofErr w:type="spellEnd"/>
+      <w:r>
+        <w:rPr>
+          <w:color w:val="BCBEC4"/>
+          <w:lang w:val="en-US"/>
+        </w:rPr>
+        <w:t>(</w:t>
+      </w:r>
+      <w:r>
+        <w:rPr>
+          <w:color w:val="6AAB73"/>
+          <w:lang w:val="en-US"/>
+        </w:rPr>
+        <w:t>"%</w:t>
+      </w:r>
+      <w:proofErr w:type="spellStart"/>
+      <w:r>
+        <w:rPr>
+          <w:color w:val="6AAB73"/>
+          <w:lang w:val="en-US"/>
+        </w:rPr>
+        <w:t>lf</w:t>
+      </w:r>
+      <w:proofErr w:type="spellEnd"/>
+      <w:r>
+        <w:rPr>
+          <w:color w:val="6AAB73"/>
+          <w:lang w:val="en-US"/>
+        </w:rPr>
+        <w:t>"</w:t>
+      </w:r>
+      <w:r>
+        <w:rPr>
+          <w:color w:val="BCBEC4"/>
+          <w:lang w:val="en-US"/>
+        </w:rPr>
+        <w:t>, &amp;a[</w:t>
+      </w:r>
+      <w:proofErr w:type="spellStart"/>
+      <w:r>
+        <w:rPr>
+          <w:color w:val="BCBEC4"/>
+          <w:lang w:val="en-US"/>
+        </w:rPr>
+        <w:t>i</w:t>
+      </w:r>
+      <w:proofErr w:type="spellEnd"/>
+      <w:r>
+        <w:rPr>
+          <w:color w:val="BCBEC4"/>
+          <w:lang w:val="en-US"/>
+        </w:rPr>
+        <w:t xml:space="preserve"> * n + j]) != </w:t>
+      </w:r>
+      <w:r>
+        <w:rPr>
+          <w:color w:val="2AACB8"/>
+          <w:lang w:val="en-US"/>
+        </w:rPr>
+        <w:t>1</w:t>
+      </w:r>
+      <w:r>
+        <w:rPr>
+          <w:color w:val="BCBEC4"/>
+          <w:lang w:val="en-US"/>
+        </w:rPr>
+        <w:t>) {</w:t>
+      </w:r>
+      <w:r>
+        <w:rPr>
+          <w:color w:val="BCBEC4"/>
+          <w:lang w:val="en-US"/>
+        </w:rPr>
+        <w:br/>
+        <w:t xml:space="preserve">                </w:t>
+      </w:r>
+      <w:proofErr w:type="spellStart"/>
+      <w:r>
+        <w:rPr>
+          <w:color w:val="56A8F5"/>
+          <w:lang w:val="en-US"/>
+        </w:rPr>
+        <w:t>fprintf</w:t>
+      </w:r>
+      <w:proofErr w:type="spellEnd"/>
+      <w:r>
+        <w:rPr>
+          <w:color w:val="BCBEC4"/>
+          <w:lang w:val="en-US"/>
+        </w:rPr>
+        <w:t xml:space="preserve">(stderr, </w:t>
+      </w:r>
+      <w:r>
+        <w:rPr>
+          <w:color w:val="6AAB73"/>
+          <w:lang w:val="en-US"/>
+        </w:rPr>
+        <w:t>"</w:t>
+      </w:r>
+      <w:r>
+        <w:rPr>
+          <w:color w:val="6AAB73"/>
+        </w:rPr>
+        <w:t>Ошибка</w:t>
+      </w:r>
+      <w:r>
+        <w:rPr>
+          <w:color w:val="6AAB73"/>
+          <w:lang w:val="en-US"/>
+        </w:rPr>
+        <w:t xml:space="preserve"> </w:t>
+      </w:r>
+      <w:r>
+        <w:rPr>
+          <w:color w:val="6AAB73"/>
+        </w:rPr>
+        <w:t>чтения</w:t>
+      </w:r>
+      <w:r>
+        <w:rPr>
+          <w:color w:val="6AAB73"/>
+          <w:lang w:val="en-US"/>
+        </w:rPr>
+        <w:t xml:space="preserve"> </w:t>
+      </w:r>
+      <w:r>
+        <w:rPr>
+          <w:color w:val="6AAB73"/>
+        </w:rPr>
+        <w:t>элемента</w:t>
+      </w:r>
+      <w:r>
+        <w:rPr>
+          <w:color w:val="6AAB73"/>
+          <w:lang w:val="en-US"/>
+        </w:rPr>
+        <w:t xml:space="preserve"> </w:t>
+      </w:r>
+      <w:r>
+        <w:rPr>
+          <w:color w:val="6AAB73"/>
+        </w:rPr>
+        <w:t>матрицы</w:t>
+      </w:r>
+      <w:r>
+        <w:rPr>
+          <w:color w:val="6AAB73"/>
+          <w:lang w:val="en-US"/>
+        </w:rPr>
+        <w:t>.</w:t>
+      </w:r>
+      <w:r>
+        <w:rPr>
+          <w:color w:val="CF8E6D"/>
+          <w:lang w:val="en-US"/>
+        </w:rPr>
+        <w:t>\n</w:t>
+      </w:r>
+      <w:r>
+        <w:rPr>
+          <w:color w:val="6AAB73"/>
+          <w:lang w:val="en-US"/>
+        </w:rPr>
+        <w:t>"</w:t>
+      </w:r>
+      <w:r>
+        <w:rPr>
+          <w:color w:val="BCBEC4"/>
+          <w:lang w:val="en-US"/>
+        </w:rPr>
+        <w:t>);</w:t>
+      </w:r>
+      <w:r>
+        <w:rPr>
+          <w:color w:val="BCBEC4"/>
+          <w:lang w:val="en-US"/>
+        </w:rPr>
+        <w:br/>
+        <w:t xml:space="preserve">                </w:t>
+      </w:r>
+      <w:r>
+        <w:rPr>
+          <w:color w:val="56A8F5"/>
+          <w:lang w:val="en-US"/>
+        </w:rPr>
+        <w:t>free</w:t>
+      </w:r>
+      <w:r>
+        <w:rPr>
+          <w:color w:val="BCBEC4"/>
+          <w:lang w:val="en-US"/>
+        </w:rPr>
+        <w:t>(a);</w:t>
+      </w:r>
+      <w:r>
+        <w:rPr>
+          <w:color w:val="BCBEC4"/>
+          <w:lang w:val="en-US"/>
+        </w:rPr>
+        <w:br/>
+        <w:t xml:space="preserve">                </w:t>
+      </w:r>
+      <w:r>
+        <w:rPr>
+          <w:color w:val="CF8E6D"/>
+          <w:lang w:val="en-US"/>
+        </w:rPr>
+        <w:t xml:space="preserve">return </w:t>
+      </w:r>
+      <w:r>
+        <w:rPr>
+          <w:color w:val="BCBEC4"/>
+          <w:lang w:val="en-US"/>
+        </w:rPr>
+        <w:t>EXIT_FAILURE;</w:t>
+      </w:r>
+      <w:r>
+        <w:rPr>
+          <w:color w:val="BCBEC4"/>
+          <w:lang w:val="en-US"/>
+        </w:rPr>
+        <w:br/>
+        <w:t xml:space="preserve">            }</w:t>
+      </w:r>
+      <w:r>
+        <w:rPr>
+          <w:color w:val="BCBEC4"/>
+          <w:lang w:val="en-US"/>
+        </w:rPr>
+        <w:br/>
+        <w:t xml:space="preserve">        }</w:t>
+      </w:r>
+      <w:r>
+        <w:rPr>
+          <w:color w:val="BCBEC4"/>
+          <w:lang w:val="en-US"/>
+        </w:rPr>
+        <w:br/>
+        <w:t xml:space="preserve">    }</w:t>
+      </w:r>
+      <w:r>
+        <w:rPr>
+          <w:color w:val="BCBEC4"/>
+          <w:lang w:val="en-US"/>
+        </w:rPr>
+        <w:br/>
+      </w:r>
+      <w:r>
+        <w:rPr>
+          <w:color w:val="BCBEC4"/>
+          <w:lang w:val="en-US"/>
+        </w:rPr>
+        <w:br/>
+        <w:t xml:space="preserve">    </w:t>
+      </w:r>
+      <w:r>
+        <w:rPr>
+          <w:color w:val="CF8E6D"/>
+          <w:lang w:val="en-US"/>
+        </w:rPr>
+        <w:t xml:space="preserve">double </w:t>
+      </w:r>
+      <w:r>
+        <w:rPr>
+          <w:color w:val="BCBEC4"/>
+          <w:lang w:val="en-US"/>
+        </w:rPr>
+        <w:t xml:space="preserve">*cofactor = </w:t>
+      </w:r>
+      <w:r>
+        <w:rPr>
+          <w:color w:val="6F737A"/>
+          <w:lang w:val="en-US"/>
+        </w:rPr>
+        <w:t>(double *)</w:t>
+      </w:r>
+      <w:r>
+        <w:rPr>
+          <w:color w:val="56A8F5"/>
+          <w:lang w:val="en-US"/>
+        </w:rPr>
+        <w:t>malloc</w:t>
+      </w:r>
+      <w:r>
+        <w:rPr>
+          <w:color w:val="BCBEC4"/>
+          <w:lang w:val="en-US"/>
+        </w:rPr>
+        <w:t>((</w:t>
+      </w:r>
+      <w:proofErr w:type="spellStart"/>
+      <w:r>
+        <w:rPr>
+          <w:color w:val="BCBEC4"/>
+          <w:lang w:val="en-US"/>
+        </w:rPr>
+        <w:t>size_t</w:t>
+      </w:r>
+      <w:proofErr w:type="spellEnd"/>
+      <w:r>
+        <w:rPr>
+          <w:color w:val="BCBEC4"/>
+          <w:lang w:val="en-US"/>
+        </w:rPr>
+        <w:t xml:space="preserve">)n * n * </w:t>
+      </w:r>
+      <w:proofErr w:type="spellStart"/>
+      <w:r>
+        <w:rPr>
+          <w:color w:val="CF8E6D"/>
+          <w:lang w:val="en-US"/>
+        </w:rPr>
+        <w:t>sizeof</w:t>
+      </w:r>
+      <w:proofErr w:type="spellEnd"/>
+      <w:r>
+        <w:rPr>
+          <w:color w:val="BCBEC4"/>
+          <w:lang w:val="en-US"/>
+        </w:rPr>
+        <w:t>(</w:t>
+      </w:r>
+      <w:r>
+        <w:rPr>
+          <w:color w:val="CF8E6D"/>
+          <w:lang w:val="en-US"/>
+        </w:rPr>
+        <w:t>double</w:t>
+      </w:r>
+      <w:r>
+        <w:rPr>
+          <w:color w:val="BCBEC4"/>
+          <w:lang w:val="en-US"/>
+        </w:rPr>
+        <w:t>));</w:t>
+      </w:r>
+      <w:r>
+        <w:rPr>
+          <w:color w:val="BCBEC4"/>
+          <w:lang w:val="en-US"/>
+        </w:rPr>
+        <w:br/>
+        <w:t xml:space="preserve">    </w:t>
+      </w:r>
+      <w:r>
+        <w:rPr>
+          <w:color w:val="CF8E6D"/>
+          <w:lang w:val="en-US"/>
+        </w:rPr>
+        <w:t xml:space="preserve">if </w:t>
+      </w:r>
+      <w:r>
+        <w:rPr>
+          <w:color w:val="BCBEC4"/>
+          <w:lang w:val="en-US"/>
+        </w:rPr>
+        <w:t>(cofactor == NULL) {</w:t>
+      </w:r>
+      <w:r>
+        <w:rPr>
+          <w:color w:val="BCBEC4"/>
+          <w:lang w:val="en-US"/>
+        </w:rPr>
+        <w:br/>
+        <w:t xml:space="preserve">        </w:t>
+      </w:r>
+      <w:proofErr w:type="spellStart"/>
+      <w:r>
+        <w:rPr>
+          <w:color w:val="56A8F5"/>
+          <w:lang w:val="en-US"/>
+        </w:rPr>
+        <w:t>fprintf</w:t>
+      </w:r>
+      <w:proofErr w:type="spellEnd"/>
+      <w:r>
+        <w:rPr>
+          <w:color w:val="BCBEC4"/>
+          <w:lang w:val="en-US"/>
+        </w:rPr>
+        <w:t xml:space="preserve">(stderr, </w:t>
+      </w:r>
+      <w:r>
+        <w:rPr>
+          <w:color w:val="6AAB73"/>
+          <w:lang w:val="en-US"/>
+        </w:rPr>
+        <w:t>"</w:t>
+      </w:r>
+      <w:r>
+        <w:rPr>
+          <w:color w:val="6AAB73"/>
+        </w:rPr>
+        <w:t>Ошибка</w:t>
+      </w:r>
+      <w:r>
+        <w:rPr>
+          <w:color w:val="6AAB73"/>
+          <w:lang w:val="en-US"/>
+        </w:rPr>
+        <w:t xml:space="preserve"> </w:t>
+      </w:r>
+      <w:r>
+        <w:rPr>
+          <w:color w:val="6AAB73"/>
+        </w:rPr>
+        <w:t>выделения</w:t>
+      </w:r>
+      <w:r>
+        <w:rPr>
+          <w:color w:val="6AAB73"/>
+          <w:lang w:val="en-US"/>
+        </w:rPr>
+        <w:t xml:space="preserve"> </w:t>
+      </w:r>
+      <w:r>
+        <w:rPr>
+          <w:color w:val="6AAB73"/>
+        </w:rPr>
+        <w:t>памяти</w:t>
+      </w:r>
+      <w:r>
+        <w:rPr>
+          <w:color w:val="6AAB73"/>
+          <w:lang w:val="en-US"/>
+        </w:rPr>
+        <w:t xml:space="preserve"> </w:t>
+      </w:r>
+      <w:r>
+        <w:rPr>
+          <w:color w:val="6AAB73"/>
+        </w:rPr>
+        <w:t>для</w:t>
+      </w:r>
+      <w:r>
+        <w:rPr>
+          <w:color w:val="6AAB73"/>
+          <w:lang w:val="en-US"/>
+        </w:rPr>
+        <w:t xml:space="preserve"> </w:t>
+      </w:r>
+      <w:r>
+        <w:rPr>
+          <w:color w:val="6AAB73"/>
+        </w:rPr>
+        <w:t>массива</w:t>
+      </w:r>
+      <w:r>
+        <w:rPr>
+          <w:color w:val="6AAB73"/>
+          <w:lang w:val="en-US"/>
+        </w:rPr>
+        <w:t xml:space="preserve"> </w:t>
+      </w:r>
+      <w:r>
+        <w:rPr>
+          <w:color w:val="6AAB73"/>
+        </w:rPr>
+        <w:t>алгебраических</w:t>
+      </w:r>
+      <w:r>
+        <w:rPr>
+          <w:color w:val="6AAB73"/>
+          <w:lang w:val="en-US"/>
+        </w:rPr>
+        <w:t xml:space="preserve"> </w:t>
+      </w:r>
+      <w:r>
+        <w:rPr>
+          <w:color w:val="6AAB73"/>
+        </w:rPr>
+        <w:t>дополнений</w:t>
+      </w:r>
+      <w:r>
+        <w:rPr>
+          <w:color w:val="6AAB73"/>
+          <w:lang w:val="en-US"/>
+        </w:rPr>
+        <w:t>.</w:t>
+      </w:r>
+      <w:r>
+        <w:rPr>
+          <w:color w:val="CF8E6D"/>
+          <w:lang w:val="en-US"/>
+        </w:rPr>
+        <w:t>\n</w:t>
+      </w:r>
+      <w:r>
+        <w:rPr>
+          <w:color w:val="6AAB73"/>
+          <w:lang w:val="en-US"/>
+        </w:rPr>
+        <w:t>"</w:t>
+      </w:r>
+      <w:r>
+        <w:rPr>
+          <w:color w:val="BCBEC4"/>
+          <w:lang w:val="en-US"/>
+        </w:rPr>
+        <w:t>);</w:t>
+      </w:r>
+      <w:r>
+        <w:rPr>
+          <w:color w:val="BCBEC4"/>
+          <w:lang w:val="en-US"/>
+        </w:rPr>
+        <w:br/>
+        <w:t xml:space="preserve">        </w:t>
+      </w:r>
+      <w:r>
+        <w:rPr>
+          <w:color w:val="56A8F5"/>
+          <w:lang w:val="en-US"/>
+        </w:rPr>
+        <w:t>free</w:t>
+      </w:r>
+      <w:r>
+        <w:rPr>
+          <w:color w:val="BCBEC4"/>
+          <w:lang w:val="en-US"/>
+        </w:rPr>
+        <w:t>(a);</w:t>
+      </w:r>
+      <w:r>
+        <w:rPr>
+          <w:color w:val="BCBEC4"/>
+          <w:lang w:val="en-US"/>
+        </w:rPr>
+        <w:br/>
+        <w:t xml:space="preserve">        </w:t>
+      </w:r>
+      <w:r>
+        <w:rPr>
+          <w:color w:val="CF8E6D"/>
+          <w:lang w:val="en-US"/>
+        </w:rPr>
+        <w:t xml:space="preserve">return </w:t>
+      </w:r>
+      <w:r>
+        <w:rPr>
+          <w:color w:val="BCBEC4"/>
+          <w:lang w:val="en-US"/>
+        </w:rPr>
+        <w:t>EXIT_FAILURE;</w:t>
+      </w:r>
+      <w:r>
+        <w:rPr>
+          <w:color w:val="BCBEC4"/>
+          <w:lang w:val="en-US"/>
+        </w:rPr>
+        <w:br/>
+        <w:t xml:space="preserve">    }</w:t>
+      </w:r>
+      <w:r>
+        <w:rPr>
+          <w:color w:val="BCBEC4"/>
+          <w:lang w:val="en-US"/>
+        </w:rPr>
+        <w:br/>
+      </w:r>
+      <w:r>
+        <w:rPr>
+          <w:color w:val="BCBEC4"/>
+          <w:lang w:val="en-US"/>
+        </w:rPr>
+        <w:br/>
+        <w:t xml:space="preserve">    </w:t>
+      </w:r>
+      <w:proofErr w:type="spellStart"/>
+      <w:r>
+        <w:rPr>
+          <w:color w:val="56A8F5"/>
+          <w:lang w:val="en-US"/>
+        </w:rPr>
+        <w:t>compute_cofactors</w:t>
+      </w:r>
+      <w:proofErr w:type="spellEnd"/>
+      <w:r>
+        <w:rPr>
+          <w:color w:val="BCBEC4"/>
+          <w:lang w:val="en-US"/>
+        </w:rPr>
+        <w:t>(a, n, cofactor);</w:t>
+      </w:r>
+      <w:r>
+        <w:rPr>
+          <w:color w:val="BCBEC4"/>
+          <w:lang w:val="en-US"/>
+        </w:rPr>
+        <w:br/>
+      </w:r>
+      <w:r>
+        <w:rPr>
+          <w:color w:val="BCBEC4"/>
+          <w:lang w:val="en-US"/>
+        </w:rPr>
+        <w:br/>
+      </w:r>
+      <w:r>
+        <w:rPr>
+          <w:color w:val="BCBEC4"/>
+          <w:lang w:val="en-US"/>
+        </w:rPr>
+        <w:lastRenderedPageBreak/>
+        <w:t xml:space="preserve">    </w:t>
+      </w:r>
+      <w:proofErr w:type="spellStart"/>
+      <w:r>
+        <w:rPr>
+          <w:color w:val="56A8F5"/>
+          <w:lang w:val="en-US"/>
+        </w:rPr>
+        <w:t>printf</w:t>
+      </w:r>
+      <w:proofErr w:type="spellEnd"/>
+      <w:r>
+        <w:rPr>
+          <w:color w:val="BCBEC4"/>
+          <w:lang w:val="en-US"/>
+        </w:rPr>
+        <w:t>(</w:t>
+      </w:r>
+      <w:r>
+        <w:rPr>
+          <w:color w:val="6AAB73"/>
+          <w:lang w:val="en-US"/>
+        </w:rPr>
+        <w:t>"</w:t>
+      </w:r>
+      <w:r>
+        <w:rPr>
+          <w:color w:val="CF8E6D"/>
+          <w:lang w:val="en-US"/>
+        </w:rPr>
+        <w:t>\n</w:t>
+      </w:r>
+      <w:r>
+        <w:rPr>
+          <w:color w:val="6AAB73"/>
+        </w:rPr>
+        <w:t>Матрица</w:t>
+      </w:r>
+      <w:r>
+        <w:rPr>
+          <w:color w:val="6AAB73"/>
+          <w:lang w:val="en-US"/>
+        </w:rPr>
+        <w:t xml:space="preserve"> </w:t>
+      </w:r>
+      <w:r>
+        <w:rPr>
+          <w:color w:val="6AAB73"/>
+        </w:rPr>
+        <w:t>алгебраических</w:t>
+      </w:r>
+      <w:r>
+        <w:rPr>
+          <w:color w:val="6AAB73"/>
+          <w:lang w:val="en-US"/>
+        </w:rPr>
+        <w:t xml:space="preserve"> </w:t>
+      </w:r>
+      <w:r>
+        <w:rPr>
+          <w:color w:val="6AAB73"/>
+        </w:rPr>
+        <w:t>дополнений</w:t>
+      </w:r>
+      <w:r>
+        <w:rPr>
+          <w:color w:val="6AAB73"/>
+          <w:lang w:val="en-US"/>
+        </w:rPr>
+        <w:t>:</w:t>
+      </w:r>
+      <w:r>
+        <w:rPr>
+          <w:color w:val="CF8E6D"/>
+          <w:lang w:val="en-US"/>
+        </w:rPr>
+        <w:t>\n</w:t>
+      </w:r>
+      <w:r>
+        <w:rPr>
+          <w:color w:val="6AAB73"/>
+          <w:lang w:val="en-US"/>
+        </w:rPr>
+        <w:t>"</w:t>
+      </w:r>
+      <w:r>
+        <w:rPr>
+          <w:color w:val="BCBEC4"/>
+          <w:lang w:val="en-US"/>
+        </w:rPr>
+        <w:t>);</w:t>
+      </w:r>
+      <w:r>
+        <w:rPr>
+          <w:color w:val="BCBEC4"/>
+          <w:lang w:val="en-US"/>
+        </w:rPr>
+        <w:br/>
+        <w:t xml:space="preserve">    </w:t>
+      </w:r>
+      <w:r>
+        <w:rPr>
+          <w:color w:val="CF8E6D"/>
+          <w:lang w:val="en-US"/>
+        </w:rPr>
+        <w:t xml:space="preserve">for </w:t>
+      </w:r>
+      <w:r>
+        <w:rPr>
+          <w:color w:val="BCBEC4"/>
+          <w:lang w:val="en-US"/>
+        </w:rPr>
+        <w:t>(</w:t>
+      </w:r>
+      <w:r>
+        <w:rPr>
+          <w:color w:val="CF8E6D"/>
+          <w:lang w:val="en-US"/>
+        </w:rPr>
+        <w:t xml:space="preserve">int </w:t>
+      </w:r>
+      <w:proofErr w:type="spellStart"/>
+      <w:r>
+        <w:rPr>
+          <w:color w:val="BCBEC4"/>
+          <w:lang w:val="en-US"/>
+        </w:rPr>
+        <w:t>i</w:t>
+      </w:r>
+      <w:proofErr w:type="spellEnd"/>
+      <w:r>
+        <w:rPr>
+          <w:color w:val="BCBEC4"/>
+          <w:lang w:val="en-US"/>
+        </w:rPr>
+        <w:t xml:space="preserve"> = </w:t>
+      </w:r>
+      <w:r>
+        <w:rPr>
+          <w:color w:val="2AACB8"/>
+          <w:lang w:val="en-US"/>
+        </w:rPr>
+        <w:t>0</w:t>
+      </w:r>
+      <w:r>
+        <w:rPr>
+          <w:color w:val="BCBEC4"/>
+          <w:lang w:val="en-US"/>
+        </w:rPr>
+        <w:t xml:space="preserve">; </w:t>
+      </w:r>
+      <w:proofErr w:type="spellStart"/>
+      <w:r>
+        <w:rPr>
+          <w:color w:val="BCBEC4"/>
+          <w:lang w:val="en-US"/>
+        </w:rPr>
+        <w:t>i</w:t>
+      </w:r>
+      <w:proofErr w:type="spellEnd"/>
+      <w:r>
+        <w:rPr>
+          <w:color w:val="BCBEC4"/>
+          <w:lang w:val="en-US"/>
+        </w:rPr>
+        <w:t xml:space="preserve"> &lt; n; ++</w:t>
+      </w:r>
+      <w:proofErr w:type="spellStart"/>
+      <w:r>
+        <w:rPr>
+          <w:color w:val="BCBEC4"/>
+          <w:lang w:val="en-US"/>
+        </w:rPr>
+        <w:t>i</w:t>
+      </w:r>
+      <w:proofErr w:type="spellEnd"/>
+      <w:r>
+        <w:rPr>
+          <w:color w:val="BCBEC4"/>
+          <w:lang w:val="en-US"/>
+        </w:rPr>
+        <w:t>) {</w:t>
+      </w:r>
+      <w:r>
+        <w:rPr>
+          <w:color w:val="BCBEC4"/>
+          <w:lang w:val="en-US"/>
+        </w:rPr>
+        <w:br/>
+        <w:t xml:space="preserve">        </w:t>
+      </w:r>
+      <w:r>
+        <w:rPr>
+          <w:color w:val="CF8E6D"/>
+          <w:lang w:val="en-US"/>
+        </w:rPr>
+        <w:t xml:space="preserve">for </w:t>
+      </w:r>
+      <w:r>
+        <w:rPr>
+          <w:color w:val="BCBEC4"/>
+          <w:lang w:val="en-US"/>
+        </w:rPr>
+        <w:t>(</w:t>
+      </w:r>
+      <w:r>
+        <w:rPr>
+          <w:color w:val="CF8E6D"/>
+          <w:lang w:val="en-US"/>
+        </w:rPr>
+        <w:t xml:space="preserve">int </w:t>
+      </w:r>
+      <w:r>
+        <w:rPr>
+          <w:color w:val="BCBEC4"/>
+          <w:lang w:val="en-US"/>
+        </w:rPr>
+        <w:t xml:space="preserve">j = </w:t>
+      </w:r>
+      <w:r>
+        <w:rPr>
+          <w:color w:val="2AACB8"/>
+          <w:lang w:val="en-US"/>
+        </w:rPr>
+        <w:t>0</w:t>
+      </w:r>
+      <w:r>
+        <w:rPr>
+          <w:color w:val="BCBEC4"/>
+          <w:lang w:val="en-US"/>
+        </w:rPr>
+        <w:t>; j &lt; n; ++j) {</w:t>
+      </w:r>
+      <w:r>
+        <w:rPr>
+          <w:color w:val="BCBEC4"/>
+          <w:lang w:val="en-US"/>
+        </w:rPr>
+        <w:br/>
+        <w:t xml:space="preserve">            </w:t>
+      </w:r>
+      <w:proofErr w:type="spellStart"/>
+      <w:r>
+        <w:rPr>
+          <w:color w:val="56A8F5"/>
+          <w:lang w:val="en-US"/>
+        </w:rPr>
+        <w:t>printf</w:t>
+      </w:r>
+      <w:proofErr w:type="spellEnd"/>
+      <w:r>
+        <w:rPr>
+          <w:color w:val="BCBEC4"/>
+          <w:lang w:val="en-US"/>
+        </w:rPr>
+        <w:t>(</w:t>
+      </w:r>
+      <w:r>
+        <w:rPr>
+          <w:color w:val="6AAB73"/>
+          <w:lang w:val="en-US"/>
+        </w:rPr>
+        <w:t>"%8.4f "</w:t>
+      </w:r>
+      <w:r>
+        <w:rPr>
+          <w:color w:val="BCBEC4"/>
+          <w:lang w:val="en-US"/>
+        </w:rPr>
+        <w:t>, cofactor[</w:t>
+      </w:r>
+      <w:proofErr w:type="spellStart"/>
+      <w:r>
+        <w:rPr>
+          <w:color w:val="BCBEC4"/>
+          <w:lang w:val="en-US"/>
+        </w:rPr>
+        <w:t>i</w:t>
+      </w:r>
+      <w:proofErr w:type="spellEnd"/>
+      <w:r>
+        <w:rPr>
+          <w:color w:val="BCBEC4"/>
+          <w:lang w:val="en-US"/>
+        </w:rPr>
+        <w:t xml:space="preserve"> * n + j]);</w:t>
+      </w:r>
+      <w:r>
+        <w:rPr>
+          <w:color w:val="BCBEC4"/>
+          <w:lang w:val="en-US"/>
+        </w:rPr>
+        <w:br/>
+        <w:t xml:space="preserve">        }</w:t>
+      </w:r>
+      <w:r>
+        <w:rPr>
+          <w:color w:val="BCBEC4"/>
+          <w:lang w:val="en-US"/>
+        </w:rPr>
+        <w:br/>
+        <w:t xml:space="preserve">        </w:t>
+      </w:r>
+      <w:proofErr w:type="spellStart"/>
+      <w:r>
+        <w:rPr>
+          <w:color w:val="56A8F5"/>
+          <w:lang w:val="en-US"/>
+        </w:rPr>
+        <w:t>printf</w:t>
+      </w:r>
+      <w:proofErr w:type="spellEnd"/>
+      <w:r>
+        <w:rPr>
+          <w:color w:val="BCBEC4"/>
+          <w:lang w:val="en-US"/>
+        </w:rPr>
+        <w:t>(</w:t>
+      </w:r>
+      <w:r>
+        <w:rPr>
+          <w:color w:val="6AAB73"/>
+          <w:lang w:val="en-US"/>
+        </w:rPr>
+        <w:t>"</w:t>
+      </w:r>
+      <w:r>
+        <w:rPr>
+          <w:color w:val="CF8E6D"/>
+          <w:lang w:val="en-US"/>
+        </w:rPr>
+        <w:t>\n</w:t>
+      </w:r>
+      <w:r>
+        <w:rPr>
+          <w:color w:val="6AAB73"/>
+          <w:lang w:val="en-US"/>
+        </w:rPr>
+        <w:t>"</w:t>
+      </w:r>
+      <w:r>
+        <w:rPr>
+          <w:color w:val="BCBEC4"/>
+          <w:lang w:val="en-US"/>
+        </w:rPr>
+        <w:t>);</w:t>
+      </w:r>
+      <w:r>
+        <w:rPr>
+          <w:color w:val="BCBEC4"/>
+          <w:lang w:val="en-US"/>
+        </w:rPr>
+        <w:br/>
+        <w:t xml:space="preserve">    }</w:t>
+      </w:r>
+      <w:r>
+        <w:rPr>
+          <w:color w:val="BCBEC4"/>
+          <w:lang w:val="en-US"/>
+        </w:rPr>
+        <w:br/>
+      </w:r>
+      <w:r>
+        <w:rPr>
+          <w:color w:val="BCBEC4"/>
+          <w:lang w:val="en-US"/>
+        </w:rPr>
+        <w:br/>
+        <w:t xml:space="preserve">    </w:t>
+      </w:r>
+      <w:r>
+        <w:rPr>
+          <w:color w:val="56A8F5"/>
+          <w:lang w:val="en-US"/>
+        </w:rPr>
+        <w:t>free</w:t>
+      </w:r>
+      <w:r>
+        <w:rPr>
+          <w:color w:val="BCBEC4"/>
+          <w:lang w:val="en-US"/>
+        </w:rPr>
+        <w:t>(a);</w:t>
+      </w:r>
+      <w:r>
+        <w:rPr>
+          <w:color w:val="BCBEC4"/>
+          <w:lang w:val="en-US"/>
+        </w:rPr>
+        <w:br/>
+        <w:t xml:space="preserve">    </w:t>
+      </w:r>
+      <w:r>
+        <w:rPr>
+          <w:color w:val="56A8F5"/>
+          <w:lang w:val="en-US"/>
+        </w:rPr>
+        <w:t>free</w:t>
+      </w:r>
+      <w:r>
+        <w:rPr>
+          <w:color w:val="BCBEC4"/>
+          <w:lang w:val="en-US"/>
+        </w:rPr>
+        <w:t>(cofactor);</w:t>
+      </w:r>
+      <w:r>
+        <w:rPr>
+          <w:color w:val="BCBEC4"/>
+          <w:lang w:val="en-US"/>
+        </w:rPr>
+        <w:br/>
+        <w:t xml:space="preserve">    </w:t>
+      </w:r>
+      <w:r>
+        <w:rPr>
+          <w:color w:val="CF8E6D"/>
+          <w:lang w:val="en-US"/>
+        </w:rPr>
+        <w:t xml:space="preserve">return </w:t>
+      </w:r>
+      <w:r>
+        <w:rPr>
+          <w:color w:val="BCBEC4"/>
+          <w:lang w:val="en-US"/>
+        </w:rPr>
+        <w:t>EXIT_SUCCESS;</w:t>
+      </w:r>
+      <w:r>
+        <w:rPr>
+          <w:color w:val="BCBEC4"/>
+          <w:lang w:val="en-US"/>
+        </w:rPr>
+        <w:br/>
+        <w:t>}</w:t>
+      </w:r>
+    </w:p>
+    <w:p>
+      <w:pPr>
+        <w:tabs>
+          <w:tab w:val="left" w:pos="1860"/>
+          <w:tab w:val="left" w:pos="3664"/>
+        </w:tabs>
+      </w:pPr>
+      <w:r>
+        <w:t>Программа:</w:t>
+      </w:r>
+      <w:r>
+        <w:tab/>
+      </w:r>
+      <w:r>
+        <w:tab/>
+      </w:r>
+    </w:p>
+    <w:p>
+      <w:r>
+        <w:t xml:space="preserve">    - берёт квадратную матрицу A размером n x n;</w:t>
+      </w:r>
+    </w:p>
+    <w:p>
+      <w:r>
+        <w:t xml:space="preserve">    - для каждого элемента A[i][j] строит минор M[i][j] (матрицу без i-й строки и j-го столбца);</w:t>
+      </w:r>
+    </w:p>
+    <w:p>
+      <w:r>
+        <w:rPr>
+          <w:lang w:val="en-US"/>
+        </w:rPr>
+        <w:t xml:space="preserve">    </w:t>
+      </w:r>
+      <w:r>
+        <w:t>- вычисляет детерминант этого минора;</w:t>
+      </w:r>
+    </w:p>
+    <w:p>
+      <w:r>
+        <w:t xml:space="preserve">    - добавляет знак (-</w:t>
+      </w:r>
+      <w:proofErr w:type="gramStart"/>
+      <w:r>
+        <w:t>1)^</w:t>
+      </w:r>
+      <w:proofErr w:type="gramEnd"/>
+      <w:r>
+        <w:t>(</w:t>
+      </w:r>
+      <w:proofErr w:type="spellStart"/>
+      <w:r>
+        <w:t>i+j</w:t>
+      </w:r>
+      <w:proofErr w:type="spellEnd"/>
+      <w:r>
+        <w:t>);</w:t>
+      </w:r>
+    </w:p>
+    <w:p>
+      <w:r>
+        <w:t xml:space="preserve">    - результат записывает в матрицу алгебраических дополнений.</w:t>
+      </w:r>
+    </w:p>
     <w:p/>
+    <w:p>
+      <w:pPr>
+        <w:rPr>
+          <w:lang w:val="en-US"/>
+        </w:rPr>
+      </w:pPr>
+      <w:r>
+        <w:t xml:space="preserve">    Формула</w:t>
+      </w:r>
+      <w:r>
+        <w:rPr>
+          <w:lang w:val="en-US"/>
+        </w:rPr>
+        <w:t>:</w:t>
+      </w:r>
+    </w:p>
+    <w:p>
+      <w:r>
+        <w:rPr>
+          <w:lang w:val="en-US"/>
+        </w:rPr>
+        <w:t xml:space="preserve">        </w:t>
+      </w:r>
+      <w:proofErr w:type="spellStart"/>
+      <w:r>
+        <w:rPr>
+          <w:lang w:val="en-US"/>
+        </w:rPr>
+        <w:t>A_ij</w:t>
+      </w:r>
+      <w:proofErr w:type="spellEnd"/>
+      <w:r>
+        <w:rPr>
+          <w:lang w:val="en-US"/>
+        </w:rPr>
+        <w:t xml:space="preserve"> = (-</w:t>
+      </w:r>
+      <w:proofErr w:type="gramStart"/>
+      <w:r>
+        <w:rPr>
+          <w:lang w:val="en-US"/>
+        </w:rPr>
+        <w:t>1)^</w:t>
+      </w:r>
+      <w:proofErr w:type="gramEnd"/>
+      <w:r>
+        <w:rPr>
+          <w:lang w:val="en-US"/>
+        </w:rPr>
+        <w:t>(</w:t>
+      </w:r>
+      <w:proofErr w:type="spellStart"/>
+      <w:r>
+        <w:rPr>
+          <w:lang w:val="en-US"/>
+        </w:rPr>
+        <w:t>i+j</w:t>
+      </w:r>
+      <w:proofErr w:type="spellEnd"/>
+      <w:r>
+        <w:rPr>
+          <w:lang w:val="en-US"/>
+        </w:rPr>
+        <w:t>) * det(</w:t>
+      </w:r>
+      <w:proofErr w:type="spellStart"/>
+      <w:r>
+        <w:rPr>
+          <w:lang w:val="en-US"/>
+        </w:rPr>
+        <w:t>M_ij</w:t>
+      </w:r>
+      <w:proofErr w:type="spellEnd"/>
+      <w:r>
+        <w:rPr>
+          <w:lang w:val="en-US"/>
+        </w:rPr>
+        <w:t>)</w:t>
+      </w:r>
+    </w:p>
+    <w:p>
+      <w:r>
+        <w:rPr>
+          <w:lang w:val="en-US"/>
+        </w:rPr>
+        <w:t xml:space="preserve">    </w:t>
+      </w:r>
+      <w:r>
+        <w:t>Почему так:</w:t>
+      </w:r>
+    </w:p>
+    <w:p>
+      <w:r>
+        <w:t xml:space="preserve">    алгебраическое дополнение элемента матрицы </w:t>
+      </w:r>
+      <w:proofErr w:type="gramStart"/>
+      <w:r>
+        <w:t>- это</w:t>
+      </w:r>
+      <w:proofErr w:type="gramEnd"/>
+      <w:r>
+        <w:t xml:space="preserve"> определитель минора,</w:t>
+      </w:r>
+    </w:p>
+    <w:p>
+      <w:r>
+        <w:t xml:space="preserve">    умноженный на знак, который зависит от положения элемента.</w:t>
+      </w:r>
+    </w:p>
+    <w:p>
+      <w:pPr>
+        <w:rPr>
+          <w:lang w:val="en-US"/>
+        </w:rPr>
+      </w:pPr>
+    </w:p>
+    <w:p>
+      <w:r>
+        <w:t>2</w:t>
+      </w:r>
+      <w:r>
+        <w:t xml:space="preserve">. </w:t>
+      </w:r>
+      <w:r>
+        <w:t>Найти алгебраическое дополнение для каждого элемента матрицы. целое положительное число n, произвольная матрица А размерности n х n. Разработать алгоритм решения задания, с учетом разделения вычислений между несколькими потоками. Избегать ситуаций изменения одних и тех же общих данных несколькими потоками. Составить схему потоков.</w:t>
+      </w:r>
+    </w:p>
+    <w:p>
+      <w:r>
+        <w:t>2.1</w:t>
+      </w:r>
+      <w:r>
+        <w:t>. К</w:t>
+      </w:r>
+      <w:r>
+        <w:t>оличество потоков является входным параметром, при этом размерность матриц может быть не кратна количеству потоков</w:t>
+      </w:r>
+      <w:r>
+        <w:t xml:space="preserve"> </w:t>
+      </w:r>
+    </w:p>
+    <w:p>
+      <w:pPr>
+        <w:rPr>
+          <w:b/>
+        </w:rPr>
+      </w:pPr>
+      <w:r>
+        <w:rPr>
+          <w:b/>
+        </w:rPr>
+        <w:lastRenderedPageBreak/>
+        <w:t>Итоговая программа:</w:t>
+      </w:r>
+    </w:p>
+    <w:p>
+      <w:pPr>
+        <w:rPr>
+          <w:lang w:val="en-US" w:eastAsia="ru-RU"/>
+        </w:rPr>
+      </w:pPr>
+      <w:r>
+        <w:rPr>
+          <w:lang w:eastAsia="ru-RU"/>
+        </w:rPr>
+        <w:t xml:space="preserve">Код итоговой программы представлен в файле: </w:t>
+      </w:r>
+      <w:hyperlink r:id="rId8" w:history="1">
+        <w:r>
+          <w:rPr>
+            <w:rStyle w:val="a4"/>
+            <w:lang w:eastAsia="ru-RU"/>
+          </w:rPr>
+          <w:t>https://github.com/Vaytsekhovskiy/Supercomputers-and-high-performance-computing/blob/master/src/7/7.2_3_parallel_1.c</w:t>
+        </w:r>
+      </w:hyperlink>
+    </w:p>
+    <w:p>
+      <w:pPr>
+        <w:rPr>
+          <w:lang w:eastAsia="ru-RU"/>
+        </w:rPr>
+      </w:pPr>
+      <w:r>
+        <w:rPr>
+          <w:lang w:eastAsia="ru-RU"/>
+        </w:rPr>
+        <w:t xml:space="preserve">При вычислении </w:t>
+      </w:r>
+      <w:r>
+        <w:rPr>
+          <w:lang w:eastAsia="ru-RU"/>
+        </w:rPr>
+        <w:t>алгебраических дополнений для всех элементов матрицы</w:t>
+      </w:r>
+      <w:r>
+        <w:rPr>
+          <w:lang w:eastAsia="ru-RU"/>
+        </w:rPr>
+        <w:t xml:space="preserve"> каждый</w:t>
+      </w:r>
+      <w:r>
+        <w:rPr>
+          <w:lang w:eastAsia="ru-RU"/>
+        </w:rPr>
+        <w:t xml:space="preserve"> элемент (i, j) независим от остальных, поэтому их можно распределить по потокам.</w:t>
+      </w:r>
+      <w:r>
+        <w:rPr>
+          <w:lang w:eastAsia="ru-RU"/>
+        </w:rPr>
+        <w:br/>
+      </w:r>
+      <w:r>
+        <w:rPr>
+          <w:lang w:eastAsia="ru-RU"/>
+        </w:rPr>
+        <w:br/>
+        <w:t xml:space="preserve">Число задач равно n * n. Если n не кратно числу потоков, </w:t>
+      </w:r>
+      <w:proofErr w:type="spellStart"/>
+      <w:r>
+        <w:rPr>
+          <w:lang w:eastAsia="ru-RU"/>
+        </w:rPr>
+        <w:t>OpenMP</w:t>
+      </w:r>
+      <w:proofErr w:type="spellEnd"/>
+      <w:r>
+        <w:rPr>
+          <w:lang w:eastAsia="ru-RU"/>
+        </w:rPr>
+        <w:t xml:space="preserve"> нормально обработает</w:t>
+      </w:r>
+      <w:r>
+        <w:rPr>
+          <w:lang w:eastAsia="ru-RU"/>
+        </w:rPr>
+        <w:t xml:space="preserve"> </w:t>
+      </w:r>
+      <w:r>
+        <w:rPr>
+          <w:lang w:eastAsia="ru-RU"/>
+        </w:rPr>
+        <w:t xml:space="preserve">остаток: </w:t>
+      </w:r>
+      <w:proofErr w:type="spellStart"/>
+      <w:r>
+        <w:rPr>
+          <w:lang w:eastAsia="ru-RU"/>
+        </w:rPr>
+        <w:t>schedule</w:t>
+      </w:r>
+      <w:proofErr w:type="spellEnd"/>
+      <w:r>
+        <w:rPr>
+          <w:lang w:eastAsia="ru-RU"/>
+        </w:rPr>
+        <w:t>(</w:t>
+      </w:r>
+      <w:proofErr w:type="spellStart"/>
+      <w:r>
+        <w:rPr>
+          <w:lang w:eastAsia="ru-RU"/>
+        </w:rPr>
+        <w:t>static</w:t>
+      </w:r>
+      <w:proofErr w:type="spellEnd"/>
+      <w:r>
+        <w:rPr>
+          <w:lang w:eastAsia="ru-RU"/>
+        </w:rPr>
+        <w:t>) распределит итерации по потокам, и часть потоков получит</w:t>
+      </w:r>
+      <w:r>
+        <w:rPr>
+          <w:lang w:eastAsia="ru-RU"/>
+        </w:rPr>
+        <w:t xml:space="preserve"> </w:t>
+      </w:r>
+      <w:r>
+        <w:rPr>
+          <w:lang w:eastAsia="ru-RU"/>
+        </w:rPr>
+        <w:t>на одну итерацию больше, чем остальные.</w:t>
+      </w:r>
+    </w:p>
+    <w:p>
+      <w:pPr>
+        <w:rPr>
+          <w:lang w:eastAsia="ru-RU"/>
+        </w:rPr>
+      </w:pPr>
+      <w:r>
+        <w:rPr>
+          <w:lang w:eastAsia="ru-RU"/>
+        </w:rPr>
+        <w:t>Схема потоков:</w:t>
+      </w:r>
+    </w:p>
+    <w:p>
+      <w:pPr>
+        <w:rPr>
+          <w:lang w:eastAsia="ru-RU"/>
+        </w:rPr>
+      </w:pPr>
+      <w:r>
+        <w:rPr>
+          <w:lang w:eastAsia="ru-RU"/>
+        </w:rPr>
+        <w:t>Поток 0 (</w:t>
+      </w:r>
+      <w:proofErr w:type="spellStart"/>
+      <w:r>
+        <w:rPr>
+          <w:lang w:eastAsia="ru-RU"/>
+        </w:rPr>
+        <w:t>main</w:t>
+      </w:r>
+      <w:proofErr w:type="spellEnd"/>
+      <w:r>
+        <w:rPr>
+          <w:lang w:eastAsia="ru-RU"/>
+        </w:rPr>
+        <w:t>)</w:t>
+      </w:r>
+      <w:r>
+        <w:rPr>
+          <w:lang w:eastAsia="ru-RU"/>
+        </w:rPr>
+        <w:br/>
+        <w:t>│</w:t>
+      </w:r>
+      <w:r>
+        <w:rPr>
+          <w:lang w:eastAsia="ru-RU"/>
+        </w:rPr>
+        <w:br/>
+        <w:t xml:space="preserve">├─ Ввод n и </w:t>
+      </w:r>
+      <w:proofErr w:type="spellStart"/>
+      <w:r>
+        <w:rPr>
+          <w:lang w:eastAsia="ru-RU"/>
+        </w:rPr>
+        <w:t>threads</w:t>
+      </w:r>
+      <w:proofErr w:type="spellEnd"/>
+      <w:r>
+        <w:rPr>
+          <w:lang w:eastAsia="ru-RU"/>
+        </w:rPr>
+        <w:br/>
+        <w:t xml:space="preserve">├─ </w:t>
+      </w:r>
+      <w:proofErr w:type="spellStart"/>
+      <w:r>
+        <w:rPr>
+          <w:lang w:eastAsia="ru-RU"/>
+        </w:rPr>
+        <w:t>omp_set_num_threads</w:t>
+      </w:r>
+      <w:proofErr w:type="spellEnd"/>
+      <w:r>
+        <w:rPr>
+          <w:lang w:eastAsia="ru-RU"/>
+        </w:rPr>
+        <w:t>(</w:t>
+      </w:r>
+      <w:proofErr w:type="spellStart"/>
+      <w:r>
+        <w:rPr>
+          <w:lang w:eastAsia="ru-RU"/>
+        </w:rPr>
+        <w:t>threads</w:t>
+      </w:r>
+      <w:proofErr w:type="spellEnd"/>
+      <w:r>
+        <w:rPr>
+          <w:lang w:eastAsia="ru-RU"/>
+        </w:rPr>
+        <w:t>)</w:t>
+      </w:r>
+      <w:r>
+        <w:rPr>
+          <w:lang w:eastAsia="ru-RU"/>
+        </w:rPr>
+        <w:br/>
+        <w:t xml:space="preserve">├─ Выделение памяти под матрицу A[n*n] и </w:t>
+      </w:r>
+      <w:proofErr w:type="spellStart"/>
+      <w:r>
+        <w:rPr>
+          <w:lang w:eastAsia="ru-RU"/>
+        </w:rPr>
+        <w:t>cofactor</w:t>
+      </w:r>
+      <w:proofErr w:type="spellEnd"/>
+      <w:r>
+        <w:rPr>
+          <w:lang w:eastAsia="ru-RU"/>
+        </w:rPr>
+        <w:t>[n*n]</w:t>
+      </w:r>
+      <w:r>
+        <w:rPr>
+          <w:lang w:eastAsia="ru-RU"/>
+        </w:rPr>
+        <w:br/>
+        <w:t>│</w:t>
+      </w:r>
+      <w:r>
+        <w:rPr>
+          <w:lang w:eastAsia="ru-RU"/>
+        </w:rPr>
+        <w:br/>
+        <w:t>├─ Чтение матрицы A[i][j]</w:t>
+      </w:r>
+      <w:r>
+        <w:rPr>
+          <w:lang w:eastAsia="ru-RU"/>
+        </w:rPr>
+        <w:br/>
+        <w:t>│</w:t>
+      </w:r>
+      <w:r>
+        <w:rPr>
+          <w:lang w:eastAsia="ru-RU"/>
+        </w:rPr>
+        <w:br/>
+        <w:t xml:space="preserve">├─ #pragma </w:t>
+      </w:r>
+      <w:proofErr w:type="spellStart"/>
+      <w:r>
+        <w:rPr>
+          <w:lang w:eastAsia="ru-RU"/>
+        </w:rPr>
+        <w:t>omp</w:t>
+      </w:r>
+      <w:proofErr w:type="spellEnd"/>
+      <w:r>
+        <w:rPr>
+          <w:lang w:eastAsia="ru-RU"/>
+        </w:rPr>
+        <w:t xml:space="preserve"> </w:t>
+      </w:r>
+      <w:proofErr w:type="spellStart"/>
+      <w:r>
+        <w:rPr>
+          <w:lang w:eastAsia="ru-RU"/>
+        </w:rPr>
+        <w:t>parallel</w:t>
+      </w:r>
+      <w:proofErr w:type="spellEnd"/>
+      <w:r>
+        <w:rPr>
+          <w:lang w:eastAsia="ru-RU"/>
+        </w:rPr>
+        <w:t xml:space="preserve"> </w:t>
+      </w:r>
+      <w:proofErr w:type="spellStart"/>
+      <w:r>
+        <w:rPr>
+          <w:lang w:eastAsia="ru-RU"/>
+        </w:rPr>
+        <w:t>for</w:t>
+      </w:r>
+      <w:proofErr w:type="spellEnd"/>
+      <w:r>
+        <w:rPr>
+          <w:lang w:eastAsia="ru-RU"/>
+        </w:rPr>
+        <w:t xml:space="preserve"> </w:t>
+      </w:r>
+      <w:proofErr w:type="spellStart"/>
+      <w:r>
+        <w:rPr>
+          <w:lang w:eastAsia="ru-RU"/>
+        </w:rPr>
+        <w:t>schedule</w:t>
+      </w:r>
+      <w:proofErr w:type="spellEnd"/>
+      <w:r>
+        <w:rPr>
+          <w:lang w:eastAsia="ru-RU"/>
+        </w:rPr>
+        <w:t>(</w:t>
+      </w:r>
+      <w:proofErr w:type="spellStart"/>
+      <w:r>
+        <w:rPr>
+          <w:lang w:eastAsia="ru-RU"/>
+        </w:rPr>
+        <w:t>static</w:t>
+      </w:r>
+      <w:proofErr w:type="spellEnd"/>
+      <w:r>
+        <w:rPr>
+          <w:lang w:eastAsia="ru-RU"/>
+        </w:rPr>
+        <w:t>)</w:t>
+      </w:r>
+      <w:r>
+        <w:rPr>
+          <w:lang w:eastAsia="ru-RU"/>
+        </w:rPr>
+        <w:br/>
+        <w:t>│   │</w:t>
+      </w:r>
+      <w:r>
+        <w:rPr>
+          <w:lang w:eastAsia="ru-RU"/>
+        </w:rPr>
+        <w:br/>
+        <w:t xml:space="preserve">│   ├─ Поток T0: получает свой диапазон </w:t>
+      </w:r>
+      <w:proofErr w:type="spellStart"/>
+      <w:r>
+        <w:rPr>
+          <w:lang w:eastAsia="ru-RU"/>
+        </w:rPr>
+        <w:t>индексoв</w:t>
+      </w:r>
+      <w:proofErr w:type="spellEnd"/>
+      <w:r>
+        <w:rPr>
+          <w:lang w:eastAsia="ru-RU"/>
+        </w:rPr>
+        <w:t xml:space="preserve"> </w:t>
+      </w:r>
+      <w:proofErr w:type="spellStart"/>
+      <w:r>
+        <w:rPr>
+          <w:lang w:eastAsia="ru-RU"/>
+        </w:rPr>
+        <w:t>idx</w:t>
+      </w:r>
+      <w:proofErr w:type="spellEnd"/>
+      <w:r>
+        <w:rPr>
+          <w:lang w:eastAsia="ru-RU"/>
+        </w:rPr>
+        <w:t xml:space="preserve"> = [0 .. k1]</w:t>
+      </w:r>
+      <w:r>
+        <w:rPr>
+          <w:lang w:eastAsia="ru-RU"/>
+        </w:rPr>
+        <w:br/>
+        <w:t xml:space="preserve">│   │   ├─ i = </w:t>
+      </w:r>
+      <w:proofErr w:type="spellStart"/>
+      <w:r>
+        <w:rPr>
+          <w:lang w:eastAsia="ru-RU"/>
+        </w:rPr>
+        <w:t>idx</w:t>
+      </w:r>
+      <w:proofErr w:type="spellEnd"/>
+      <w:r>
+        <w:rPr>
+          <w:lang w:eastAsia="ru-RU"/>
+        </w:rPr>
+        <w:t xml:space="preserve"> / n</w:t>
+      </w:r>
+      <w:r>
+        <w:rPr>
+          <w:lang w:eastAsia="ru-RU"/>
+        </w:rPr>
+        <w:br/>
+        <w:t xml:space="preserve">│   │   ├─ j = </w:t>
+      </w:r>
+      <w:proofErr w:type="spellStart"/>
+      <w:r>
+        <w:rPr>
+          <w:lang w:eastAsia="ru-RU"/>
+        </w:rPr>
+        <w:t>idx</w:t>
+      </w:r>
+      <w:proofErr w:type="spellEnd"/>
+      <w:r>
+        <w:rPr>
+          <w:lang w:eastAsia="ru-RU"/>
+        </w:rPr>
+        <w:t xml:space="preserve"> % n</w:t>
+      </w:r>
+      <w:r>
+        <w:rPr>
+          <w:lang w:eastAsia="ru-RU"/>
+        </w:rPr>
+        <w:br/>
+        <w:t>│   │   ├─ строит минор M[i][j] (без i-й строки и j-го столбца)</w:t>
+      </w:r>
+      <w:r>
+        <w:rPr>
+          <w:lang w:eastAsia="ru-RU"/>
+        </w:rPr>
+        <w:br/>
+        <w:t xml:space="preserve">│   │   ├─ вычисляет </w:t>
+      </w:r>
+      <w:proofErr w:type="spellStart"/>
+      <w:r>
+        <w:rPr>
+          <w:lang w:eastAsia="ru-RU"/>
+        </w:rPr>
+        <w:t>det</w:t>
+      </w:r>
+      <w:proofErr w:type="spellEnd"/>
+      <w:r>
+        <w:rPr>
+          <w:lang w:eastAsia="ru-RU"/>
+        </w:rPr>
+        <w:t>(M[i][j]) рекурсивно</w:t>
+      </w:r>
+      <w:r>
+        <w:rPr>
+          <w:lang w:eastAsia="ru-RU"/>
+        </w:rPr>
+        <w:br/>
+        <w:t xml:space="preserve">│   │   ├─ вычисляет </w:t>
+      </w:r>
+      <w:proofErr w:type="spellStart"/>
+      <w:r>
+        <w:rPr>
+          <w:lang w:eastAsia="ru-RU"/>
+        </w:rPr>
+        <w:t>sign</w:t>
+      </w:r>
+      <w:proofErr w:type="spellEnd"/>
+      <w:r>
+        <w:rPr>
+          <w:lang w:eastAsia="ru-RU"/>
+        </w:rPr>
+        <w:t xml:space="preserve"> = (-1)^(</w:t>
+      </w:r>
+      <w:proofErr w:type="spellStart"/>
+      <w:r>
+        <w:rPr>
+          <w:lang w:eastAsia="ru-RU"/>
+        </w:rPr>
+        <w:t>i+j</w:t>
+      </w:r>
+      <w:proofErr w:type="spellEnd"/>
+      <w:r>
+        <w:rPr>
+          <w:lang w:eastAsia="ru-RU"/>
+        </w:rPr>
+        <w:t>)</w:t>
+      </w:r>
+      <w:r>
+        <w:rPr>
+          <w:lang w:eastAsia="ru-RU"/>
+        </w:rPr>
+        <w:br/>
+        <w:t xml:space="preserve">│   │   └─ </w:t>
+      </w:r>
+      <w:proofErr w:type="spellStart"/>
+      <w:r>
+        <w:rPr>
+          <w:lang w:eastAsia="ru-RU"/>
+        </w:rPr>
+        <w:t>cofactor</w:t>
+      </w:r>
+      <w:proofErr w:type="spellEnd"/>
+      <w:r>
+        <w:rPr>
+          <w:lang w:eastAsia="ru-RU"/>
+        </w:rPr>
+        <w:t xml:space="preserve">[i*n + j] = </w:t>
+      </w:r>
+      <w:proofErr w:type="spellStart"/>
+      <w:r>
+        <w:rPr>
+          <w:lang w:eastAsia="ru-RU"/>
+        </w:rPr>
+        <w:t>sign</w:t>
+      </w:r>
+      <w:proofErr w:type="spellEnd"/>
+      <w:r>
+        <w:rPr>
+          <w:lang w:eastAsia="ru-RU"/>
+        </w:rPr>
+        <w:t xml:space="preserve"> * </w:t>
+      </w:r>
+      <w:proofErr w:type="spellStart"/>
+      <w:r>
+        <w:rPr>
+          <w:lang w:eastAsia="ru-RU"/>
+        </w:rPr>
+        <w:t>det</w:t>
+      </w:r>
+      <w:proofErr w:type="spellEnd"/>
+      <w:r>
+        <w:rPr>
+          <w:lang w:eastAsia="ru-RU"/>
+        </w:rPr>
+        <w:t>(M[i][j])</w:t>
+      </w:r>
+      <w:r>
+        <w:rPr>
+          <w:lang w:eastAsia="ru-RU"/>
+        </w:rPr>
+        <w:br/>
+        <w:t>│   │</w:t>
+      </w:r>
+      <w:r>
+        <w:rPr>
+          <w:lang w:eastAsia="ru-RU"/>
+        </w:rPr>
+        <w:br/>
+        <w:t xml:space="preserve">│   ├─ Поток T1: получает свой диапазон </w:t>
+      </w:r>
+      <w:proofErr w:type="spellStart"/>
+      <w:r>
+        <w:rPr>
+          <w:lang w:eastAsia="ru-RU"/>
+        </w:rPr>
+        <w:t>индексoв</w:t>
+      </w:r>
+      <w:proofErr w:type="spellEnd"/>
+      <w:r>
+        <w:rPr>
+          <w:lang w:eastAsia="ru-RU"/>
+        </w:rPr>
+        <w:t xml:space="preserve"> </w:t>
+      </w:r>
+      <w:proofErr w:type="spellStart"/>
+      <w:r>
+        <w:rPr>
+          <w:lang w:eastAsia="ru-RU"/>
+        </w:rPr>
+        <w:t>idx</w:t>
+      </w:r>
+      <w:proofErr w:type="spellEnd"/>
+      <w:r>
+        <w:rPr>
+          <w:lang w:eastAsia="ru-RU"/>
+        </w:rPr>
+        <w:t xml:space="preserve"> = [k1+1 .. k2]</w:t>
+      </w:r>
+      <w:r>
+        <w:rPr>
+          <w:lang w:eastAsia="ru-RU"/>
+        </w:rPr>
+        <w:br/>
+      </w:r>
+      <w:r>
+        <w:rPr>
+          <w:lang w:eastAsia="ru-RU"/>
+        </w:rPr>
+        <w:lastRenderedPageBreak/>
+        <w:t xml:space="preserve">│   │   ├─ i = </w:t>
+      </w:r>
+      <w:proofErr w:type="spellStart"/>
+      <w:r>
+        <w:rPr>
+          <w:lang w:eastAsia="ru-RU"/>
+        </w:rPr>
+        <w:t>idx</w:t>
+      </w:r>
+      <w:proofErr w:type="spellEnd"/>
+      <w:r>
+        <w:rPr>
+          <w:lang w:eastAsia="ru-RU"/>
+        </w:rPr>
+        <w:t xml:space="preserve"> / n</w:t>
+      </w:r>
+      <w:r>
+        <w:rPr>
+          <w:lang w:eastAsia="ru-RU"/>
+        </w:rPr>
+        <w:br/>
+        <w:t xml:space="preserve">│   │   ├─ j = </w:t>
+      </w:r>
+      <w:proofErr w:type="spellStart"/>
+      <w:r>
+        <w:rPr>
+          <w:lang w:eastAsia="ru-RU"/>
+        </w:rPr>
+        <w:t>idx</w:t>
+      </w:r>
+      <w:proofErr w:type="spellEnd"/>
+      <w:r>
+        <w:rPr>
+          <w:lang w:eastAsia="ru-RU"/>
+        </w:rPr>
+        <w:t xml:space="preserve"> % n</w:t>
+      </w:r>
+      <w:r>
+        <w:rPr>
+          <w:lang w:eastAsia="ru-RU"/>
+        </w:rPr>
+        <w:br/>
+        <w:t>│   │   ├─ строит минор M[i][j]</w:t>
+      </w:r>
+      <w:r>
+        <w:rPr>
+          <w:lang w:eastAsia="ru-RU"/>
+        </w:rPr>
+        <w:br/>
+        <w:t xml:space="preserve">│   │   ├─ вычисляет </w:t>
+      </w:r>
+      <w:proofErr w:type="spellStart"/>
+      <w:r>
+        <w:rPr>
+          <w:lang w:eastAsia="ru-RU"/>
+        </w:rPr>
+        <w:t>det</w:t>
+      </w:r>
+      <w:proofErr w:type="spellEnd"/>
+      <w:r>
+        <w:rPr>
+          <w:lang w:eastAsia="ru-RU"/>
+        </w:rPr>
+        <w:t>(M[i][j])</w:t>
+      </w:r>
+      <w:r>
+        <w:rPr>
+          <w:lang w:eastAsia="ru-RU"/>
+        </w:rPr>
+        <w:br/>
+        <w:t xml:space="preserve">│   │   ├─ вычисляет </w:t>
+      </w:r>
+      <w:proofErr w:type="spellStart"/>
+      <w:r>
+        <w:rPr>
+          <w:lang w:eastAsia="ru-RU"/>
+        </w:rPr>
+        <w:t>sign</w:t>
+      </w:r>
+      <w:proofErr w:type="spellEnd"/>
+      <w:r>
+        <w:rPr>
+          <w:lang w:eastAsia="ru-RU"/>
+        </w:rPr>
+        <w:br/>
+        <w:t xml:space="preserve">│   │   └─ </w:t>
+      </w:r>
+      <w:proofErr w:type="spellStart"/>
+      <w:r>
+        <w:rPr>
+          <w:lang w:eastAsia="ru-RU"/>
+        </w:rPr>
+        <w:t>cofactor</w:t>
+      </w:r>
+      <w:proofErr w:type="spellEnd"/>
+      <w:r>
+        <w:rPr>
+          <w:lang w:eastAsia="ru-RU"/>
+        </w:rPr>
+        <w:t xml:space="preserve">[i*n + j] = </w:t>
+      </w:r>
+      <w:proofErr w:type="spellStart"/>
+      <w:r>
+        <w:rPr>
+          <w:lang w:eastAsia="ru-RU"/>
+        </w:rPr>
+        <w:t>sign</w:t>
+      </w:r>
+      <w:proofErr w:type="spellEnd"/>
+      <w:r>
+        <w:rPr>
+          <w:lang w:eastAsia="ru-RU"/>
+        </w:rPr>
+        <w:t xml:space="preserve"> * </w:t>
+      </w:r>
+      <w:proofErr w:type="spellStart"/>
+      <w:r>
+        <w:rPr>
+          <w:lang w:eastAsia="ru-RU"/>
+        </w:rPr>
+        <w:t>det</w:t>
+      </w:r>
+      <w:proofErr w:type="spellEnd"/>
+      <w:r>
+        <w:rPr>
+          <w:lang w:eastAsia="ru-RU"/>
+        </w:rPr>
+        <w:t>(M[i][j])</w:t>
+      </w:r>
+      <w:r>
+        <w:rPr>
+          <w:lang w:eastAsia="ru-RU"/>
+        </w:rPr>
+        <w:br/>
+        <w:t>│   │</w:t>
+      </w:r>
+      <w:r>
+        <w:rPr>
+          <w:lang w:eastAsia="ru-RU"/>
+        </w:rPr>
+        <w:br/>
+        <w:t>│   ├─ ...</w:t>
+      </w:r>
+      <w:r>
+        <w:rPr>
+          <w:lang w:eastAsia="ru-RU"/>
+        </w:rPr>
+        <w:br/>
+        <w:t>│   │</w:t>
+      </w:r>
+      <w:r>
+        <w:rPr>
+          <w:lang w:eastAsia="ru-RU"/>
+        </w:rPr>
+        <w:br/>
+        <w:t xml:space="preserve">│   └─ Поток </w:t>
+      </w:r>
+      <w:proofErr w:type="spellStart"/>
+      <w:r>
+        <w:rPr>
+          <w:lang w:eastAsia="ru-RU"/>
+        </w:rPr>
+        <w:t>Tk</w:t>
+      </w:r>
+      <w:proofErr w:type="spellEnd"/>
+      <w:r>
+        <w:rPr>
+          <w:lang w:eastAsia="ru-RU"/>
+        </w:rPr>
+        <w:t xml:space="preserve">: получает свой диапазон </w:t>
+      </w:r>
+      <w:proofErr w:type="spellStart"/>
+      <w:r>
+        <w:rPr>
+          <w:lang w:eastAsia="ru-RU"/>
+        </w:rPr>
+        <w:t>индексoв</w:t>
+      </w:r>
+      <w:proofErr w:type="spellEnd"/>
+      <w:r>
+        <w:rPr>
+          <w:lang w:eastAsia="ru-RU"/>
+        </w:rPr>
+        <w:t xml:space="preserve"> </w:t>
+      </w:r>
+      <w:proofErr w:type="spellStart"/>
+      <w:r>
+        <w:rPr>
+          <w:lang w:eastAsia="ru-RU"/>
+        </w:rPr>
+        <w:t>idx</w:t>
+      </w:r>
+      <w:proofErr w:type="spellEnd"/>
+      <w:r>
+        <w:rPr>
+          <w:lang w:eastAsia="ru-RU"/>
+        </w:rPr>
+        <w:t xml:space="preserve"> = [</w:t>
+      </w:r>
+      <w:proofErr w:type="spellStart"/>
+      <w:r>
+        <w:rPr>
+          <w:lang w:eastAsia="ru-RU"/>
+        </w:rPr>
+        <w:t>last</w:t>
+      </w:r>
+      <w:proofErr w:type="spellEnd"/>
+      <w:r>
+        <w:rPr>
+          <w:lang w:eastAsia="ru-RU"/>
+        </w:rPr>
+        <w:t xml:space="preserve"> .. n*n-1]</w:t>
+      </w:r>
+      <w:r>
+        <w:rPr>
+          <w:lang w:eastAsia="ru-RU"/>
+        </w:rPr>
+        <w:br/>
+        <w:t xml:space="preserve">│       ├─ i = </w:t>
+      </w:r>
+      <w:proofErr w:type="spellStart"/>
+      <w:r>
+        <w:rPr>
+          <w:lang w:eastAsia="ru-RU"/>
+        </w:rPr>
+        <w:t>idx</w:t>
+      </w:r>
+      <w:proofErr w:type="spellEnd"/>
+      <w:r>
+        <w:rPr>
+          <w:lang w:eastAsia="ru-RU"/>
+        </w:rPr>
+        <w:t xml:space="preserve"> / n</w:t>
+      </w:r>
+      <w:r>
+        <w:rPr>
+          <w:lang w:eastAsia="ru-RU"/>
+        </w:rPr>
+        <w:br/>
+        <w:t xml:space="preserve">│       ├─ j = </w:t>
+      </w:r>
+      <w:proofErr w:type="spellStart"/>
+      <w:r>
+        <w:rPr>
+          <w:lang w:eastAsia="ru-RU"/>
+        </w:rPr>
+        <w:t>idx</w:t>
+      </w:r>
+      <w:proofErr w:type="spellEnd"/>
+      <w:r>
+        <w:rPr>
+          <w:lang w:eastAsia="ru-RU"/>
+        </w:rPr>
+        <w:t xml:space="preserve"> % n</w:t>
+      </w:r>
+      <w:r>
+        <w:rPr>
+          <w:lang w:eastAsia="ru-RU"/>
+        </w:rPr>
+        <w:br/>
+        <w:t>│       ├─ строит минор M[i][j]</w:t>
+      </w:r>
+      <w:r>
+        <w:rPr>
+          <w:lang w:eastAsia="ru-RU"/>
+        </w:rPr>
+        <w:br/>
+        <w:t xml:space="preserve">│       ├─ вычисляет </w:t>
+      </w:r>
+      <w:proofErr w:type="spellStart"/>
+      <w:r>
+        <w:rPr>
+          <w:lang w:eastAsia="ru-RU"/>
+        </w:rPr>
+        <w:t>det</w:t>
+      </w:r>
+      <w:proofErr w:type="spellEnd"/>
+      <w:r>
+        <w:rPr>
+          <w:lang w:eastAsia="ru-RU"/>
+        </w:rPr>
+        <w:t>(M[i][j])</w:t>
+      </w:r>
+      <w:r>
+        <w:rPr>
+          <w:lang w:eastAsia="ru-RU"/>
+        </w:rPr>
+        <w:br/>
+        <w:t xml:space="preserve">│       ├─ вычисляет </w:t>
+      </w:r>
+      <w:proofErr w:type="spellStart"/>
+      <w:r>
+        <w:rPr>
+          <w:lang w:eastAsia="ru-RU"/>
+        </w:rPr>
+        <w:t>sign</w:t>
+      </w:r>
+      <w:proofErr w:type="spellEnd"/>
+      <w:r>
+        <w:rPr>
+          <w:lang w:eastAsia="ru-RU"/>
+        </w:rPr>
+        <w:br/>
+        <w:t xml:space="preserve">│       └─ </w:t>
+      </w:r>
+      <w:proofErr w:type="spellStart"/>
+      <w:r>
+        <w:rPr>
+          <w:lang w:eastAsia="ru-RU"/>
+        </w:rPr>
+        <w:t>cofactor</w:t>
+      </w:r>
+      <w:proofErr w:type="spellEnd"/>
+      <w:r>
+        <w:rPr>
+          <w:lang w:eastAsia="ru-RU"/>
+        </w:rPr>
+        <w:t xml:space="preserve">[i*n + j] = </w:t>
+      </w:r>
+      <w:proofErr w:type="spellStart"/>
+      <w:r>
+        <w:rPr>
+          <w:lang w:eastAsia="ru-RU"/>
+        </w:rPr>
+        <w:t>sign</w:t>
+      </w:r>
+      <w:proofErr w:type="spellEnd"/>
+      <w:r>
+        <w:rPr>
+          <w:lang w:eastAsia="ru-RU"/>
+        </w:rPr>
+        <w:t xml:space="preserve"> * </w:t>
+      </w:r>
+      <w:proofErr w:type="spellStart"/>
+      <w:r>
+        <w:rPr>
+          <w:lang w:eastAsia="ru-RU"/>
+        </w:rPr>
+        <w:t>det</w:t>
+      </w:r>
+      <w:proofErr w:type="spellEnd"/>
+      <w:r>
+        <w:rPr>
+          <w:lang w:eastAsia="ru-RU"/>
+        </w:rPr>
+        <w:t>(M[i][j])</w:t>
+      </w:r>
+      <w:r>
+        <w:rPr>
+          <w:lang w:eastAsia="ru-RU"/>
+        </w:rPr>
+        <w:br/>
+        <w:t>│</w:t>
+      </w:r>
+      <w:r>
+        <w:rPr>
+          <w:lang w:eastAsia="ru-RU"/>
+        </w:rPr>
+        <w:br/>
+        <w:t xml:space="preserve">├─ (неявный барьер </w:t>
+      </w:r>
+      <w:proofErr w:type="spellStart"/>
+      <w:r>
+        <w:rPr>
+          <w:lang w:eastAsia="ru-RU"/>
+        </w:rPr>
+        <w:t>OpenMP</w:t>
+      </w:r>
+      <w:proofErr w:type="spellEnd"/>
+      <w:r>
+        <w:rPr>
+          <w:lang w:eastAsia="ru-RU"/>
+        </w:rPr>
+        <w:t xml:space="preserve"> в конце </w:t>
+      </w:r>
+      <w:proofErr w:type="spellStart"/>
+      <w:r>
+        <w:rPr>
+          <w:lang w:eastAsia="ru-RU"/>
+        </w:rPr>
+        <w:t>parallel</w:t>
+      </w:r>
+      <w:proofErr w:type="spellEnd"/>
+      <w:r>
+        <w:rPr>
+          <w:lang w:eastAsia="ru-RU"/>
+        </w:rPr>
+        <w:t xml:space="preserve"> </w:t>
+      </w:r>
+      <w:proofErr w:type="spellStart"/>
+      <w:r>
+        <w:rPr>
+          <w:lang w:eastAsia="ru-RU"/>
+        </w:rPr>
+        <w:t>for</w:t>
+      </w:r>
+      <w:proofErr w:type="spellEnd"/>
+      <w:r>
+        <w:rPr>
+          <w:lang w:eastAsia="ru-RU"/>
+        </w:rPr>
+        <w:t>)</w:t>
+      </w:r>
+      <w:r>
+        <w:rPr>
+          <w:lang w:eastAsia="ru-RU"/>
+        </w:rPr>
+        <w:br/>
+        <w:t>│</w:t>
+      </w:r>
+      <w:r>
+        <w:rPr>
+          <w:lang w:eastAsia="ru-RU"/>
+        </w:rPr>
+        <w:br/>
+        <w:t>├─ Последовательно:</w:t>
+      </w:r>
+      <w:r>
+        <w:rPr>
+          <w:lang w:eastAsia="ru-RU"/>
+        </w:rPr>
+        <w:br/>
+        <w:t>│   ├─ вывод матрицы алгебраических дополнений</w:t>
+      </w:r>
+      <w:r>
+        <w:rPr>
+          <w:lang w:eastAsia="ru-RU"/>
+        </w:rPr>
+        <w:br/>
+        <w:t>│   └─ освобождение памяти</w:t>
+      </w:r>
+      <w:r>
+        <w:rPr>
+          <w:lang w:eastAsia="ru-RU"/>
+        </w:rPr>
+        <w:br/>
+        <w:t>│</w:t>
+      </w:r>
+      <w:r>
+        <w:rPr>
+          <w:lang w:eastAsia="ru-RU"/>
+        </w:rPr>
+        <w:br/>
+        <w:t>└─ Конец программы</w:t>
+      </w:r>
+    </w:p>
+    <w:p>
+      <w:r>
+        <w:t>2.</w:t>
+      </w:r>
+      <w:r>
+        <w:t>2</w:t>
+      </w:r>
+      <w:r>
+        <w:t xml:space="preserve">. </w:t>
+      </w:r>
+      <w:r>
+        <w:t>К</w:t>
+      </w:r>
+      <w:r>
+        <w:t>оличество потоков заранее неизвестно и не является параметром задачи</w:t>
+      </w:r>
+    </w:p>
+    <w:p>
+      <w:pPr>
+        <w:rPr>
+          <w:b/>
+        </w:rPr>
+      </w:pPr>
+      <w:r>
+        <w:rPr>
+          <w:b/>
+        </w:rPr>
+        <w:t>Итоговая программа:</w:t>
+      </w:r>
+    </w:p>
+    <w:p>
+      <w:pPr>
+        <w:rPr>
+          <w:lang w:eastAsia="ru-RU"/>
+        </w:rPr>
+      </w:pPr>
+      <w:r>
+        <w:rPr>
+          <w:lang w:eastAsia="ru-RU"/>
+        </w:rPr>
+        <w:t xml:space="preserve">Код итоговой программы представлен в файле: </w:t>
+      </w:r>
+    </w:p>
+    <w:p>
+      <w:pPr>
+        <w:rPr>
+          <w:lang w:eastAsia="ru-RU"/>
+        </w:rPr>
+      </w:pPr>
+      <w:hyperlink r:id="rId9" w:history="1">
+        <w:r>
+          <w:rPr>
+            <w:rStyle w:val="a4"/>
+            <w:lang w:eastAsia="ru-RU"/>
+          </w:rPr>
+          <w:t>https://github.com/Vaytsekhovskiy/Supercomputers-and-high-performance-computing/blob/master/src/7/7.2_3_paralle</w:t>
+        </w:r>
+        <w:r>
+          <w:rPr>
+            <w:rStyle w:val="a4"/>
+            <w:lang w:eastAsia="ru-RU"/>
+          </w:rPr>
+          <w:t>l</w:t>
+        </w:r>
+        <w:r>
+          <w:rPr>
+            <w:rStyle w:val="a4"/>
+            <w:lang w:eastAsia="ru-RU"/>
+          </w:rPr>
+          <w:t>_2.c</w:t>
+        </w:r>
+      </w:hyperlink>
+    </w:p>
+    <w:p>
+      <w:pPr>
+        <w:rPr>
+          <w:lang w:eastAsia="ru-RU"/>
+        </w:rPr>
+      </w:pPr>
+      <w:r>
+        <w:rPr>
+          <w:lang w:eastAsia="ru-RU"/>
+        </w:rPr>
+        <w:lastRenderedPageBreak/>
+        <w:t>В этом варианте количество потоков не задаётся пользователем.</w:t>
+      </w:r>
+    </w:p>
+    <w:p>
+      <w:pPr>
+        <w:rPr>
+          <w:lang w:eastAsia="ru-RU"/>
+        </w:rPr>
+      </w:pPr>
+      <w:r>
+        <w:rPr>
+          <w:lang w:eastAsia="ru-RU"/>
+        </w:rPr>
+        <w:t xml:space="preserve">    Оно определяется автоматически средой </w:t>
+      </w:r>
+      <w:proofErr w:type="spellStart"/>
+      <w:r>
+        <w:rPr>
+          <w:lang w:eastAsia="ru-RU"/>
+        </w:rPr>
+        <w:t>OpenMP</w:t>
+      </w:r>
+      <w:proofErr w:type="spellEnd"/>
+      <w:r>
+        <w:rPr>
+          <w:lang w:eastAsia="ru-RU"/>
+        </w:rPr>
+        <w:t>:</w:t>
+      </w:r>
+    </w:p>
+    <w:p>
+      <w:pPr>
+        <w:rPr>
+          <w:lang w:eastAsia="ru-RU"/>
+        </w:rPr>
+      </w:pPr>
+      <w:r>
+        <w:rPr>
+          <w:lang w:eastAsia="ru-RU"/>
+        </w:rPr>
+        <w:t xml:space="preserve">        - либо значением переменной окружения OMP_NUM_THREADS;</w:t>
+      </w:r>
+    </w:p>
+    <w:p>
+      <w:pPr>
+        <w:rPr>
+          <w:lang w:eastAsia="ru-RU"/>
+        </w:rPr>
+      </w:pPr>
+      <w:r>
+        <w:rPr>
+          <w:lang w:eastAsia="ru-RU"/>
+        </w:rPr>
+        <w:t xml:space="preserve">        - либо настройками </w:t>
+      </w:r>
+      <w:proofErr w:type="spellStart"/>
+      <w:r>
+        <w:rPr>
+          <w:lang w:eastAsia="ru-RU"/>
+        </w:rPr>
+        <w:t>OpenMP</w:t>
+      </w:r>
+      <w:proofErr w:type="spellEnd"/>
+      <w:r>
+        <w:rPr>
+          <w:lang w:eastAsia="ru-RU"/>
+        </w:rPr>
+        <w:t xml:space="preserve"> по умолчанию;</w:t>
+      </w:r>
+    </w:p>
+    <w:p>
+      <w:pPr>
+        <w:rPr>
+          <w:lang w:eastAsia="ru-RU"/>
+        </w:rPr>
+      </w:pPr>
+      <w:r>
+        <w:rPr>
+          <w:lang w:eastAsia="ru-RU"/>
+        </w:rPr>
+        <w:t xml:space="preserve">        - либо системным максимумом для данной машины.</w:t>
+      </w:r>
+    </w:p>
+    <w:p>
+      <w:pPr>
+        <w:rPr>
+          <w:lang w:val="en-US" w:eastAsia="ru-RU"/>
+        </w:rPr>
+      </w:pPr>
+      <w:proofErr w:type="spellStart"/>
+      <w:r>
+        <w:rPr>
+          <w:lang w:val="en-US" w:eastAsia="ru-RU"/>
+        </w:rPr>
+        <w:t>threads_count</w:t>
+      </w:r>
+      <w:proofErr w:type="spellEnd"/>
+      <w:r>
+        <w:rPr>
+          <w:lang w:val="en-US" w:eastAsia="ru-RU"/>
+        </w:rPr>
+        <w:t xml:space="preserve"> = </w:t>
+      </w:r>
+      <w:proofErr w:type="spellStart"/>
+      <w:r>
+        <w:rPr>
+          <w:lang w:val="en-US" w:eastAsia="ru-RU"/>
+        </w:rPr>
+        <w:t>omp_get_max_</w:t>
+      </w:r>
+      <w:proofErr w:type="gramStart"/>
+      <w:r>
+        <w:rPr>
+          <w:lang w:val="en-US" w:eastAsia="ru-RU"/>
+        </w:rPr>
+        <w:t>threads</w:t>
+      </w:r>
+      <w:proofErr w:type="spellEnd"/>
+      <w:r>
+        <w:rPr>
+          <w:lang w:val="en-US" w:eastAsia="ru-RU"/>
+        </w:rPr>
+        <w:t>(</w:t>
+      </w:r>
+      <w:proofErr w:type="gramEnd"/>
+      <w:r>
+        <w:rPr>
+          <w:lang w:val="en-US" w:eastAsia="ru-RU"/>
+        </w:rPr>
+        <w:t>);</w:t>
+      </w:r>
+    </w:p>
+    <w:p>
+      <w:pPr>
+        <w:rPr>
+          <w:lang w:eastAsia="ru-RU"/>
+        </w:rPr>
+      </w:pPr>
+      <w:r>
+        <w:rPr>
+          <w:lang w:val="en-US" w:eastAsia="ru-RU"/>
+        </w:rPr>
+        <w:t xml:space="preserve">    </w:t>
+      </w:r>
+      <w:r>
+        <w:rPr>
+          <w:lang w:eastAsia="ru-RU"/>
+        </w:rPr>
+        <w:t>То есть число потоков является внутренним параметром запуска, а не параметром задачи.</w:t>
+      </w:r>
+    </w:p>
+    <w:p>
+      <w:pPr>
+        <w:rPr>
+          <w:lang w:eastAsia="ru-RU"/>
+        </w:rPr>
+      </w:pPr>
+    </w:p>
     <w:sectPr>
-      <w:footerReference w:type="even" r:id="rId8"/>
-      <w:footerReference w:type="default" r:id="rId9"/>
-      <w:footerReference w:type="first" r:id="rId10"/>
+      <w:footerReference w:type="even" r:id="rId10"/>
+      <w:footerReference w:type="default" r:id="rId11"/>
+      <w:footerReference w:type="first" r:id="rId12"/>
       <w:pgSz w:w="11906" w:h="16838"/>
       <w:pgMar w:top="720" w:right="720" w:bottom="720" w:left="720" w:header="0" w:footer="458" w:gutter="0"/>
       <w:cols w:space="720"/>
@@ -2490,6 +9412,95 @@
 <file path=word/numbering.xml><?xml version="1.0" encoding="utf-8"?>
 <w:numbering xmlns:wpc="http://schemas.microsoft.com/office/word/2010/wordprocessingCanvas" xmlns:cx="http://schemas.microsoft.com/office/drawing/2014/chartex" xmlns:cx1="http://schemas.microsoft.com/office/drawing/2015/9/8/chartex" xmlns:cx2="http://schemas.microsoft.com/office/drawing/2015/10/21/chartex" xmlns:cx3="http://schemas.microsoft.com/office/drawing/2016/5/9/chartex" xmlns:cx4="http://schemas.microsoft.com/office/drawing/2016/5/10/chartex" xmlns:cx5="http://schemas.microsoft.com/office/drawing/2016/5/11/chartex" xmlns:cx6="http://schemas.microsoft.com/office/drawing/2016/5/12/chartex" xmlns:cx7="http://schemas.microsoft.com/office/drawing/2016/5/13/chartex" xmlns:cx8="http://schemas.microsoft.com/office/drawing/2016/5/14/chartex" xmlns:mc="http://schemas.openxmlformats.org/markup-compatibility/2006" xmlns:aink="http://schemas.microsoft.com/office/drawing/2016/ink" xmlns:am3d="http://schemas.microsoft.com/office/drawing/2017/model3d" xmlns:o="urn:schemas-microsoft-com:office:office" xmlns:oel="http://schemas.microsoft.com/office/2019/extlst" xmlns:r="http://schemas.openxmlformats.org/officeDocument/2006/relationships" xmlns:m="http://schemas.openxmlformats.org/officeDocument/2006/math" xmlns:v="urn:schemas-microsoft-com:vml" xmlns:wp14="http://schemas.microsoft.com/office/word/2010/wordprocessingDrawing" xmlns:wp="http://schemas.openxmlformats.org/drawingml/2006/wordprocessingDrawing" xmlns:w10="urn:schemas-microsoft-com:office:word" xmlns:w="http://schemas.openxmlformats.org/wordprocessingml/2006/main" xmlns:w14="http://schemas.microsoft.com/office/word/2010/wordml" xmlns:w15="http://schemas.microsoft.com/office/word/2012/wordml" xmlns:w16cex="http://schemas.microsoft.com/office/word/2018/wordml/cex" xmlns:w16cid="http://schemas.microsoft.com/office/word/2016/wordml/cid" xmlns:w16="http://schemas.microsoft.com/office/word/2018/wordml" xmlns:w16du="http://schemas.microsoft.com/office/word/2023/wordml/word16du" xmlns:w16sdtdh="http://schemas.microsoft.com/office/word/2020/wordml/sdtdatahash" xmlns:w16sdtfl="http://schemas.microsoft.com/office/word/2024/wordml/sdtformatlock" xmlns:w16se="http://schemas.microsoft.com/office/word/2015/wordml/symex" xmlns:wpg="http://schemas.microsoft.com/office/word/2010/wordprocessingGroup" xmlns:wpi="http://schemas.microsoft.com/office/word/2010/wordprocessingInk" xmlns:wne="http://schemas.microsoft.com/office/word/2006/wordml" xmlns:wps="http://schemas.microsoft.com/office/word/2010/wordprocessingShape" mc:Ignorable="w14 w15 w16se w16cid w16 w16cex w16sdtdh w16sdtfl w16du wp14">
   <w:abstractNum w:abstractNumId="0" w15:restartNumberingAfterBreak="0">
+    <w:nsid w:val="251831DD"/>
+    <w:multiLevelType w:val="hybridMultilevel"/>
+    <w:tmpl w:val="5A9098A4"/>
+    <w:lvl w:ilvl="0" w:tplc="0419000F">
+      <w:start w:val="1"/>
+      <w:numFmt w:val="decimal"/>
+      <w:lvlText w:val="%1."/>
+      <w:lvlJc w:val="left"/>
+      <w:pPr>
+        <w:ind w:left="720" w:hanging="360"/>
+      </w:pPr>
+      <w:rPr>
+        <w:rFonts w:hint="default"/>
+      </w:rPr>
+    </w:lvl>
+    <w:lvl w:ilvl="1" w:tplc="04190019" w:tentative="1">
+      <w:start w:val="1"/>
+      <w:numFmt w:val="lowerLetter"/>
+      <w:lvlText w:val="%2."/>
+      <w:lvlJc w:val="left"/>
+      <w:pPr>
+        <w:ind w:left="1440" w:hanging="360"/>
+      </w:pPr>
+    </w:lvl>
+    <w:lvl w:ilvl="2" w:tplc="0419001B" w:tentative="1">
+      <w:start w:val="1"/>
+      <w:numFmt w:val="lowerRoman"/>
+      <w:lvlText w:val="%3."/>
+      <w:lvlJc w:val="right"/>
+      <w:pPr>
+        <w:ind w:left="2160" w:hanging="180"/>
+      </w:pPr>
+    </w:lvl>
+    <w:lvl w:ilvl="3" w:tplc="0419000F" w:tentative="1">
+      <w:start w:val="1"/>
+      <w:numFmt w:val="decimal"/>
+      <w:lvlText w:val="%4."/>
+      <w:lvlJc w:val="left"/>
+      <w:pPr>
+        <w:ind w:left="2880" w:hanging="360"/>
+      </w:pPr>
+    </w:lvl>
+    <w:lvl w:ilvl="4" w:tplc="04190019" w:tentative="1">
+      <w:start w:val="1"/>
+      <w:numFmt w:val="lowerLetter"/>
+      <w:lvlText w:val="%5."/>
+      <w:lvlJc w:val="left"/>
+      <w:pPr>
+        <w:ind w:left="3600" w:hanging="360"/>
+      </w:pPr>
+    </w:lvl>
+    <w:lvl w:ilvl="5" w:tplc="0419001B" w:tentative="1">
+      <w:start w:val="1"/>
+      <w:numFmt w:val="lowerRoman"/>
+      <w:lvlText w:val="%6."/>
+      <w:lvlJc w:val="right"/>
+      <w:pPr>
+        <w:ind w:left="4320" w:hanging="180"/>
+      </w:pPr>
+    </w:lvl>
+    <w:lvl w:ilvl="6" w:tplc="0419000F" w:tentative="1">
+      <w:start w:val="1"/>
+      <w:numFmt w:val="decimal"/>
+      <w:lvlText w:val="%7."/>
+      <w:lvlJc w:val="left"/>
+      <w:pPr>
+        <w:ind w:left="5040" w:hanging="360"/>
+      </w:pPr>
+    </w:lvl>
+    <w:lvl w:ilvl="7" w:tplc="04190019" w:tentative="1">
+      <w:start w:val="1"/>
+      <w:numFmt w:val="lowerLetter"/>
+      <w:lvlText w:val="%8."/>
+      <w:lvlJc w:val="left"/>
+      <w:pPr>
+        <w:ind w:left="5760" w:hanging="360"/>
+      </w:pPr>
+    </w:lvl>
+    <w:lvl w:ilvl="8" w:tplc="0419001B" w:tentative="1">
+      <w:start w:val="1"/>
+      <w:numFmt w:val="lowerRoman"/>
+      <w:lvlText w:val="%9."/>
+      <w:lvlJc w:val="right"/>
+      <w:pPr>
+        <w:ind w:left="6480" w:hanging="180"/>
+      </w:pPr>
+    </w:lvl>
+  </w:abstractNum>
+  <w:abstractNum w:abstractNumId="1" w15:restartNumberingAfterBreak="0">
     <w:nsid w:val="63882339"/>
     <w:multiLevelType w:val="multilevel"/>
     <w:tmpl w:val="06F066D4"/>
@@ -2602,7 +9613,7 @@
       </w:pPr>
     </w:lvl>
   </w:abstractNum>
-  <w:abstractNum w:abstractNumId="1" w15:restartNumberingAfterBreak="0">
+  <w:abstractNum w:abstractNumId="2" w15:restartNumberingAfterBreak="0">
     <w:nsid w:val="7D4D4B30"/>
     <w:multiLevelType w:val="multilevel"/>
     <w:tmpl w:val="4A3A0882"/>
@@ -2724,7 +9735,7 @@
       </w:pPr>
     </w:lvl>
   </w:abstractNum>
-  <w:abstractNum w:abstractNumId="2" w15:restartNumberingAfterBreak="0">
+  <w:abstractNum w:abstractNumId="3" w15:restartNumberingAfterBreak="0">
     <w:nsid w:val="7E431BFE"/>
     <w:multiLevelType w:val="multilevel"/>
     <w:tmpl w:val="E4868A0A"/>
@@ -2843,16 +9854,19 @@
     </w:lvl>
   </w:abstractNum>
   <w:num w:numId="1" w16cid:durableId="1133405663">
+    <w:abstractNumId w:val="3"/>
+  </w:num>
+  <w:num w:numId="2" w16cid:durableId="1215048902">
+    <w:abstractNumId w:val="1"/>
+  </w:num>
+  <w:num w:numId="3" w16cid:durableId="1986810188">
     <w:abstractNumId w:val="2"/>
   </w:num>
-  <w:num w:numId="2" w16cid:durableId="1215048902">
+  <w:num w:numId="4" w16cid:durableId="962924352">
+    <w:abstractNumId w:val="3"/>
+  </w:num>
+  <w:num w:numId="5" w16cid:durableId="1211111959">
     <w:abstractNumId w:val="0"/>
-  </w:num>
-  <w:num w:numId="3" w16cid:durableId="1986810188">
-    <w:abstractNumId w:val="1"/>
-  </w:num>
-  <w:num w:numId="4" w16cid:durableId="962924352">
-    <w:abstractNumId w:val="2"/>
   </w:num>
 </w:numbering>
 </file>
@@ -3255,7 +10269,7 @@
   <w:style w:type="paragraph" w:default="1" w:styleId="a">
     <w:name w:val="Normal"/>
     <w:qFormat/>
-    <w:rsid w:val="005D58F5"/>
+    <w:rsid w:val="00757F5F"/>
     <w:pPr>
       <w:spacing w:after="160" w:line="360" w:lineRule="auto"/>
     </w:pPr>
@@ -3994,6 +11008,18 @@
       <w:lang w:eastAsia="ru-RU"/>
     </w:rPr>
   </w:style>
+  <w:style w:type="character" w:styleId="aff0">
+    <w:name w:val="Unresolved Mention"/>
+    <w:basedOn w:val="a1"/>
+    <w:uiPriority w:val="99"/>
+    <w:semiHidden/>
+    <w:unhideWhenUsed/>
+    <w:rsid w:val="00757F5F"/>
+    <w:rPr>
+      <w:color w:val="605E5C"/>
+      <w:shd w:val="clear" w:color="auto" w:fill="E1DFDD"/>
+    </w:rPr>
+  </w:style>
 </w:styles>
 </file>
 
